--- a/docs/Inteligencia-Palacio-Recorrido-de-la-demo.docx
+++ b/docs/Inteligencia-Palacio-Recorrido-de-la-demo.docx
@@ -7,7 +7,7 @@
         <w:pStyle w:val="NormalWeb"/>
         <w:spacing w:before="0" w:beforeAutospacing="0" w:after="40" w:afterAutospacing="0"/>
         <w:jc w:val="center"/>
-        <w:divId w:val="781343403"/>
+        <w:divId w:val="1080173859"/>
         <w:rPr>
           <w:rFonts w:ascii="Aptos" w:hAnsi="Aptos"/>
           <w:color w:val="0F6E6E"/>
@@ -32,7 +32,7 @@
         <w:pStyle w:val="NormalWeb"/>
         <w:spacing w:before="0" w:beforeAutospacing="0" w:after="280" w:afterAutospacing="0"/>
         <w:jc w:val="center"/>
-        <w:divId w:val="781343403"/>
+        <w:divId w:val="1080173859"/>
         <w:rPr>
           <w:rFonts w:ascii="Aptos" w:hAnsi="Aptos"/>
           <w:color w:val="1F2328"/>
@@ -55,7 +55,7 @@
         <w:pStyle w:val="NormalWeb"/>
         <w:spacing w:before="0" w:beforeAutospacing="0" w:after="440" w:afterAutospacing="0"/>
         <w:jc w:val="center"/>
-        <w:divId w:val="781343403"/>
+        <w:divId w:val="1080173859"/>
         <w:rPr>
           <w:rFonts w:ascii="Aptos" w:hAnsi="Aptos"/>
           <w:color w:val="0A4F4F"/>
@@ -78,7 +78,7 @@
         <w:pStyle w:val="NormalWeb"/>
         <w:spacing w:before="0" w:beforeAutospacing="0" w:after="140" w:afterAutospacing="0"/>
         <w:jc w:val="center"/>
-        <w:divId w:val="781343403"/>
+        <w:divId w:val="1080173859"/>
         <w:rPr>
           <w:rFonts w:ascii="Aptos" w:hAnsi="Aptos"/>
           <w:color w:val="5A6A6A"/>
@@ -103,7 +103,7 @@
         <w:pStyle w:val="NormalWeb"/>
         <w:spacing w:before="0" w:beforeAutospacing="0" w:after="140" w:afterAutospacing="0"/>
         <w:jc w:val="center"/>
-        <w:divId w:val="781343403"/>
+        <w:divId w:val="1080173859"/>
         <w:rPr>
           <w:rFonts w:ascii="Aptos" w:hAnsi="Aptos"/>
           <w:color w:val="5A6A6A"/>
@@ -126,7 +126,7 @@
         <w:pStyle w:val="NormalWeb"/>
         <w:spacing w:before="0" w:beforeAutospacing="0" w:after="140" w:afterAutospacing="0"/>
         <w:jc w:val="center"/>
-        <w:divId w:val="781343403"/>
+        <w:divId w:val="1080173859"/>
         <w:rPr>
           <w:rFonts w:ascii="Aptos" w:hAnsi="Aptos"/>
           <w:color w:val="5A6A6A"/>
@@ -149,7 +149,7 @@
         <w:pStyle w:val="NormalWeb"/>
         <w:spacing w:before="0" w:beforeAutospacing="0" w:after="140" w:afterAutospacing="0"/>
         <w:jc w:val="center"/>
-        <w:divId w:val="781343403"/>
+        <w:divId w:val="1080173859"/>
         <w:rPr>
           <w:rFonts w:ascii="Aptos" w:hAnsi="Aptos"/>
           <w:color w:val="5A6A6A"/>
@@ -172,7 +172,7 @@
         <w:pStyle w:val="NormalWeb"/>
         <w:spacing w:before="0" w:beforeAutospacing="0" w:after="140" w:afterAutospacing="0"/>
         <w:jc w:val="center"/>
-        <w:divId w:val="781343403"/>
+        <w:divId w:val="1080173859"/>
         <w:rPr>
           <w:rFonts w:ascii="Aptos" w:hAnsi="Aptos"/>
           <w:color w:val="5A6A6A"/>
@@ -279,7 +279,7 @@
         </w:rPr>
         <w:fldChar w:fldCharType="separate"/>
       </w:r>
-      <w:hyperlink w:anchor="_Toc237356006" w:history="1">
+      <w:hyperlink w:anchor="_Toc237358792" w:history="1">
         <w:r>
           <w:rPr>
             <w:rStyle w:val="Hyperlink"/>
@@ -315,7 +315,7 @@
             <w:color w:val="0A4F4F"/>
             <w:sz w:val="22"/>
           </w:rPr>
-          <w:instrText xml:space="preserve"> PAGEREF _Toc237356006 \h </w:instrText>
+          <w:instrText xml:space="preserve"> PAGEREF _Toc237358792 \h </w:instrText>
         </w:r>
         <w:r>
           <w:rPr>
@@ -370,7 +370,7 @@
           <w14:ligatures w14:val="standardContextual"/>
         </w:rPr>
       </w:pPr>
-      <w:hyperlink w:anchor="_Toc237356007" w:history="1">
+      <w:hyperlink w:anchor="_Toc237358793" w:history="1">
         <w:r>
           <w:rPr>
             <w:rStyle w:val="Hyperlink"/>
@@ -406,7 +406,7 @@
             <w:color w:val="0A4F4F"/>
             <w:sz w:val="22"/>
           </w:rPr>
-          <w:instrText xml:space="preserve"> PAGEREF _Toc237356007 \h </w:instrText>
+          <w:instrText xml:space="preserve"> PAGEREF _Toc237358793 \h </w:instrText>
         </w:r>
         <w:r>
           <w:rPr>
@@ -461,7 +461,7 @@
           <w14:ligatures w14:val="standardContextual"/>
         </w:rPr>
       </w:pPr>
-      <w:hyperlink w:anchor="_Toc237356008" w:history="1">
+      <w:hyperlink w:anchor="_Toc237358794" w:history="1">
         <w:r>
           <w:rPr>
             <w:rStyle w:val="Hyperlink"/>
@@ -497,7 +497,7 @@
             <w:color w:val="0A4F4F"/>
             <w:sz w:val="22"/>
           </w:rPr>
-          <w:instrText xml:space="preserve"> PAGEREF _Toc237356008 \h </w:instrText>
+          <w:instrText xml:space="preserve"> PAGEREF _Toc237358794 \h </w:instrText>
         </w:r>
         <w:r>
           <w:rPr>
@@ -552,7 +552,7 @@
           <w14:ligatures w14:val="standardContextual"/>
         </w:rPr>
       </w:pPr>
-      <w:hyperlink w:anchor="_Toc237356009" w:history="1">
+      <w:hyperlink w:anchor="_Toc237358795" w:history="1">
         <w:r>
           <w:rPr>
             <w:rStyle w:val="Hyperlink"/>
@@ -588,7 +588,7 @@
             <w:color w:val="0A4F4F"/>
             <w:sz w:val="22"/>
           </w:rPr>
-          <w:instrText xml:space="preserve"> PAGEREF _Toc237356009 \h </w:instrText>
+          <w:instrText xml:space="preserve"> PAGEREF _Toc237358795 \h </w:instrText>
         </w:r>
         <w:r>
           <w:rPr>
@@ -643,7 +643,7 @@
           <w14:ligatures w14:val="standardContextual"/>
         </w:rPr>
       </w:pPr>
-      <w:hyperlink w:anchor="_Toc237356010" w:history="1">
+      <w:hyperlink w:anchor="_Toc237358796" w:history="1">
         <w:r>
           <w:rPr>
             <w:rStyle w:val="Hyperlink"/>
@@ -679,7 +679,7 @@
             <w:color w:val="0A4F4F"/>
             <w:sz w:val="22"/>
           </w:rPr>
-          <w:instrText xml:space="preserve"> PAGEREF _Toc237356010 \h </w:instrText>
+          <w:instrText xml:space="preserve"> PAGEREF _Toc237358796 \h </w:instrText>
         </w:r>
         <w:r>
           <w:rPr>
@@ -734,7 +734,7 @@
           <w14:ligatures w14:val="standardContextual"/>
         </w:rPr>
       </w:pPr>
-      <w:hyperlink w:anchor="_Toc237356011" w:history="1">
+      <w:hyperlink w:anchor="_Toc237358797" w:history="1">
         <w:r>
           <w:rPr>
             <w:rStyle w:val="Hyperlink"/>
@@ -770,7 +770,7 @@
             <w:color w:val="0A4F4F"/>
             <w:sz w:val="22"/>
           </w:rPr>
-          <w:instrText xml:space="preserve"> PAGEREF _Toc237356011 \h </w:instrText>
+          <w:instrText xml:space="preserve"> PAGEREF _Toc237358797 \h </w:instrText>
         </w:r>
         <w:r>
           <w:rPr>
@@ -825,7 +825,7 @@
           <w14:ligatures w14:val="standardContextual"/>
         </w:rPr>
       </w:pPr>
-      <w:hyperlink w:anchor="_Toc237356012" w:history="1">
+      <w:hyperlink w:anchor="_Toc237358798" w:history="1">
         <w:r>
           <w:rPr>
             <w:rStyle w:val="Hyperlink"/>
@@ -861,7 +861,7 @@
             <w:color w:val="0A4F4F"/>
             <w:sz w:val="22"/>
           </w:rPr>
-          <w:instrText xml:space="preserve"> PAGEREF _Toc237356012 \h </w:instrText>
+          <w:instrText xml:space="preserve"> PAGEREF _Toc237358798 \h </w:instrText>
         </w:r>
         <w:r>
           <w:rPr>
@@ -916,7 +916,7 @@
           <w14:ligatures w14:val="standardContextual"/>
         </w:rPr>
       </w:pPr>
-      <w:hyperlink w:anchor="_Toc237356013" w:history="1">
+      <w:hyperlink w:anchor="_Toc237358799" w:history="1">
         <w:r>
           <w:rPr>
             <w:rStyle w:val="Hyperlink"/>
@@ -952,7 +952,7 @@
             <w:color w:val="0A4F4F"/>
             <w:sz w:val="22"/>
           </w:rPr>
-          <w:instrText xml:space="preserve"> PAGEREF _Toc237356013 \h </w:instrText>
+          <w:instrText xml:space="preserve"> PAGEREF _Toc237358799 \h </w:instrText>
         </w:r>
         <w:r>
           <w:rPr>
@@ -1007,7 +1007,7 @@
           <w14:ligatures w14:val="standardContextual"/>
         </w:rPr>
       </w:pPr>
-      <w:hyperlink w:anchor="_Toc237356014" w:history="1">
+      <w:hyperlink w:anchor="_Toc237358800" w:history="1">
         <w:r>
           <w:rPr>
             <w:rStyle w:val="Hyperlink"/>
@@ -1043,7 +1043,7 @@
             <w:color w:val="0A4F4F"/>
             <w:sz w:val="22"/>
           </w:rPr>
-          <w:instrText xml:space="preserve"> PAGEREF _Toc237356014 \h </w:instrText>
+          <w:instrText xml:space="preserve"> PAGEREF _Toc237358800 \h </w:instrText>
         </w:r>
         <w:r>
           <w:rPr>
@@ -1098,7 +1098,7 @@
           <w14:ligatures w14:val="standardContextual"/>
         </w:rPr>
       </w:pPr>
-      <w:hyperlink w:anchor="_Toc237356015" w:history="1">
+      <w:hyperlink w:anchor="_Toc237358801" w:history="1">
         <w:r>
           <w:rPr>
             <w:rStyle w:val="Hyperlink"/>
@@ -1134,7 +1134,7 @@
             <w:color w:val="0A4F4F"/>
             <w:sz w:val="22"/>
           </w:rPr>
-          <w:instrText xml:space="preserve"> PAGEREF _Toc237356015 \h </w:instrText>
+          <w:instrText xml:space="preserve"> PAGEREF _Toc237358801 \h </w:instrText>
         </w:r>
         <w:r>
           <w:rPr>
@@ -1160,7 +1160,7 @@
             <w:color w:val="0A4F4F"/>
             <w:sz w:val="22"/>
           </w:rPr>
-          <w:t>15</w:t>
+          <w:t>16</w:t>
         </w:r>
         <w:r>
           <w:rPr>
@@ -1189,7 +1189,7 @@
           <w14:ligatures w14:val="standardContextual"/>
         </w:rPr>
       </w:pPr>
-      <w:hyperlink w:anchor="_Toc237356016" w:history="1">
+      <w:hyperlink w:anchor="_Toc237358802" w:history="1">
         <w:r>
           <w:rPr>
             <w:rStyle w:val="Hyperlink"/>
@@ -1225,7 +1225,7 @@
             <w:color w:val="0A4F4F"/>
             <w:sz w:val="22"/>
           </w:rPr>
-          <w:instrText xml:space="preserve"> PAGEREF _Toc237356016 \h </w:instrText>
+          <w:instrText xml:space="preserve"> PAGEREF _Toc237358802 \h </w:instrText>
         </w:r>
         <w:r>
           <w:rPr>
@@ -1280,7 +1280,7 @@
           <w14:ligatures w14:val="standardContextual"/>
         </w:rPr>
       </w:pPr>
-      <w:hyperlink w:anchor="_Toc237356017" w:history="1">
+      <w:hyperlink w:anchor="_Toc237358803" w:history="1">
         <w:r>
           <w:rPr>
             <w:rStyle w:val="Hyperlink"/>
@@ -1316,7 +1316,7 @@
             <w:color w:val="0A4F4F"/>
             <w:sz w:val="22"/>
           </w:rPr>
-          <w:instrText xml:space="preserve"> PAGEREF _Toc237356017 \h </w:instrText>
+          <w:instrText xml:space="preserve"> PAGEREF _Toc237358803 \h </w:instrText>
         </w:r>
         <w:r>
           <w:rPr>
@@ -1342,7 +1342,7 @@
             <w:color w:val="0A4F4F"/>
             <w:sz w:val="22"/>
           </w:rPr>
-          <w:t>18</w:t>
+          <w:t>19</w:t>
         </w:r>
         <w:r>
           <w:rPr>
@@ -1371,7 +1371,7 @@
           <w14:ligatures w14:val="standardContextual"/>
         </w:rPr>
       </w:pPr>
-      <w:hyperlink w:anchor="_Toc237356018" w:history="1">
+      <w:hyperlink w:anchor="_Toc237358804" w:history="1">
         <w:r>
           <w:rPr>
             <w:rStyle w:val="Hyperlink"/>
@@ -1407,7 +1407,7 @@
             <w:color w:val="0A4F4F"/>
             <w:sz w:val="22"/>
           </w:rPr>
-          <w:instrText xml:space="preserve"> PAGEREF _Toc237356018 \h </w:instrText>
+          <w:instrText xml:space="preserve"> PAGEREF _Toc237358804 \h </w:instrText>
         </w:r>
         <w:r>
           <w:rPr>
@@ -1462,7 +1462,7 @@
           <w14:ligatures w14:val="standardContextual"/>
         </w:rPr>
       </w:pPr>
-      <w:hyperlink w:anchor="_Toc237356019" w:history="1">
+      <w:hyperlink w:anchor="_Toc237358805" w:history="1">
         <w:r>
           <w:rPr>
             <w:rStyle w:val="Hyperlink"/>
@@ -1498,7 +1498,7 @@
             <w:color w:val="0A4F4F"/>
             <w:sz w:val="22"/>
           </w:rPr>
-          <w:instrText xml:space="preserve"> PAGEREF _Toc237356019 \h </w:instrText>
+          <w:instrText xml:space="preserve"> PAGEREF _Toc237358805 \h </w:instrText>
         </w:r>
         <w:r>
           <w:rPr>
@@ -1553,7 +1553,7 @@
           <w14:ligatures w14:val="standardContextual"/>
         </w:rPr>
       </w:pPr>
-      <w:hyperlink w:anchor="_Toc237356020" w:history="1">
+      <w:hyperlink w:anchor="_Toc237358806" w:history="1">
         <w:r>
           <w:rPr>
             <w:rStyle w:val="Hyperlink"/>
@@ -1589,7 +1589,7 @@
             <w:color w:val="0A4F4F"/>
             <w:sz w:val="22"/>
           </w:rPr>
-          <w:instrText xml:space="preserve"> PAGEREF _Toc237356020 \h </w:instrText>
+          <w:instrText xml:space="preserve"> PAGEREF _Toc237358806 \h </w:instrText>
         </w:r>
         <w:r>
           <w:rPr>
@@ -1615,7 +1615,7 @@
             <w:color w:val="0A4F4F"/>
             <w:sz w:val="22"/>
           </w:rPr>
-          <w:t>27</w:t>
+          <w:t>28</w:t>
         </w:r>
         <w:r>
           <w:rPr>
@@ -1644,7 +1644,7 @@
           <w14:ligatures w14:val="standardContextual"/>
         </w:rPr>
       </w:pPr>
-      <w:hyperlink w:anchor="_Toc237356021" w:history="1">
+      <w:hyperlink w:anchor="_Toc237358807" w:history="1">
         <w:r>
           <w:rPr>
             <w:rStyle w:val="Hyperlink"/>
@@ -1680,98 +1680,7 @@
             <w:color w:val="0A4F4F"/>
             <w:sz w:val="22"/>
           </w:rPr>
-          <w:instrText xml:space="preserve"> PAGEREF _Toc237356021 \h </w:instrText>
-        </w:r>
-        <w:r>
-          <w:rPr>
-            <w:rFonts w:ascii="Aptos" w:hAnsi="Aptos"/>
-            <w:noProof/>
-            <w:color w:val="0A4F4F"/>
-            <w:sz w:val="22"/>
-          </w:rPr>
-        </w:r>
-        <w:r>
-          <w:rPr>
-            <w:rFonts w:ascii="Aptos" w:hAnsi="Aptos"/>
-            <w:noProof/>
-            <w:color w:val="0A4F4F"/>
-            <w:sz w:val="22"/>
-          </w:rPr>
-          <w:fldChar w:fldCharType="separate"/>
-        </w:r>
-        <w:r>
-          <w:rPr>
-            <w:rFonts w:ascii="Aptos" w:hAnsi="Aptos"/>
-            <w:noProof/>
-            <w:color w:val="0A4F4F"/>
-            <w:sz w:val="22"/>
-          </w:rPr>
-          <w:t>29</w:t>
-        </w:r>
-        <w:r>
-          <w:rPr>
-            <w:rFonts w:ascii="Aptos" w:hAnsi="Aptos"/>
-            <w:noProof/>
-            <w:color w:val="0A4F4F"/>
-            <w:sz w:val="22"/>
-          </w:rPr>
-          <w:fldChar w:fldCharType="end"/>
-        </w:r>
-      </w:hyperlink>
-    </w:p>
-    <w:p>
-      <w:pPr>
-        <w:pStyle w:val="TOC1"/>
-        <w:tabs>
-          <w:tab w:val="right" w:leader="dot" w:pos="9396"/>
-        </w:tabs>
-        <w:spacing w:after="80"/>
-        <w:rPr>
-          <w:rFonts w:ascii="Aptos" w:hAnsi="Aptos" w:cstheme="minorBidi"/>
-          <w:noProof/>
-          <w:color w:val="0A4F4F"/>
-          <w:kern w:val="2"/>
-          <w:sz w:val="22"/>
-          <w14:ligatures w14:val="standardContextual"/>
-        </w:rPr>
-      </w:pPr>
-      <w:hyperlink w:anchor="_Toc237356022" w:history="1">
-        <w:r>
-          <w:rPr>
-            <w:rStyle w:val="Hyperlink"/>
-            <w:rFonts w:ascii="Aptos" w:eastAsia="Times New Roman" w:hAnsi="Aptos"/>
-            <w:noProof/>
-            <w:color w:val="0A4F4F"/>
-            <w:sz w:val="22"/>
-          </w:rPr>
-          <w:t>Anexo C — Qué corre en vivo y qué está preparado</w:t>
-        </w:r>
-        <w:r>
-          <w:rPr>
-            <w:rFonts w:ascii="Aptos" w:hAnsi="Aptos"/>
-            <w:noProof/>
-            <w:color w:val="0A4F4F"/>
-            <w:sz w:val="22"/>
-          </w:rPr>
-          <w:tab/>
-        </w:r>
-        <w:r>
-          <w:rPr>
-            <w:rFonts w:ascii="Aptos" w:hAnsi="Aptos"/>
-            <w:noProof/>
-            <w:color w:val="0A4F4F"/>
-            <w:sz w:val="22"/>
-          </w:rPr>
-          <w:fldChar w:fldCharType="begin"/>
-        </w:r>
-        <w:r>
-          <w:rPr>
-            <w:rFonts w:ascii="Aptos" w:hAnsi="Aptos"/>
-            <w:noProof/>
-            <w:color w:val="0A4F4F"/>
-            <w:sz w:val="22"/>
-          </w:rPr>
-          <w:instrText xml:space="preserve"> PAGEREF _Toc237356022 \h </w:instrText>
+          <w:instrText xml:space="preserve"> PAGEREF _Toc237358807 \h </w:instrText>
         </w:r>
         <w:r>
           <w:rPr>
@@ -1826,7 +1735,98 @@
           <w14:ligatures w14:val="standardContextual"/>
         </w:rPr>
       </w:pPr>
-      <w:hyperlink w:anchor="_Toc237356023" w:history="1">
+      <w:hyperlink w:anchor="_Toc237358808" w:history="1">
+        <w:r>
+          <w:rPr>
+            <w:rStyle w:val="Hyperlink"/>
+            <w:rFonts w:ascii="Aptos" w:eastAsia="Times New Roman" w:hAnsi="Aptos"/>
+            <w:noProof/>
+            <w:color w:val="0A4F4F"/>
+            <w:sz w:val="22"/>
+          </w:rPr>
+          <w:t>Anexo C — Qué corre en vivo y qué está preparado</w:t>
+        </w:r>
+        <w:r>
+          <w:rPr>
+            <w:rFonts w:ascii="Aptos" w:hAnsi="Aptos"/>
+            <w:noProof/>
+            <w:color w:val="0A4F4F"/>
+            <w:sz w:val="22"/>
+          </w:rPr>
+          <w:tab/>
+        </w:r>
+        <w:r>
+          <w:rPr>
+            <w:rFonts w:ascii="Aptos" w:hAnsi="Aptos"/>
+            <w:noProof/>
+            <w:color w:val="0A4F4F"/>
+            <w:sz w:val="22"/>
+          </w:rPr>
+          <w:fldChar w:fldCharType="begin"/>
+        </w:r>
+        <w:r>
+          <w:rPr>
+            <w:rFonts w:ascii="Aptos" w:hAnsi="Aptos"/>
+            <w:noProof/>
+            <w:color w:val="0A4F4F"/>
+            <w:sz w:val="22"/>
+          </w:rPr>
+          <w:instrText xml:space="preserve"> PAGEREF _Toc237358808 \h </w:instrText>
+        </w:r>
+        <w:r>
+          <w:rPr>
+            <w:rFonts w:ascii="Aptos" w:hAnsi="Aptos"/>
+            <w:noProof/>
+            <w:color w:val="0A4F4F"/>
+            <w:sz w:val="22"/>
+          </w:rPr>
+        </w:r>
+        <w:r>
+          <w:rPr>
+            <w:rFonts w:ascii="Aptos" w:hAnsi="Aptos"/>
+            <w:noProof/>
+            <w:color w:val="0A4F4F"/>
+            <w:sz w:val="22"/>
+          </w:rPr>
+          <w:fldChar w:fldCharType="separate"/>
+        </w:r>
+        <w:r>
+          <w:rPr>
+            <w:rFonts w:ascii="Aptos" w:hAnsi="Aptos"/>
+            <w:noProof/>
+            <w:color w:val="0A4F4F"/>
+            <w:sz w:val="22"/>
+          </w:rPr>
+          <w:t>31</w:t>
+        </w:r>
+        <w:r>
+          <w:rPr>
+            <w:rFonts w:ascii="Aptos" w:hAnsi="Aptos"/>
+            <w:noProof/>
+            <w:color w:val="0A4F4F"/>
+            <w:sz w:val="22"/>
+          </w:rPr>
+          <w:fldChar w:fldCharType="end"/>
+        </w:r>
+      </w:hyperlink>
+    </w:p>
+    <w:p>
+      <w:pPr>
+        <w:pStyle w:val="TOC1"/>
+        <w:tabs>
+          <w:tab w:val="right" w:leader="dot" w:pos="9396"/>
+        </w:tabs>
+        <w:spacing w:after="80"/>
+        <w:rPr>
+          <w:rFonts w:ascii="Aptos" w:hAnsi="Aptos" w:cstheme="minorBidi"/>
+          <w:noProof/>
+          <w:color w:val="0A4F4F"/>
+          <w:kern w:val="2"/>
+          <w:sz w:val="22"/>
+          <w14:ligatures w14:val="standardContextual"/>
+        </w:rPr>
+      </w:pPr>
+      <w:hyperlink w:anchor="_Toc237358809" w:history="1">
         <w:r>
           <w:rPr>
             <w:rStyle w:val="Hyperlink"/>
@@ -1862,7 +1862,7 @@
             <w:color w:val="0A4F4F"/>
             <w:sz w:val="22"/>
           </w:rPr>
-          <w:instrText xml:space="preserve"> PAGEREF _Toc237356023 \h </w:instrText>
+          <w:instrText xml:space="preserve"> PAGEREF _Toc237358809 \h </w:instrText>
         </w:r>
         <w:r>
           <w:rPr>
@@ -1888,7 +1888,7 @@
             <w:color w:val="0A4F4F"/>
             <w:sz w:val="22"/>
           </w:rPr>
-          <w:t>33</w:t>
+          <w:t>34</w:t>
         </w:r>
         <w:r>
           <w:rPr>
@@ -1956,7 +1956,7 @@
           <w:szCs w:val="30"/>
         </w:rPr>
       </w:pPr>
-      <w:bookmarkStart w:id="0" w:name="_Toc237356006"/>
+      <w:bookmarkStart w:id="0" w:name="_Toc237358792"/>
       <w:r>
         <w:rPr>
           <w:rFonts w:eastAsia="Times New Roman"/>
@@ -2350,7 +2350,7 @@
           <w:szCs w:val="30"/>
         </w:rPr>
       </w:pPr>
-      <w:bookmarkStart w:id="1" w:name="_Toc237356007"/>
+      <w:bookmarkStart w:id="1" w:name="_Toc237358793"/>
       <w:r>
         <w:rPr>
           <w:rFonts w:eastAsia="Times New Roman"/>
@@ -2413,7 +2413,7 @@
         <w:shd w:val="clear" w:color="auto" w:fill="EAF4F4"/>
         <w:spacing w:before="60" w:beforeAutospacing="0" w:after="60" w:afterAutospacing="0" w:line="324" w:lineRule="auto"/>
         <w:ind w:left="200" w:right="120"/>
-        <w:divId w:val="801776425"/>
+        <w:divId w:val="828600049"/>
         <w:rPr>
           <w:rFonts w:ascii="Aptos" w:hAnsi="Aptos"/>
           <w:color w:val="0A4F4F"/>
@@ -2887,7 +2887,7 @@
         <w:shd w:val="clear" w:color="auto" w:fill="EAF4F4"/>
         <w:spacing w:before="60" w:beforeAutospacing="0" w:after="60" w:afterAutospacing="0" w:line="324" w:lineRule="auto"/>
         <w:ind w:left="200" w:right="120"/>
-        <w:divId w:val="2011832896"/>
+        <w:divId w:val="1614484013"/>
         <w:rPr>
           <w:rFonts w:ascii="Aptos" w:hAnsi="Aptos"/>
           <w:color w:val="0A4F4F"/>
@@ -3426,7 +3426,7 @@
           <w:szCs w:val="30"/>
         </w:rPr>
       </w:pPr>
-      <w:bookmarkStart w:id="2" w:name="_Toc237356008"/>
+      <w:bookmarkStart w:id="2" w:name="_Toc237358794"/>
       <w:r>
         <w:rPr>
           <w:rFonts w:eastAsia="Times New Roman"/>
@@ -5299,7 +5299,7 @@
           <w:szCs w:val="30"/>
         </w:rPr>
       </w:pPr>
-      <w:bookmarkStart w:id="3" w:name="_Toc237356009"/>
+      <w:bookmarkStart w:id="3" w:name="_Toc237358795"/>
       <w:r>
         <w:rPr>
           <w:rFonts w:eastAsia="Times New Roman"/>
@@ -6544,7 +6544,7 @@
           <w:szCs w:val="30"/>
         </w:rPr>
       </w:pPr>
-      <w:bookmarkStart w:id="4" w:name="_Toc237356010"/>
+      <w:bookmarkStart w:id="4" w:name="_Toc237358796"/>
       <w:r>
         <w:rPr>
           <w:rFonts w:eastAsia="Times New Roman"/>
@@ -7940,7 +7940,7 @@
           <w:szCs w:val="30"/>
         </w:rPr>
       </w:pPr>
-      <w:bookmarkStart w:id="5" w:name="_Toc237356011"/>
+      <w:bookmarkStart w:id="5" w:name="_Toc237358797"/>
       <w:r>
         <w:rPr>
           <w:rFonts w:eastAsia="Times New Roman"/>
@@ -9016,7 +9016,7 @@
         <w:shd w:val="clear" w:color="auto" w:fill="F3F6F6"/>
         <w:spacing w:before="0" w:beforeAutospacing="0" w:after="0" w:afterAutospacing="0" w:line="288" w:lineRule="auto"/>
         <w:ind w:left="240" w:right="120"/>
-        <w:divId w:val="857082519"/>
+        <w:divId w:val="1946233189"/>
         <w:rPr>
           <w:rFonts w:ascii="Consolas" w:hAnsi="Consolas"/>
           <w:color w:val="243434"/>
@@ -9082,7 +9082,7 @@
         <w:shd w:val="clear" w:color="auto" w:fill="F3F6F6"/>
         <w:spacing w:before="0" w:beforeAutospacing="0" w:after="0" w:afterAutospacing="0" w:line="288" w:lineRule="auto"/>
         <w:ind w:left="240" w:right="120"/>
-        <w:divId w:val="1138036921"/>
+        <w:divId w:val="618991457"/>
         <w:rPr>
           <w:rFonts w:ascii="Consolas" w:hAnsi="Consolas"/>
           <w:color w:val="243434"/>
@@ -9324,7 +9324,7 @@
         <w:shd w:val="clear" w:color="auto" w:fill="EAF4F4"/>
         <w:spacing w:before="60" w:beforeAutospacing="0" w:after="60" w:afterAutospacing="0" w:line="324" w:lineRule="auto"/>
         <w:ind w:left="200" w:right="120"/>
-        <w:divId w:val="1203666569"/>
+        <w:divId w:val="2105104448"/>
         <w:rPr>
           <w:rFonts w:ascii="Aptos" w:hAnsi="Aptos"/>
           <w:color w:val="0A4F4F"/>
@@ -9801,7 +9801,7 @@
         <w:shd w:val="clear" w:color="auto" w:fill="EAF4F4"/>
         <w:spacing w:before="60" w:beforeAutospacing="0" w:after="60" w:afterAutospacing="0" w:line="324" w:lineRule="auto"/>
         <w:ind w:left="200" w:right="120"/>
-        <w:divId w:val="484005450"/>
+        <w:divId w:val="562181014"/>
         <w:rPr>
           <w:rFonts w:ascii="Aptos" w:hAnsi="Aptos"/>
           <w:color w:val="0A4F4F"/>
@@ -10162,7 +10162,7 @@
           <w:szCs w:val="30"/>
         </w:rPr>
       </w:pPr>
-      <w:bookmarkStart w:id="6" w:name="_Toc237356012"/>
+      <w:bookmarkStart w:id="6" w:name="_Toc237358798"/>
       <w:r>
         <w:rPr>
           <w:rFonts w:eastAsia="Times New Roman"/>
@@ -10238,7 +10238,7 @@
         <w:shd w:val="clear" w:color="auto" w:fill="EAF4F4"/>
         <w:spacing w:before="60" w:beforeAutospacing="0" w:after="60" w:afterAutospacing="0" w:line="324" w:lineRule="auto"/>
         <w:ind w:left="200" w:right="120"/>
-        <w:divId w:val="930284483"/>
+        <w:divId w:val="1225481502"/>
         <w:rPr>
           <w:rFonts w:ascii="Aptos" w:hAnsi="Aptos"/>
           <w:color w:val="0A4F4F"/>
@@ -10315,7 +10315,7 @@
           <w:szCs w:val="30"/>
         </w:rPr>
       </w:pPr>
-      <w:bookmarkStart w:id="7" w:name="_Toc237356013"/>
+      <w:bookmarkStart w:id="7" w:name="_Toc237358799"/>
       <w:r>
         <w:rPr>
           <w:rFonts w:eastAsia="Times New Roman"/>
@@ -10532,7 +10532,7 @@
         <w:shd w:val="clear" w:color="auto" w:fill="EAF4F4"/>
         <w:spacing w:before="60" w:beforeAutospacing="0" w:after="60" w:afterAutospacing="0" w:line="324" w:lineRule="auto"/>
         <w:ind w:left="200" w:right="120"/>
-        <w:divId w:val="1181889959"/>
+        <w:divId w:val="1731612727"/>
         <w:rPr>
           <w:rFonts w:ascii="Aptos" w:hAnsi="Aptos"/>
           <w:color w:val="0A4F4F"/>
@@ -10584,7 +10584,7 @@
         <w:shd w:val="clear" w:color="auto" w:fill="EAF4F4"/>
         <w:spacing w:before="60" w:beforeAutospacing="0" w:after="60" w:afterAutospacing="0" w:line="324" w:lineRule="auto"/>
         <w:ind w:left="200" w:right="120"/>
-        <w:divId w:val="1322125683"/>
+        <w:divId w:val="1779986850"/>
         <w:rPr>
           <w:rFonts w:ascii="Aptos" w:hAnsi="Aptos"/>
           <w:color w:val="0A4F4F"/>
@@ -10670,7 +10670,7 @@
         <w:shd w:val="clear" w:color="auto" w:fill="EAF4F4"/>
         <w:spacing w:before="60" w:beforeAutospacing="0" w:after="60" w:afterAutospacing="0" w:line="324" w:lineRule="auto"/>
         <w:ind w:left="200" w:right="120"/>
-        <w:divId w:val="2145929568"/>
+        <w:divId w:val="1827697306"/>
         <w:rPr>
           <w:rFonts w:ascii="Aptos" w:hAnsi="Aptos"/>
           <w:color w:val="0A4F4F"/>
@@ -10847,7 +10847,7 @@
         <w:shd w:val="clear" w:color="auto" w:fill="EAF4F4"/>
         <w:spacing w:before="60" w:beforeAutospacing="0" w:after="60" w:afterAutospacing="0" w:line="324" w:lineRule="auto"/>
         <w:ind w:left="200" w:right="120"/>
-        <w:divId w:val="2007395771"/>
+        <w:divId w:val="678577908"/>
         <w:rPr>
           <w:rFonts w:ascii="Aptos" w:hAnsi="Aptos"/>
           <w:color w:val="0A4F4F"/>
@@ -10931,7 +10931,7 @@
         <w:shd w:val="clear" w:color="auto" w:fill="EAF4F4"/>
         <w:spacing w:before="60" w:beforeAutospacing="0" w:after="60" w:afterAutospacing="0" w:line="324" w:lineRule="auto"/>
         <w:ind w:left="200" w:right="120"/>
-        <w:divId w:val="1339577502"/>
+        <w:divId w:val="366567502"/>
         <w:rPr>
           <w:rFonts w:ascii="Aptos" w:hAnsi="Aptos"/>
           <w:color w:val="0A4F4F"/>
@@ -10984,7 +10984,7 @@
         <w:shd w:val="clear" w:color="auto" w:fill="EAF4F4"/>
         <w:spacing w:before="60" w:beforeAutospacing="0" w:after="60" w:afterAutospacing="0" w:line="324" w:lineRule="auto"/>
         <w:ind w:left="200" w:right="120"/>
-        <w:divId w:val="1372194854"/>
+        <w:divId w:val="697976155"/>
         <w:rPr>
           <w:rFonts w:ascii="Aptos" w:hAnsi="Aptos"/>
           <w:color w:val="0A4F4F"/>
@@ -11079,7 +11079,7 @@
         <w:shd w:val="clear" w:color="auto" w:fill="EAF4F4"/>
         <w:spacing w:before="60" w:beforeAutospacing="0" w:after="60" w:afterAutospacing="0" w:line="324" w:lineRule="auto"/>
         <w:ind w:left="200" w:right="120"/>
-        <w:divId w:val="668368550"/>
+        <w:divId w:val="1518277988"/>
         <w:rPr>
           <w:rFonts w:ascii="Aptos" w:hAnsi="Aptos"/>
           <w:color w:val="0A4F4F"/>
@@ -11234,7 +11234,7 @@
         <w:shd w:val="clear" w:color="auto" w:fill="EAF4F4"/>
         <w:spacing w:before="60" w:beforeAutospacing="0" w:after="60" w:afterAutospacing="0" w:line="324" w:lineRule="auto"/>
         <w:ind w:left="200" w:right="120"/>
-        <w:divId w:val="1406685850"/>
+        <w:divId w:val="510216590"/>
         <w:rPr>
           <w:rFonts w:ascii="Aptos" w:hAnsi="Aptos"/>
           <w:color w:val="0A4F4F"/>
@@ -11311,7 +11311,7 @@
           <w:szCs w:val="30"/>
         </w:rPr>
       </w:pPr>
-      <w:bookmarkStart w:id="8" w:name="_Toc237356014"/>
+      <w:bookmarkStart w:id="8" w:name="_Toc237358800"/>
       <w:r>
         <w:rPr>
           <w:rFonts w:eastAsia="Times New Roman"/>
@@ -11502,7 +11502,7 @@
         <w:shd w:val="clear" w:color="auto" w:fill="EAF4F4"/>
         <w:spacing w:before="60" w:beforeAutospacing="0" w:after="60" w:afterAutospacing="0" w:line="324" w:lineRule="auto"/>
         <w:ind w:left="200" w:right="120"/>
-        <w:divId w:val="1933006140"/>
+        <w:divId w:val="1802186441"/>
         <w:rPr>
           <w:rFonts w:ascii="Aptos" w:hAnsi="Aptos"/>
           <w:color w:val="0A4F4F"/>
@@ -11520,6 +11520,280 @@
           <w:szCs w:val="22"/>
         </w:rPr>
         <w:t>"Con todo ese contexto que Work IQ acaba de reconstruir, Jorge no necesita releer documentación ni preguntar en Slack. Se lo pasa directamente a GitHub Copilot."</w:t>
+      </w:r>
+    </w:p>
+    <w:p>
+      <w:pPr>
+        <w:pStyle w:val="NormalWeb"/>
+        <w:spacing w:before="0" w:beforeAutospacing="0" w:after="160" w:afterAutospacing="0" w:line="324" w:lineRule="auto"/>
+        <w:jc w:val="both"/>
+        <w:rPr>
+          <w:rFonts w:ascii="Aptos" w:hAnsi="Aptos"/>
+          <w:color w:val="1F2328"/>
+          <w:sz w:val="22"/>
+          <w:szCs w:val="22"/>
+        </w:rPr>
+      </w:pPr>
+      <w:r>
+        <w:rPr>
+          <w:rFonts w:ascii="Aptos" w:hAnsi="Aptos"/>
+          <w:b/>
+          <w:bCs/>
+          <w:color w:val="1F2328"/>
+          <w:sz w:val="22"/>
+          <w:szCs w:val="22"/>
+        </w:rPr>
+        <w:t>1b. Antes de construir, enseño el hueco — 15 segundos, no más.</w:t>
+      </w:r>
+      <w:r>
+        <w:rPr>
+          <w:rFonts w:ascii="Aptos" w:hAnsi="Aptos"/>
+          <w:color w:val="1F2328"/>
+          <w:sz w:val="22"/>
+          <w:szCs w:val="22"/>
+        </w:rPr>
+        <w:t xml:space="preserve"> Cambio a Operations Console (</w:t>
+      </w:r>
+      <w:r>
+        <w:rPr>
+          <w:rFonts w:ascii="Consolas" w:hAnsi="Consolas"/>
+          <w:color w:val="1F2328"/>
+          <w:sz w:val="19"/>
+          <w:szCs w:val="19"/>
+          <w:shd w:val="clear" w:color="auto" w:fill="F1F5F5"/>
+        </w:rPr>
+        <w:t>localhost:5174</w:t>
+      </w:r>
+      <w:r>
+        <w:rPr>
+          <w:rFonts w:ascii="Aptos" w:hAnsi="Aptos"/>
+          <w:color w:val="1F2328"/>
+          <w:sz w:val="22"/>
+          <w:szCs w:val="22"/>
+        </w:rPr>
+        <w:t xml:space="preserve">), vista </w:t>
+      </w:r>
+      <w:r>
+        <w:rPr>
+          <w:rFonts w:ascii="Aptos" w:hAnsi="Aptos"/>
+          <w:i/>
+          <w:iCs/>
+          <w:color w:val="1F2328"/>
+          <w:sz w:val="22"/>
+          <w:szCs w:val="22"/>
+        </w:rPr>
+        <w:t>Asociado de Tienda</w:t>
+      </w:r>
+      <w:r>
+        <w:rPr>
+          <w:rFonts w:ascii="Aptos" w:hAnsi="Aptos"/>
+          <w:color w:val="1F2328"/>
+          <w:sz w:val="22"/>
+          <w:szCs w:val="22"/>
+        </w:rPr>
+        <w:t xml:space="preserve">, escribo cualquier folio en </w:t>
+      </w:r>
+      <w:r>
+        <w:rPr>
+          <w:rFonts w:ascii="Aptos" w:hAnsi="Aptos"/>
+          <w:b/>
+          <w:bCs/>
+          <w:color w:val="1F2328"/>
+          <w:sz w:val="22"/>
+          <w:szCs w:val="22"/>
+        </w:rPr>
+        <w:t>Buscar por folio</w:t>
+      </w:r>
+      <w:r>
+        <w:rPr>
+          <w:rFonts w:ascii="Aptos" w:hAnsi="Aptos"/>
+          <w:color w:val="1F2328"/>
+          <w:sz w:val="22"/>
+          <w:szCs w:val="22"/>
+        </w:rPr>
+        <w:t xml:space="preserve"> y le doy Buscar. Sale </w:t>
+      </w:r>
+      <w:r>
+        <w:rPr>
+          <w:rFonts w:ascii="Aptos" w:hAnsi="Aptos"/>
+          <w:b/>
+          <w:bCs/>
+          <w:color w:val="1F2328"/>
+          <w:sz w:val="22"/>
+          <w:szCs w:val="22"/>
+        </w:rPr>
+        <w:t>"No se encontró ese folio."</w:t>
+      </w:r>
+    </w:p>
+    <w:p>
+      <w:pPr>
+        <w:pStyle w:val="NormalWeb"/>
+        <w:pBdr>
+          <w:left w:val="single" w:sz="12" w:space="4" w:color="0F6E6E"/>
+        </w:pBdr>
+        <w:shd w:val="clear" w:color="auto" w:fill="EAF4F4"/>
+        <w:spacing w:before="60" w:beforeAutospacing="0" w:after="60" w:afterAutospacing="0" w:line="324" w:lineRule="auto"/>
+        <w:ind w:left="200" w:right="120"/>
+        <w:divId w:val="2041663252"/>
+        <w:rPr>
+          <w:rFonts w:ascii="Aptos" w:hAnsi="Aptos"/>
+          <w:color w:val="0A4F4F"/>
+          <w:sz w:val="22"/>
+          <w:szCs w:val="22"/>
+        </w:rPr>
+      </w:pPr>
+      <w:r>
+        <w:rPr>
+          <w:rFonts w:ascii="Aptos" w:hAnsi="Aptos"/>
+          <w:i/>
+          <w:iCs/>
+          <w:color w:val="0A4F4F"/>
+          <w:sz w:val="22"/>
+          <w:szCs w:val="22"/>
+        </w:rPr>
+        <w:t xml:space="preserve">"Miren esta caja de búsqueda. El asociado en tienda tiene que poder traer el caso de una clienta que ya inició su devolución desde la app. Y no puede: </w:t>
+      </w:r>
+      <w:r>
+        <w:rPr>
+          <w:rFonts w:ascii="Aptos" w:hAnsi="Aptos"/>
+          <w:b/>
+          <w:bCs/>
+          <w:i/>
+          <w:iCs/>
+          <w:color w:val="0A4F4F"/>
+          <w:sz w:val="22"/>
+          <w:szCs w:val="22"/>
+        </w:rPr>
+        <w:t>no hay nada detrás.</w:t>
+      </w:r>
+      <w:r>
+        <w:rPr>
+          <w:rFonts w:ascii="Aptos" w:hAnsi="Aptos"/>
+          <w:i/>
+          <w:iCs/>
+          <w:color w:val="0A4F4F"/>
+          <w:sz w:val="22"/>
+          <w:szCs w:val="22"/>
+        </w:rPr>
+        <w:t xml:space="preserve"> El backend de Palacio hoy solo sabe crear devoluciones y avanzarlas — no sabe consultar una. Eso es lo que falta, y es lo que voy a construir ahora."</w:t>
+      </w:r>
+    </w:p>
+    <w:p>
+      <w:pPr>
+        <w:pStyle w:val="NormalWeb"/>
+        <w:spacing w:before="0" w:beforeAutospacing="0" w:after="160" w:afterAutospacing="0" w:line="324" w:lineRule="auto"/>
+        <w:jc w:val="both"/>
+        <w:rPr>
+          <w:rFonts w:ascii="Aptos" w:hAnsi="Aptos"/>
+          <w:color w:val="1F2328"/>
+          <w:sz w:val="22"/>
+          <w:szCs w:val="22"/>
+        </w:rPr>
+      </w:pPr>
+      <w:r>
+        <w:rPr>
+          <w:rFonts w:ascii="Aptos" w:hAnsi="Aptos"/>
+          <w:color w:val="1F2328"/>
+          <w:sz w:val="22"/>
+          <w:szCs w:val="22"/>
+        </w:rPr>
+        <w:t>Esto le da a la escena un usuario con un problema en lugar de un endpoint abstracto, y prepara el pago de la Escena 4, donde esa misma caja va a traer el caso real de Sofía.</w:t>
+      </w:r>
+    </w:p>
+    <w:p>
+      <w:pPr>
+        <w:pStyle w:val="NormalWeb"/>
+        <w:pBdr>
+          <w:left w:val="single" w:sz="12" w:space="4" w:color="0F6E6E"/>
+        </w:pBdr>
+        <w:shd w:val="clear" w:color="auto" w:fill="EAF4F4"/>
+        <w:spacing w:before="60" w:beforeAutospacing="0" w:after="60" w:afterAutospacing="0" w:line="324" w:lineRule="auto"/>
+        <w:ind w:left="200" w:right="120"/>
+        <w:divId w:val="1254783483"/>
+        <w:rPr>
+          <w:rFonts w:ascii="Aptos" w:hAnsi="Aptos"/>
+          <w:color w:val="0A4F4F"/>
+          <w:sz w:val="22"/>
+          <w:szCs w:val="22"/>
+        </w:rPr>
+      </w:pPr>
+      <w:r>
+        <w:rPr>
+          <w:rFonts w:ascii="Segoe UI Emoji" w:hAnsi="Segoe UI Emoji" w:cs="Segoe UI Emoji"/>
+          <w:color w:val="0A4F4F"/>
+          <w:sz w:val="22"/>
+          <w:szCs w:val="22"/>
+        </w:rPr>
+        <w:t>⚠</w:t>
+      </w:r>
+      <w:r>
+        <w:rPr>
+          <w:rFonts w:ascii="Segoe UI Emoji" w:hAnsi="Segoe UI Emoji" w:cs="Segoe UI Emoji"/>
+          <w:color w:val="0A4F4F"/>
+          <w:sz w:val="22"/>
+          <w:szCs w:val="22"/>
+        </w:rPr>
+        <w:t>️</w:t>
+      </w:r>
+      <w:r>
+        <w:rPr>
+          <w:rFonts w:ascii="Aptos" w:hAnsi="Aptos"/>
+          <w:color w:val="0A4F4F"/>
+          <w:sz w:val="22"/>
+          <w:szCs w:val="22"/>
+        </w:rPr>
+        <w:t xml:space="preserve"> </w:t>
+      </w:r>
+      <w:r>
+        <w:rPr>
+          <w:rFonts w:ascii="Aptos" w:hAnsi="Aptos"/>
+          <w:b/>
+          <w:bCs/>
+          <w:color w:val="0A4F4F"/>
+          <w:sz w:val="22"/>
+          <w:szCs w:val="22"/>
+        </w:rPr>
+        <w:t>Precisión al narrar:</w:t>
+      </w:r>
+      <w:r>
+        <w:rPr>
+          <w:rFonts w:ascii="Aptos" w:hAnsi="Aptos"/>
+          <w:color w:val="0A4F4F"/>
+          <w:sz w:val="22"/>
+          <w:szCs w:val="22"/>
+        </w:rPr>
+        <w:t xml:space="preserve"> ese "No se encontró ese folio" es idéntico a lo que se vería si el folio simplemente no existiera — </w:t>
+      </w:r>
+      <w:r>
+        <w:rPr>
+          <w:rFonts w:ascii="Aptos" w:hAnsi="Aptos"/>
+          <w:b/>
+          <w:bCs/>
+          <w:color w:val="0A4F4F"/>
+          <w:sz w:val="22"/>
+          <w:szCs w:val="22"/>
+        </w:rPr>
+        <w:t>la pantalla no prueba que falte el endpoint.</w:t>
+      </w:r>
+      <w:r>
+        <w:rPr>
+          <w:rFonts w:ascii="Aptos" w:hAnsi="Aptos"/>
+          <w:color w:val="0A4F4F"/>
+          <w:sz w:val="22"/>
+          <w:szCs w:val="22"/>
+        </w:rPr>
+        <w:t xml:space="preserve"> Digo "no hay nada detrás" como algo que yo sé y estoy por demostrar construyéndolo, nunca como algo que la pantalla acaba de demostrar. Si alguien lo cuestiona, la respuesta honesta es: </w:t>
+      </w:r>
+      <w:r>
+        <w:rPr>
+          <w:rFonts w:ascii="Aptos" w:hAnsi="Aptos"/>
+          <w:i/>
+          <w:iCs/>
+          <w:color w:val="0A4F4F"/>
+          <w:sz w:val="22"/>
+          <w:szCs w:val="22"/>
+        </w:rPr>
+        <w:t>"exacto, desde la UI se ve igual; en un minuto van a ver el endpoint aparecer y esta misma búsqueda empezar a funcionar."</w:t>
       </w:r>
     </w:p>
     <w:p>
@@ -12173,7 +12447,7 @@
         <w:shd w:val="clear" w:color="auto" w:fill="EAF4F4"/>
         <w:spacing w:before="60" w:beforeAutospacing="0" w:after="60" w:afterAutospacing="0" w:line="324" w:lineRule="auto"/>
         <w:ind w:left="200" w:right="120"/>
-        <w:divId w:val="722095330"/>
+        <w:divId w:val="1060980767"/>
         <w:rPr>
           <w:rFonts w:ascii="Aptos" w:hAnsi="Aptos"/>
           <w:color w:val="0A4F4F"/>
@@ -12212,6 +12486,7 @@
           <w:sz w:val="22"/>
           <w:szCs w:val="22"/>
         </w:rPr>
+        <w:lastRenderedPageBreak/>
         <w:t xml:space="preserve">Es el documento de SharePoint, </w:t>
       </w:r>
       <w:r>
@@ -12287,7 +12562,7 @@
         <w:shd w:val="clear" w:color="auto" w:fill="EAF4F4"/>
         <w:spacing w:before="60" w:beforeAutospacing="0" w:after="60" w:afterAutospacing="0" w:line="324" w:lineRule="auto"/>
         <w:ind w:left="200" w:right="120"/>
-        <w:divId w:val="599338836"/>
+        <w:divId w:val="1668512457"/>
         <w:rPr>
           <w:rFonts w:ascii="Aptos" w:hAnsi="Aptos"/>
           <w:color w:val="0A4F4F"/>
@@ -12405,7 +12680,7 @@
         <w:shd w:val="clear" w:color="auto" w:fill="EAF4F4"/>
         <w:spacing w:before="60" w:beforeAutospacing="0" w:after="60" w:afterAutospacing="0" w:line="324" w:lineRule="auto"/>
         <w:ind w:left="200" w:right="120"/>
-        <w:divId w:val="1087577543"/>
+        <w:divId w:val="655765615"/>
         <w:rPr>
           <w:rFonts w:ascii="Aptos" w:hAnsi="Aptos"/>
           <w:color w:val="0A4F4F"/>
@@ -12457,7 +12732,7 @@
         <w:shd w:val="clear" w:color="auto" w:fill="EAF4F4"/>
         <w:spacing w:before="60" w:beforeAutospacing="0" w:after="60" w:afterAutospacing="0" w:line="324" w:lineRule="auto"/>
         <w:ind w:left="200" w:right="120"/>
-        <w:divId w:val="1087577543"/>
+        <w:divId w:val="655765615"/>
         <w:rPr>
           <w:rFonts w:ascii="Aptos" w:hAnsi="Aptos"/>
           <w:color w:val="0A4F4F"/>
@@ -12486,7 +12761,7 @@
         <w:shd w:val="clear" w:color="auto" w:fill="EAF4F4"/>
         <w:spacing w:before="60" w:beforeAutospacing="0" w:after="60" w:afterAutospacing="0" w:line="324" w:lineRule="auto"/>
         <w:ind w:left="200" w:right="120"/>
-        <w:divId w:val="1087577543"/>
+        <w:divId w:val="655765615"/>
         <w:rPr>
           <w:rFonts w:ascii="Aptos" w:hAnsi="Aptos"/>
           <w:color w:val="0A4F4F"/>
@@ -12584,7 +12859,7 @@
         <w:shd w:val="clear" w:color="auto" w:fill="EAF4F4"/>
         <w:spacing w:before="60" w:beforeAutospacing="0" w:after="60" w:afterAutospacing="0" w:line="324" w:lineRule="auto"/>
         <w:ind w:left="200" w:right="120"/>
-        <w:divId w:val="1087577543"/>
+        <w:divId w:val="655765615"/>
         <w:rPr>
           <w:rFonts w:ascii="Aptos" w:hAnsi="Aptos"/>
           <w:color w:val="0A4F4F"/>
@@ -12601,7 +12876,6 @@
           <w:sz w:val="22"/>
           <w:szCs w:val="22"/>
         </w:rPr>
-        <w:lastRenderedPageBreak/>
         <w:t xml:space="preserve">— Inyecta </w:t>
       </w:r>
       <w:r>
@@ -12648,7 +12922,18 @@
           <w:sz w:val="22"/>
           <w:szCs w:val="22"/>
         </w:rPr>
-        <w:t xml:space="preserve"> ya existente — no agregues un método de paso en el servicio. Sin lógica de negocio nueva en el controller.</w:t>
+        <w:t xml:space="preserve"> </w:t>
+      </w:r>
+      <w:r>
+        <w:rPr>
+          <w:rFonts w:ascii="Aptos" w:hAnsi="Aptos"/>
+          <w:i/>
+          <w:iCs/>
+          <w:color w:val="0A4F4F"/>
+          <w:sz w:val="22"/>
+          <w:szCs w:val="22"/>
+        </w:rPr>
+        <w:t>ya existente — no agregues un método de paso en el servicio. Sin lógica de negocio nueva en el controller.</w:t>
       </w:r>
     </w:p>
     <w:p>
@@ -12660,7 +12945,7 @@
         <w:shd w:val="clear" w:color="auto" w:fill="EAF4F4"/>
         <w:spacing w:before="60" w:beforeAutospacing="0" w:after="60" w:afterAutospacing="0" w:line="324" w:lineRule="auto"/>
         <w:ind w:left="200" w:right="120"/>
-        <w:divId w:val="1087577543"/>
+        <w:divId w:val="655765615"/>
         <w:rPr>
           <w:rFonts w:ascii="Aptos" w:hAnsi="Aptos"/>
           <w:color w:val="0A4F4F"/>
@@ -12689,7 +12974,7 @@
         <w:shd w:val="clear" w:color="auto" w:fill="EAF4F4"/>
         <w:spacing w:before="60" w:beforeAutospacing="0" w:after="60" w:afterAutospacing="0" w:line="324" w:lineRule="auto"/>
         <w:ind w:left="200" w:right="120"/>
-        <w:divId w:val="1087577543"/>
+        <w:divId w:val="655765615"/>
         <w:rPr>
           <w:rFonts w:ascii="Aptos" w:hAnsi="Aptos"/>
           <w:color w:val="0A4F4F"/>
@@ -12741,7 +13026,7 @@
         <w:shd w:val="clear" w:color="auto" w:fill="EAF4F4"/>
         <w:spacing w:before="60" w:beforeAutospacing="0" w:after="60" w:afterAutospacing="0" w:line="324" w:lineRule="auto"/>
         <w:ind w:left="200" w:right="120"/>
-        <w:divId w:val="1087577543"/>
+        <w:divId w:val="655765615"/>
         <w:rPr>
           <w:rFonts w:ascii="Aptos" w:hAnsi="Aptos"/>
           <w:color w:val="0A4F4F"/>
@@ -12855,7 +13140,7 @@
         <w:shd w:val="clear" w:color="auto" w:fill="EAF4F4"/>
         <w:spacing w:before="60" w:beforeAutospacing="0" w:after="60" w:afterAutospacing="0" w:line="324" w:lineRule="auto"/>
         <w:ind w:left="200" w:right="120"/>
-        <w:divId w:val="2061591003"/>
+        <w:divId w:val="929974365"/>
         <w:rPr>
           <w:rFonts w:ascii="Aptos" w:hAnsi="Aptos"/>
           <w:color w:val="0A4F4F"/>
@@ -12929,6 +13214,7 @@
           <w:sz w:val="22"/>
           <w:szCs w:val="22"/>
         </w:rPr>
+        <w:lastRenderedPageBreak/>
         <w:t xml:space="preserve">Un nuevo </w:t>
       </w:r>
       <w:r>
@@ -13188,7 +13474,7 @@
         <w:shd w:val="clear" w:color="auto" w:fill="EAF4F4"/>
         <w:spacing w:before="60" w:beforeAutospacing="0" w:after="60" w:afterAutospacing="0" w:line="324" w:lineRule="auto"/>
         <w:ind w:left="200" w:right="120"/>
-        <w:divId w:val="748844395"/>
+        <w:divId w:val="470246034"/>
         <w:rPr>
           <w:rFonts w:ascii="Aptos" w:hAnsi="Aptos"/>
           <w:color w:val="0A4F4F"/>
@@ -13309,7 +13595,6 @@
           <w:sz w:val="24"/>
           <w:szCs w:val="24"/>
         </w:rPr>
-        <w:lastRenderedPageBreak/>
         <w:t>Si algo falla</w:t>
       </w:r>
     </w:p>
@@ -13364,7 +13649,7 @@
         <w:shd w:val="clear" w:color="auto" w:fill="EAF4F4"/>
         <w:spacing w:before="60" w:beforeAutospacing="0" w:after="60" w:afterAutospacing="0" w:line="324" w:lineRule="auto"/>
         <w:ind w:left="200" w:right="120"/>
-        <w:divId w:val="1053190179"/>
+        <w:divId w:val="415786155"/>
         <w:rPr>
           <w:rFonts w:ascii="Aptos" w:hAnsi="Aptos"/>
           <w:color w:val="0A4F4F"/>
@@ -13479,7 +13764,7 @@
         <w:shd w:val="clear" w:color="auto" w:fill="EAF4F4"/>
         <w:spacing w:before="60" w:beforeAutospacing="0" w:after="60" w:afterAutospacing="0" w:line="324" w:lineRule="auto"/>
         <w:ind w:left="200" w:right="120"/>
-        <w:divId w:val="649556760"/>
+        <w:divId w:val="273251153"/>
         <w:rPr>
           <w:rFonts w:ascii="Aptos" w:hAnsi="Aptos"/>
           <w:color w:val="0A4F4F"/>
@@ -13562,6 +13847,7 @@
           <w:sz w:val="2"/>
           <w:szCs w:val="2"/>
         </w:rPr>
+        <w:lastRenderedPageBreak/>
         <w:t> </w:t>
       </w:r>
     </w:p>
@@ -13576,7 +13862,7 @@
           <w:szCs w:val="30"/>
         </w:rPr>
       </w:pPr>
-      <w:bookmarkStart w:id="9" w:name="_Toc237356015"/>
+      <w:bookmarkStart w:id="9" w:name="_Toc237358801"/>
       <w:r>
         <w:rPr>
           <w:rFonts w:eastAsia="Times New Roman"/>
@@ -13808,7 +14094,7 @@
         <w:shd w:val="clear" w:color="auto" w:fill="EAF4F4"/>
         <w:spacing w:before="60" w:beforeAutospacing="0" w:after="60" w:afterAutospacing="0" w:line="324" w:lineRule="auto"/>
         <w:ind w:left="200" w:right="120"/>
-        <w:divId w:val="280187631"/>
+        <w:divId w:val="188565305"/>
         <w:rPr>
           <w:rFonts w:ascii="Aptos" w:hAnsi="Aptos"/>
           <w:color w:val="0A4F4F"/>
@@ -13899,7 +14185,7 @@
         <w:shd w:val="clear" w:color="auto" w:fill="EAF4F4"/>
         <w:spacing w:before="60" w:beforeAutospacing="0" w:after="60" w:afterAutospacing="0" w:line="324" w:lineRule="auto"/>
         <w:ind w:left="200" w:right="120"/>
-        <w:divId w:val="782769827"/>
+        <w:divId w:val="1955671135"/>
         <w:rPr>
           <w:rFonts w:ascii="Aptos" w:hAnsi="Aptos"/>
           <w:color w:val="0A4F4F"/>
@@ -13940,7 +14226,6 @@
           <w:sz w:val="22"/>
           <w:szCs w:val="22"/>
         </w:rPr>
-        <w:lastRenderedPageBreak/>
         <w:t>3. Escribo, como escribiría ella:</w:t>
       </w:r>
     </w:p>
@@ -13953,7 +14238,7 @@
         <w:shd w:val="clear" w:color="auto" w:fill="EAF4F4"/>
         <w:spacing w:before="60" w:beforeAutospacing="0" w:after="60" w:afterAutospacing="0" w:line="324" w:lineRule="auto"/>
         <w:ind w:left="200" w:right="120"/>
-        <w:divId w:val="1471897529"/>
+        <w:divId w:val="1314331153"/>
         <w:rPr>
           <w:rFonts w:ascii="Aptos" w:hAnsi="Aptos"/>
           <w:color w:val="0A4F4F"/>
@@ -14024,7 +14309,7 @@
         <w:shd w:val="clear" w:color="auto" w:fill="EAF4F4"/>
         <w:spacing w:before="60" w:beforeAutospacing="0" w:after="60" w:afterAutospacing="0" w:line="324" w:lineRule="auto"/>
         <w:ind w:left="200" w:right="120"/>
-        <w:divId w:val="1880170185"/>
+        <w:divId w:val="330183265"/>
         <w:rPr>
           <w:rFonts w:ascii="Aptos" w:hAnsi="Aptos"/>
           <w:color w:val="0A4F4F"/>
@@ -14077,7 +14362,7 @@
         <w:shd w:val="clear" w:color="auto" w:fill="EAF4F4"/>
         <w:spacing w:before="60" w:beforeAutospacing="0" w:after="60" w:afterAutospacing="0" w:line="324" w:lineRule="auto"/>
         <w:ind w:left="200" w:right="120"/>
-        <w:divId w:val="359209013"/>
+        <w:divId w:val="1291671968"/>
         <w:rPr>
           <w:rFonts w:ascii="Aptos" w:hAnsi="Aptos"/>
           <w:color w:val="0A4F4F"/>
@@ -14128,7 +14413,7 @@
         <w:shd w:val="clear" w:color="auto" w:fill="EAF4F4"/>
         <w:spacing w:before="60" w:beforeAutospacing="0" w:after="60" w:afterAutospacing="0" w:line="324" w:lineRule="auto"/>
         <w:ind w:left="200" w:right="120"/>
-        <w:divId w:val="1251353744"/>
+        <w:divId w:val="1987129575"/>
         <w:rPr>
           <w:rFonts w:ascii="Aptos" w:hAnsi="Aptos"/>
           <w:color w:val="0A4F4F"/>
@@ -14166,7 +14451,7 @@
         <w:shd w:val="clear" w:color="auto" w:fill="EAF4F4"/>
         <w:spacing w:before="60" w:beforeAutospacing="0" w:after="60" w:afterAutospacing="0" w:line="324" w:lineRule="auto"/>
         <w:ind w:left="200" w:right="120"/>
-        <w:divId w:val="928661528"/>
+        <w:divId w:val="662977334"/>
         <w:rPr>
           <w:rFonts w:ascii="Aptos" w:hAnsi="Aptos"/>
           <w:color w:val="0A4F4F"/>
@@ -14207,6 +14492,7 @@
           <w:sz w:val="22"/>
           <w:szCs w:val="22"/>
         </w:rPr>
+        <w:lastRenderedPageBreak/>
         <w:t>5. Copio el folio del caso al portapapeles.</w:t>
       </w:r>
       <w:r>
@@ -14305,7 +14591,7 @@
         <w:shd w:val="clear" w:color="auto" w:fill="EAF4F4"/>
         <w:spacing w:before="60" w:beforeAutospacing="0" w:after="60" w:afterAutospacing="0" w:line="324" w:lineRule="auto"/>
         <w:ind w:left="200" w:right="120"/>
-        <w:divId w:val="2108387190"/>
+        <w:divId w:val="339089708"/>
         <w:rPr>
           <w:rFonts w:ascii="Aptos" w:hAnsi="Aptos"/>
           <w:color w:val="0A4F4F"/>
@@ -14460,7 +14746,6 @@
           <w:sz w:val="24"/>
           <w:szCs w:val="24"/>
         </w:rPr>
-        <w:lastRenderedPageBreak/>
         <w:t>Por qué esta escena existe</w:t>
       </w:r>
     </w:p>
@@ -14473,7 +14758,7 @@
         <w:shd w:val="clear" w:color="auto" w:fill="EAF4F4"/>
         <w:spacing w:before="60" w:beforeAutospacing="0" w:after="60" w:afterAutospacing="0" w:line="324" w:lineRule="auto"/>
         <w:ind w:left="200" w:right="120"/>
-        <w:divId w:val="841310654"/>
+        <w:divId w:val="1121194961"/>
         <w:rPr>
           <w:rFonts w:ascii="Aptos" w:hAnsi="Aptos"/>
           <w:color w:val="0A4F4F"/>
@@ -14528,7 +14813,7 @@
           <w:szCs w:val="30"/>
         </w:rPr>
       </w:pPr>
-      <w:bookmarkStart w:id="10" w:name="_Toc237356016"/>
+      <w:bookmarkStart w:id="10" w:name="_Toc237358802"/>
       <w:r>
         <w:rPr>
           <w:rFonts w:eastAsia="Times New Roman"/>
@@ -14751,7 +15036,7 @@
         <w:shd w:val="clear" w:color="auto" w:fill="EAF4F4"/>
         <w:spacing w:before="60" w:beforeAutospacing="0" w:after="60" w:afterAutospacing="0" w:line="324" w:lineRule="auto"/>
         <w:ind w:left="200" w:right="120"/>
-        <w:divId w:val="1539391943"/>
+        <w:divId w:val="936790502"/>
         <w:rPr>
           <w:rFonts w:ascii="Aptos" w:hAnsi="Aptos"/>
           <w:color w:val="0A4F4F"/>
@@ -14768,6 +15053,7 @@
           <w:sz w:val="22"/>
           <w:szCs w:val="22"/>
         </w:rPr>
+        <w:lastRenderedPageBreak/>
         <w:t>"Ahora cambiamos a la otra pantalla — el asociado de Palacio Santa Fe, con el vestido de Sofía en sus manos."</w:t>
       </w:r>
     </w:p>
@@ -14821,7 +15107,7 @@
           <w:sz w:val="22"/>
           <w:szCs w:val="22"/>
         </w:rPr>
-        <w:t>.</w:t>
+        <w:t>. Aquí cobro la promesa que dejé en la Escena 2 — no me la salto, es el arco completo:</w:t>
       </w:r>
     </w:p>
     <w:p>
@@ -14833,7 +15119,7 @@
         <w:shd w:val="clear" w:color="auto" w:fill="EAF4F4"/>
         <w:spacing w:before="60" w:beforeAutospacing="0" w:after="60" w:afterAutospacing="0" w:line="324" w:lineRule="auto"/>
         <w:ind w:left="200" w:right="120"/>
-        <w:divId w:val="433792302"/>
+        <w:divId w:val="652568006"/>
         <w:rPr>
           <w:rFonts w:ascii="Aptos" w:hAnsi="Aptos"/>
           <w:color w:val="0A4F4F"/>
@@ -14850,7 +15136,7 @@
           <w:sz w:val="22"/>
           <w:szCs w:val="22"/>
         </w:rPr>
-        <w:t>"Este es el caso real de Sofía — el mismo que acabamos de crear, no uno de ejemplo."</w:t>
+        <w:t>"Esta es la misma caja que hace cinco minutos no encontraba nada. Ahora tiene detrás el endpoint que Copilot construyó frente a ustedes. Y esto que trajo es el caso real de Sofía — el mismo que acabamos de crear, no uno de ejemplo."</w:t>
       </w:r>
     </w:p>
     <w:p>
@@ -14886,7 +15172,7 @@
         <w:shd w:val="clear" w:color="auto" w:fill="EAF4F4"/>
         <w:spacing w:before="60" w:beforeAutospacing="0" w:after="60" w:afterAutospacing="0" w:line="324" w:lineRule="auto"/>
         <w:ind w:left="200" w:right="120"/>
-        <w:divId w:val="1544365355"/>
+        <w:divId w:val="2082827847"/>
         <w:rPr>
           <w:rFonts w:ascii="Aptos" w:hAnsi="Aptos"/>
           <w:color w:val="0A4F4F"/>
@@ -14990,7 +15276,7 @@
         <w:shd w:val="clear" w:color="auto" w:fill="EAF4F4"/>
         <w:spacing w:before="60" w:beforeAutospacing="0" w:after="60" w:afterAutospacing="0" w:line="324" w:lineRule="auto"/>
         <w:ind w:left="200" w:right="120"/>
-        <w:divId w:val="2116517043"/>
+        <w:divId w:val="1376930308"/>
         <w:rPr>
           <w:rFonts w:ascii="Aptos" w:hAnsi="Aptos"/>
           <w:color w:val="0A4F4F"/>
@@ -15043,7 +15329,7 @@
         <w:shd w:val="clear" w:color="auto" w:fill="EAF4F4"/>
         <w:spacing w:before="60" w:beforeAutospacing="0" w:after="60" w:afterAutospacing="0" w:line="324" w:lineRule="auto"/>
         <w:ind w:left="200" w:right="120"/>
-        <w:divId w:val="14561"/>
+        <w:divId w:val="343751244"/>
         <w:rPr>
           <w:rFonts w:ascii="Aptos" w:hAnsi="Aptos"/>
           <w:color w:val="0A4F4F"/>
@@ -15114,7 +15400,6 @@
           <w:sz w:val="24"/>
           <w:szCs w:val="24"/>
         </w:rPr>
-        <w:lastRenderedPageBreak/>
         <w:t>Lo que quiero que noten</w:t>
       </w:r>
     </w:p>
@@ -15326,7 +15611,7 @@
         <w:shd w:val="clear" w:color="auto" w:fill="EAF4F4"/>
         <w:spacing w:before="60" w:beforeAutospacing="0" w:after="60" w:afterAutospacing="0" w:line="324" w:lineRule="auto"/>
         <w:ind w:left="200" w:right="120"/>
-        <w:divId w:val="822309736"/>
+        <w:divId w:val="549193008"/>
         <w:rPr>
           <w:rFonts w:ascii="Aptos" w:hAnsi="Aptos"/>
           <w:color w:val="0A4F4F"/>
@@ -15343,6 +15628,7 @@
           <w:sz w:val="22"/>
           <w:szCs w:val="22"/>
         </w:rPr>
+        <w:lastRenderedPageBreak/>
         <w:t>Esto no son dos demos corriendo en paralelo. Es el mismo caso real, viajando por el mismo sistema — y la clienta lo ve pasar, en vivo, sin que nadie le explique nada.</w:t>
       </w:r>
     </w:p>
@@ -15403,7 +15689,7 @@
           <w:szCs w:val="30"/>
         </w:rPr>
       </w:pPr>
-      <w:bookmarkStart w:id="11" w:name="_Toc237356017"/>
+      <w:bookmarkStart w:id="11" w:name="_Toc237358803"/>
       <w:r>
         <w:rPr>
           <w:rFonts w:eastAsia="Times New Roman"/>
@@ -15445,7 +15731,16 @@
           <w:sz w:val="22"/>
           <w:szCs w:val="22"/>
         </w:rPr>
-        <w:t xml:space="preserve"> terminal con consultas a Azure Application Insights, el portal del Azure SRE Agent, GitHub, y después VS Code con Copilot. </w:t>
+        <w:t xml:space="preserve"> </w:t>
+      </w:r>
+      <w:r>
+        <w:rPr>
+          <w:rFonts w:ascii="Aptos" w:hAnsi="Aptos"/>
+          <w:color w:val="1F2328"/>
+          <w:sz w:val="22"/>
+          <w:szCs w:val="22"/>
+        </w:rPr>
+        <w:t xml:space="preserve">terminal con consultas a Azure Application Insights, el portal del Azure SRE Agent, GitHub, y después VS Code con Copilot. </w:t>
       </w:r>
       <w:r>
         <w:rPr>
@@ -15520,7 +15815,7 @@
         <w:shd w:val="clear" w:color="auto" w:fill="EAF4F4"/>
         <w:spacing w:before="60" w:beforeAutospacing="0" w:after="60" w:afterAutospacing="0" w:line="324" w:lineRule="auto"/>
         <w:ind w:left="200" w:right="120"/>
-        <w:divId w:val="306664441"/>
+        <w:divId w:val="2111005273"/>
         <w:rPr>
           <w:rFonts w:ascii="Aptos" w:hAnsi="Aptos"/>
           <w:color w:val="0A4F4F"/>
@@ -15704,7 +15999,6 @@
           <w:sz w:val="22"/>
           <w:szCs w:val="22"/>
         </w:rPr>
-        <w:lastRenderedPageBreak/>
         <w:t>1. Corro la primera consulta: el panorama de la operación.</w:t>
       </w:r>
     </w:p>
@@ -15714,7 +16008,7 @@
         <w:shd w:val="clear" w:color="auto" w:fill="F3F6F6"/>
         <w:spacing w:before="0" w:beforeAutospacing="0" w:after="0" w:afterAutospacing="0" w:line="288" w:lineRule="auto"/>
         <w:ind w:left="240" w:right="120"/>
-        <w:divId w:val="631521746"/>
+        <w:divId w:val="57440133"/>
         <w:rPr>
           <w:rFonts w:ascii="Consolas" w:hAnsi="Consolas"/>
           <w:color w:val="243434"/>
@@ -15763,7 +16057,7 @@
         <w:shd w:val="clear" w:color="auto" w:fill="EAF4F4"/>
         <w:spacing w:before="60" w:beforeAutospacing="0" w:after="60" w:afterAutospacing="0" w:line="324" w:lineRule="auto"/>
         <w:ind w:left="200" w:right="120"/>
-        <w:divId w:val="987631246"/>
+        <w:divId w:val="1109005897"/>
         <w:rPr>
           <w:rFonts w:ascii="Aptos" w:hAnsi="Aptos"/>
           <w:color w:val="0A4F4F"/>
@@ -15804,18 +16098,7 @@
           <w:sz w:val="22"/>
           <w:szCs w:val="22"/>
         </w:rPr>
-        <w:t xml:space="preserve"> </w:t>
-      </w:r>
-      <w:r>
-        <w:rPr>
-          <w:rFonts w:ascii="Aptos" w:hAnsi="Aptos"/>
-          <w:i/>
-          <w:iCs/>
-          <w:color w:val="0A4F4F"/>
-          <w:sz w:val="22"/>
-          <w:szCs w:val="22"/>
-        </w:rPr>
-        <w:t>Ni un error. Todos los reembolsos procesados. Si yo les muestro nada más esta pantalla y les pregunto si extendemos el piloto a toda la cadena, me van a decir que sí."</w:t>
+        <w:t xml:space="preserve"> Ni un error. Todos los reembolsos procesados. Si yo les muestro nada más esta pantalla y les pregunto si extendemos el piloto a toda la cadena, me van a decir que sí."</w:t>
       </w:r>
     </w:p>
     <w:p>
@@ -15896,7 +16179,7 @@
         <w:shd w:val="clear" w:color="auto" w:fill="EAF4F4"/>
         <w:spacing w:before="60" w:beforeAutospacing="0" w:after="60" w:afterAutospacing="0" w:line="324" w:lineRule="auto"/>
         <w:ind w:left="200" w:right="120"/>
-        <w:divId w:val="1787235005"/>
+        <w:divId w:val="122046792"/>
         <w:rPr>
           <w:rFonts w:ascii="Aptos" w:hAnsi="Aptos"/>
           <w:color w:val="0A4F4F"/>
@@ -15937,6 +16220,7 @@
           <w:sz w:val="22"/>
           <w:szCs w:val="22"/>
         </w:rPr>
+        <w:lastRenderedPageBreak/>
         <w:t>3. Abro la pestaña del portal del SRE Agent</w:t>
       </w:r>
       <w:r>
@@ -15958,7 +16242,7 @@
         <w:shd w:val="clear" w:color="auto" w:fill="EAF4F4"/>
         <w:spacing w:before="60" w:beforeAutospacing="0" w:after="60" w:afterAutospacing="0" w:line="324" w:lineRule="auto"/>
         <w:ind w:left="200" w:right="120"/>
-        <w:divId w:val="1931231027"/>
+        <w:divId w:val="2053648382"/>
         <w:rPr>
           <w:rFonts w:ascii="Aptos" w:hAnsi="Aptos"/>
           <w:color w:val="0A4F4F"/>
@@ -16051,16 +16335,7 @@
           <w:sz w:val="22"/>
           <w:szCs w:val="22"/>
         </w:rPr>
-        <w:t xml:space="preserve"> </w:t>
-      </w:r>
-      <w:r>
-        <w:rPr>
-          <w:rFonts w:ascii="Aptos" w:hAnsi="Aptos"/>
-          <w:color w:val="1F2328"/>
-          <w:sz w:val="22"/>
-          <w:szCs w:val="22"/>
-        </w:rPr>
-        <w:t xml:space="preserve">con una tasa alta de consultas que no completan), la causa raíz que propone correlacionando métricas, logs y dependencias, y el hecho de que </w:t>
+        <w:t xml:space="preserve"> con una tasa alta de consultas que no completan), la causa raíz que propone correlacionando métricas, logs y dependencias, y el hecho de que </w:t>
       </w:r>
       <w:r>
         <w:rPr>
@@ -16092,7 +16367,7 @@
         <w:shd w:val="clear" w:color="auto" w:fill="EAF4F4"/>
         <w:spacing w:before="60" w:beforeAutospacing="0" w:after="60" w:afterAutospacing="0" w:line="324" w:lineRule="auto"/>
         <w:ind w:left="200" w:right="120"/>
-        <w:divId w:val="446243774"/>
+        <w:divId w:val="1208688752"/>
         <w:rPr>
           <w:rFonts w:ascii="Aptos" w:hAnsi="Aptos"/>
           <w:color w:val="0A4F4F"/>
@@ -16163,7 +16438,7 @@
         <w:shd w:val="clear" w:color="auto" w:fill="EAF4F4"/>
         <w:spacing w:before="60" w:beforeAutospacing="0" w:after="60" w:afterAutospacing="0" w:line="324" w:lineRule="auto"/>
         <w:ind w:left="200" w:right="120"/>
-        <w:divId w:val="1241328882"/>
+        <w:divId w:val="2110008285"/>
         <w:rPr>
           <w:rFonts w:ascii="Aptos" w:hAnsi="Aptos"/>
           <w:color w:val="0A4F4F"/>
@@ -16237,7 +16512,7 @@
         <w:shd w:val="clear" w:color="auto" w:fill="EAF4F4"/>
         <w:spacing w:before="60" w:beforeAutospacing="0" w:after="60" w:afterAutospacing="0" w:line="324" w:lineRule="auto"/>
         <w:ind w:left="200" w:right="120"/>
-        <w:divId w:val="1278751703"/>
+        <w:divId w:val="1574001164"/>
         <w:rPr>
           <w:rFonts w:ascii="Aptos" w:hAnsi="Aptos"/>
           <w:color w:val="0A4F4F"/>
@@ -16254,7 +16529,6 @@
           <w:sz w:val="22"/>
           <w:szCs w:val="22"/>
         </w:rPr>
-        <w:lastRenderedPageBreak/>
         <w:t>"Ahora, yo no voy a aprobar un cambio en producción porque un agente me lo dijo. Vamos a verificarlo."</w:t>
       </w:r>
     </w:p>
@@ -16288,7 +16562,7 @@
         <w:shd w:val="clear" w:color="auto" w:fill="F3F6F6"/>
         <w:spacing w:before="0" w:beforeAutospacing="0" w:after="0" w:afterAutospacing="0" w:line="288" w:lineRule="auto"/>
         <w:ind w:left="240" w:right="120"/>
-        <w:divId w:val="1284309342"/>
+        <w:divId w:val="373895520"/>
         <w:rPr>
           <w:rFonts w:ascii="Consolas" w:hAnsi="Consolas"/>
           <w:color w:val="243434"/>
@@ -16357,7 +16631,7 @@
         <w:shd w:val="clear" w:color="auto" w:fill="EAF4F4"/>
         <w:spacing w:before="60" w:beforeAutospacing="0" w:after="60" w:afterAutospacing="0" w:line="324" w:lineRule="auto"/>
         <w:ind w:left="200" w:right="120"/>
-        <w:divId w:val="16663238"/>
+        <w:divId w:val="1172256418"/>
         <w:rPr>
           <w:rFonts w:ascii="Aptos" w:hAnsi="Aptos"/>
           <w:color w:val="0A4F4F"/>
@@ -16395,21 +16669,22 @@
         <w:shd w:val="clear" w:color="auto" w:fill="EAF4F4"/>
         <w:spacing w:before="60" w:beforeAutospacing="0" w:after="60" w:afterAutospacing="0" w:line="324" w:lineRule="auto"/>
         <w:ind w:left="200" w:right="120"/>
-        <w:divId w:val="16663238"/>
-        <w:rPr>
-          <w:rFonts w:ascii="Aptos" w:hAnsi="Aptos"/>
-          <w:color w:val="0A4F4F"/>
-          <w:sz w:val="22"/>
-          <w:szCs w:val="22"/>
-        </w:rPr>
-      </w:pPr>
-      <w:r>
-        <w:rPr>
-          <w:rFonts w:ascii="Aptos" w:hAnsi="Aptos"/>
-          <w:color w:val="0A4F4F"/>
-          <w:sz w:val="22"/>
-          <w:szCs w:val="22"/>
-        </w:rPr>
+        <w:divId w:val="1172256418"/>
+        <w:rPr>
+          <w:rFonts w:ascii="Aptos" w:hAnsi="Aptos"/>
+          <w:color w:val="0A4F4F"/>
+          <w:sz w:val="22"/>
+          <w:szCs w:val="22"/>
+        </w:rPr>
+      </w:pPr>
+      <w:r>
+        <w:rPr>
+          <w:rFonts w:ascii="Aptos" w:hAnsi="Aptos"/>
+          <w:color w:val="0A4F4F"/>
+          <w:sz w:val="22"/>
+          <w:szCs w:val="22"/>
+        </w:rPr>
+        <w:lastRenderedPageBreak/>
         <w:t>Y la aplicación no reportó ni un error, porque alguien decidió —con toda la buena intención— que si el antifraude no contesta, la devolución siga su curso para no dejar a la clienta esperando en el mostrador."*</w:t>
       </w:r>
     </w:p>
@@ -16474,7 +16749,7 @@
         <w:shd w:val="clear" w:color="auto" w:fill="F3F6F6"/>
         <w:spacing w:before="0" w:beforeAutospacing="0" w:after="0" w:afterAutospacing="0" w:line="288" w:lineRule="auto"/>
         <w:ind w:left="240" w:right="120"/>
-        <w:divId w:val="1185437630"/>
+        <w:divId w:val="1907955266"/>
         <w:rPr>
           <w:rFonts w:ascii="Consolas" w:hAnsi="Consolas"/>
           <w:color w:val="243434"/>
@@ -16498,7 +16773,7 @@
         <w:shd w:val="clear" w:color="auto" w:fill="F3F6F6"/>
         <w:spacing w:before="0" w:beforeAutospacing="0" w:after="0" w:afterAutospacing="0" w:line="288" w:lineRule="auto"/>
         <w:ind w:left="240" w:right="120"/>
-        <w:divId w:val="1185437630"/>
+        <w:divId w:val="1907955266"/>
         <w:rPr>
           <w:rFonts w:ascii="Consolas" w:hAnsi="Consolas"/>
           <w:color w:val="243434"/>
@@ -16522,7 +16797,7 @@
         <w:shd w:val="clear" w:color="auto" w:fill="F3F6F6"/>
         <w:spacing w:before="0" w:beforeAutospacing="0" w:after="0" w:afterAutospacing="0" w:line="288" w:lineRule="auto"/>
         <w:ind w:left="240" w:right="120"/>
-        <w:divId w:val="1185437630"/>
+        <w:divId w:val="1907955266"/>
         <w:rPr>
           <w:rFonts w:ascii="Consolas" w:hAnsi="Consolas"/>
           <w:color w:val="243434"/>
@@ -16546,7 +16821,7 @@
         <w:shd w:val="clear" w:color="auto" w:fill="F3F6F6"/>
         <w:spacing w:before="0" w:beforeAutospacing="0" w:after="0" w:afterAutospacing="0" w:line="288" w:lineRule="auto"/>
         <w:ind w:left="240" w:right="120"/>
-        <w:divId w:val="1185437630"/>
+        <w:divId w:val="1907955266"/>
         <w:rPr>
           <w:rFonts w:ascii="Consolas" w:hAnsi="Consolas"/>
           <w:color w:val="243434"/>
@@ -16570,7 +16845,7 @@
         <w:shd w:val="clear" w:color="auto" w:fill="F3F6F6"/>
         <w:spacing w:before="0" w:beforeAutospacing="0" w:after="0" w:afterAutospacing="0" w:line="288" w:lineRule="auto"/>
         <w:ind w:left="240" w:right="120"/>
-        <w:divId w:val="1185437630"/>
+        <w:divId w:val="1907955266"/>
         <w:rPr>
           <w:rFonts w:ascii="Consolas" w:hAnsi="Consolas"/>
           <w:color w:val="243434"/>
@@ -16594,7 +16869,7 @@
         <w:shd w:val="clear" w:color="auto" w:fill="F3F6F6"/>
         <w:spacing w:before="0" w:beforeAutospacing="0" w:after="0" w:afterAutospacing="0" w:line="288" w:lineRule="auto"/>
         <w:ind w:left="240" w:right="120"/>
-        <w:divId w:val="1185437630"/>
+        <w:divId w:val="1907955266"/>
         <w:rPr>
           <w:rFonts w:ascii="Consolas" w:hAnsi="Consolas"/>
           <w:color w:val="243434"/>
@@ -16618,7 +16893,7 @@
         <w:shd w:val="clear" w:color="auto" w:fill="F3F6F6"/>
         <w:spacing w:before="0" w:beforeAutospacing="0" w:after="0" w:afterAutospacing="0" w:line="288" w:lineRule="auto"/>
         <w:ind w:left="240" w:right="120"/>
-        <w:divId w:val="1185437630"/>
+        <w:divId w:val="1907955266"/>
         <w:rPr>
           <w:rFonts w:ascii="Consolas" w:hAnsi="Consolas"/>
           <w:color w:val="243434"/>
@@ -16642,7 +16917,7 @@
         <w:shd w:val="clear" w:color="auto" w:fill="F3F6F6"/>
         <w:spacing w:before="0" w:beforeAutospacing="0" w:after="0" w:afterAutospacing="0" w:line="288" w:lineRule="auto"/>
         <w:ind w:left="240" w:right="120"/>
-        <w:divId w:val="1185437630"/>
+        <w:divId w:val="1907955266"/>
         <w:rPr>
           <w:rFonts w:ascii="Consolas" w:hAnsi="Consolas"/>
           <w:color w:val="243434"/>
@@ -16666,7 +16941,7 @@
         <w:shd w:val="clear" w:color="auto" w:fill="F3F6F6"/>
         <w:spacing w:before="0" w:beforeAutospacing="0" w:after="0" w:afterAutospacing="0" w:line="288" w:lineRule="auto"/>
         <w:ind w:left="240" w:right="120"/>
-        <w:divId w:val="1185437630"/>
+        <w:divId w:val="1907955266"/>
         <w:rPr>
           <w:rFonts w:ascii="Consolas" w:hAnsi="Consolas"/>
           <w:color w:val="243434"/>
@@ -16690,7 +16965,7 @@
         <w:shd w:val="clear" w:color="auto" w:fill="F3F6F6"/>
         <w:spacing w:before="0" w:beforeAutospacing="0" w:after="0" w:afterAutospacing="0" w:line="288" w:lineRule="auto"/>
         <w:ind w:left="240" w:right="120"/>
-        <w:divId w:val="1185437630"/>
+        <w:divId w:val="1907955266"/>
         <w:rPr>
           <w:rFonts w:ascii="Consolas" w:hAnsi="Consolas"/>
           <w:color w:val="243434"/>
@@ -16714,7 +16989,7 @@
         <w:shd w:val="clear" w:color="auto" w:fill="F3F6F6"/>
         <w:spacing w:before="0" w:beforeAutospacing="0" w:after="0" w:afterAutospacing="0" w:line="288" w:lineRule="auto"/>
         <w:ind w:left="240" w:right="120"/>
-        <w:divId w:val="1185437630"/>
+        <w:divId w:val="1907955266"/>
         <w:rPr>
           <w:rFonts w:ascii="Consolas" w:hAnsi="Consolas"/>
           <w:color w:val="243434"/>
@@ -16738,7 +17013,7 @@
         <w:shd w:val="clear" w:color="auto" w:fill="F3F6F6"/>
         <w:spacing w:before="0" w:beforeAutospacing="0" w:after="0" w:afterAutospacing="0" w:line="288" w:lineRule="auto"/>
         <w:ind w:left="240" w:right="120"/>
-        <w:divId w:val="1185437630"/>
+        <w:divId w:val="1907955266"/>
         <w:rPr>
           <w:rFonts w:ascii="Consolas" w:hAnsi="Consolas"/>
           <w:color w:val="243434"/>
@@ -16762,7 +17037,7 @@
         <w:shd w:val="clear" w:color="auto" w:fill="F3F6F6"/>
         <w:spacing w:before="0" w:beforeAutospacing="0" w:after="0" w:afterAutospacing="0" w:line="288" w:lineRule="auto"/>
         <w:ind w:left="240" w:right="120"/>
-        <w:divId w:val="1185437630"/>
+        <w:divId w:val="1907955266"/>
         <w:rPr>
           <w:rFonts w:ascii="Consolas" w:hAnsi="Consolas"/>
           <w:color w:val="243434"/>
@@ -16786,7 +17061,7 @@
         <w:shd w:val="clear" w:color="auto" w:fill="F3F6F6"/>
         <w:spacing w:before="0" w:beforeAutospacing="0" w:after="0" w:afterAutospacing="0" w:line="288" w:lineRule="auto"/>
         <w:ind w:left="240" w:right="120"/>
-        <w:divId w:val="1185437630"/>
+        <w:divId w:val="1907955266"/>
         <w:rPr>
           <w:rFonts w:ascii="Consolas" w:hAnsi="Consolas"/>
           <w:color w:val="243434"/>
@@ -16813,7 +17088,7 @@
         <w:shd w:val="clear" w:color="auto" w:fill="EAF4F4"/>
         <w:spacing w:before="60" w:beforeAutospacing="0" w:after="60" w:afterAutospacing="0" w:line="324" w:lineRule="auto"/>
         <w:ind w:left="200" w:right="120"/>
-        <w:divId w:val="918515729"/>
+        <w:divId w:val="1673751129"/>
         <w:rPr>
           <w:rFonts w:ascii="Aptos" w:hAnsi="Aptos"/>
           <w:color w:val="0A4F4F"/>
@@ -16830,19 +17105,7 @@
           <w:sz w:val="22"/>
           <w:szCs w:val="22"/>
         </w:rPr>
-        <w:t xml:space="preserve">"Cada renglón es una devolución de alto valor que quedó aprobada sin que la revisión antifraude se completara. Y esto es lo mismo que pasó en noviembre —donde 'recibido' se trató como 'aprobado'— nada más con otro disfraz: ahora 'no contestó' se está tratando como 'está limpio'. </w:t>
-      </w:r>
-      <w:r>
-        <w:rPr>
-          <w:rFonts w:ascii="Aptos" w:hAnsi="Aptos"/>
-          <w:i/>
-          <w:iCs/>
-          <w:color w:val="0A4F4F"/>
-          <w:sz w:val="22"/>
-          <w:szCs w:val="22"/>
-        </w:rPr>
-        <w:lastRenderedPageBreak/>
-        <w:t xml:space="preserve">En noviembre lo encontró Finanzas semanas después, con 380 mil pesos ya reembolsados. Hoy lo encontramos </w:t>
+        <w:t xml:space="preserve">"Cada renglón es una devolución de alto valor que quedó aprobada sin que la revisión antifraude se completara. Y esto es lo mismo que pasó en noviembre —donde 'recibido' se trató como 'aprobado'— nada más con otro disfraz: ahora 'no contestó' se está tratando como 'está limpio'. En noviembre lo encontró Finanzas semanas después, con 380 mil pesos ya reembolsados. Hoy lo encontramos </w:t>
       </w:r>
       <w:r>
         <w:rPr>
@@ -16913,7 +17176,7 @@
         <w:shd w:val="clear" w:color="auto" w:fill="EAF4F4"/>
         <w:spacing w:before="60" w:beforeAutospacing="0" w:after="60" w:afterAutospacing="0" w:line="324" w:lineRule="auto"/>
         <w:ind w:left="200" w:right="120"/>
-        <w:divId w:val="1830168989"/>
+        <w:divId w:val="68428615"/>
         <w:rPr>
           <w:rFonts w:ascii="Aptos" w:hAnsi="Aptos"/>
           <w:color w:val="0A4F4F"/>
@@ -16963,7 +17226,7 @@
         <w:shd w:val="clear" w:color="auto" w:fill="EAF4F4"/>
         <w:spacing w:before="60" w:beforeAutospacing="0" w:after="60" w:afterAutospacing="0" w:line="324" w:lineRule="auto"/>
         <w:ind w:left="200" w:right="120"/>
-        <w:divId w:val="2072193202"/>
+        <w:divId w:val="1987203675"/>
         <w:rPr>
           <w:rFonts w:ascii="Aptos" w:hAnsi="Aptos"/>
           <w:color w:val="0A4F4F"/>
@@ -17025,7 +17288,7 @@
         <w:shd w:val="clear" w:color="auto" w:fill="EAF4F4"/>
         <w:spacing w:before="60" w:beforeAutospacing="0" w:after="60" w:afterAutospacing="0" w:line="324" w:lineRule="auto"/>
         <w:ind w:left="200" w:right="120"/>
-        <w:divId w:val="1330982740"/>
+        <w:divId w:val="2125885085"/>
         <w:rPr>
           <w:rFonts w:ascii="Aptos" w:hAnsi="Aptos"/>
           <w:color w:val="0A4F4F"/>
@@ -17077,7 +17340,7 @@
         <w:shd w:val="clear" w:color="auto" w:fill="EAF4F4"/>
         <w:spacing w:before="60" w:beforeAutospacing="0" w:after="60" w:afterAutospacing="0" w:line="324" w:lineRule="auto"/>
         <w:ind w:left="200" w:right="120"/>
-        <w:divId w:val="1330982740"/>
+        <w:divId w:val="2125885085"/>
         <w:rPr>
           <w:rFonts w:ascii="Aptos" w:hAnsi="Aptos"/>
           <w:color w:val="0A4F4F"/>
@@ -17094,6 +17357,7 @@
           <w:sz w:val="22"/>
           <w:szCs w:val="22"/>
         </w:rPr>
+        <w:lastRenderedPageBreak/>
         <w:t xml:space="preserve">Tienes acceso a la telemetría real: el helper </w:t>
       </w:r>
       <w:r>
@@ -17152,7 +17416,7 @@
         <w:shd w:val="clear" w:color="auto" w:fill="EAF4F4"/>
         <w:spacing w:before="60" w:beforeAutospacing="0" w:after="60" w:afterAutospacing="0" w:line="324" w:lineRule="auto"/>
         <w:ind w:left="200" w:right="120"/>
-        <w:divId w:val="1330982740"/>
+        <w:divId w:val="2125885085"/>
         <w:rPr>
           <w:rFonts w:ascii="Aptos" w:hAnsi="Aptos"/>
           <w:color w:val="0A4F4F"/>
@@ -17181,7 +17445,7 @@
         <w:shd w:val="clear" w:color="auto" w:fill="EAF4F4"/>
         <w:spacing w:before="60" w:beforeAutospacing="0" w:after="60" w:afterAutospacing="0" w:line="324" w:lineRule="auto"/>
         <w:ind w:left="200" w:right="120"/>
-        <w:divId w:val="1330982740"/>
+        <w:divId w:val="2125885085"/>
         <w:rPr>
           <w:rFonts w:ascii="Aptos" w:hAnsi="Aptos"/>
           <w:color w:val="0A4F4F"/>
@@ -17210,7 +17474,7 @@
         <w:shd w:val="clear" w:color="auto" w:fill="EAF4F4"/>
         <w:spacing w:before="60" w:beforeAutospacing="0" w:after="60" w:afterAutospacing="0" w:line="324" w:lineRule="auto"/>
         <w:ind w:left="200" w:right="120"/>
-        <w:divId w:val="1330982740"/>
+        <w:divId w:val="2125885085"/>
         <w:rPr>
           <w:rFonts w:ascii="Aptos" w:hAnsi="Aptos"/>
           <w:color w:val="0A4F4F"/>
@@ -17262,7 +17526,7 @@
         <w:shd w:val="clear" w:color="auto" w:fill="EAF4F4"/>
         <w:spacing w:before="60" w:beforeAutospacing="0" w:after="60" w:afterAutospacing="0" w:line="324" w:lineRule="auto"/>
         <w:ind w:left="200" w:right="120"/>
-        <w:divId w:val="1330982740"/>
+        <w:divId w:val="2125885085"/>
         <w:rPr>
           <w:rFonts w:ascii="Aptos" w:hAnsi="Aptos"/>
           <w:color w:val="0A4F4F"/>
@@ -17315,7 +17579,7 @@
         <w:shd w:val="clear" w:color="auto" w:fill="EAF4F4"/>
         <w:spacing w:before="60" w:beforeAutospacing="0" w:after="60" w:afterAutospacing="0" w:line="324" w:lineRule="auto"/>
         <w:ind w:left="200" w:right="120"/>
-        <w:divId w:val="1330982740"/>
+        <w:divId w:val="2125885085"/>
         <w:rPr>
           <w:rFonts w:ascii="Aptos" w:hAnsi="Aptos"/>
           <w:color w:val="0A4F4F"/>
@@ -17367,7 +17631,7 @@
         <w:shd w:val="clear" w:color="auto" w:fill="EAF4F4"/>
         <w:spacing w:before="60" w:beforeAutospacing="0" w:after="60" w:afterAutospacing="0" w:line="324" w:lineRule="auto"/>
         <w:ind w:left="200" w:right="120"/>
-        <w:divId w:val="1330982740"/>
+        <w:divId w:val="2125885085"/>
         <w:rPr>
           <w:rFonts w:ascii="Aptos" w:hAnsi="Aptos"/>
           <w:color w:val="0A4F4F"/>
@@ -17502,7 +17766,7 @@
         <w:shd w:val="clear" w:color="auto" w:fill="EAF4F4"/>
         <w:spacing w:before="60" w:beforeAutospacing="0" w:after="60" w:afterAutospacing="0" w:line="324" w:lineRule="auto"/>
         <w:ind w:left="200" w:right="120"/>
-        <w:divId w:val="907611593"/>
+        <w:divId w:val="817964085"/>
         <w:rPr>
           <w:rFonts w:ascii="Aptos" w:hAnsi="Aptos"/>
           <w:color w:val="0A4F4F"/>
@@ -17519,7 +17783,6 @@
           <w:sz w:val="22"/>
           <w:szCs w:val="22"/>
         </w:rPr>
-        <w:lastRenderedPageBreak/>
         <w:t>"Noten lo que no hice: no le dije dónde está el bug. Le di acceso a la telemetría y el contexto de negocio. Está corriendo las mismas consultas que acabamos de ver, leyendo el ADR y el postmortem, y buscando la causa en el código."</w:t>
       </w:r>
     </w:p>
@@ -17621,7 +17884,7 @@
         <w:shd w:val="clear" w:color="auto" w:fill="EAF4F4"/>
         <w:spacing w:before="60" w:beforeAutospacing="0" w:after="60" w:afterAutospacing="0" w:line="324" w:lineRule="auto"/>
         <w:ind w:left="200" w:right="120"/>
-        <w:divId w:val="1914658215"/>
+        <w:divId w:val="494494782"/>
         <w:rPr>
           <w:rFonts w:ascii="Aptos" w:hAnsi="Aptos"/>
           <w:color w:val="0A4F4F"/>
@@ -17650,7 +17913,7 @@
         <w:shd w:val="clear" w:color="auto" w:fill="EAF4F4"/>
         <w:spacing w:before="60" w:beforeAutospacing="0" w:after="60" w:afterAutospacing="0" w:line="324" w:lineRule="auto"/>
         <w:ind w:left="200" w:right="120"/>
-        <w:divId w:val="1914658215"/>
+        <w:divId w:val="494494782"/>
         <w:rPr>
           <w:rFonts w:ascii="Aptos" w:hAnsi="Aptos"/>
           <w:color w:val="0A4F4F"/>
@@ -17724,7 +17987,7 @@
         <w:shd w:val="clear" w:color="auto" w:fill="EAF4F4"/>
         <w:spacing w:before="60" w:beforeAutospacing="0" w:after="60" w:afterAutospacing="0" w:line="324" w:lineRule="auto"/>
         <w:ind w:left="200" w:right="120"/>
-        <w:divId w:val="106237728"/>
+        <w:divId w:val="1431898228"/>
         <w:rPr>
           <w:rFonts w:ascii="Aptos" w:hAnsi="Aptos"/>
           <w:color w:val="0A4F4F"/>
@@ -17739,6 +18002,7 @@
           <w:sz w:val="22"/>
           <w:szCs w:val="22"/>
         </w:rPr>
+        <w:lastRenderedPageBreak/>
         <w:t>🚫</w:t>
       </w:r>
       <w:r>
@@ -17882,7 +18146,7 @@
         <w:shd w:val="clear" w:color="auto" w:fill="EAF4F4"/>
         <w:spacing w:before="60" w:beforeAutospacing="0" w:after="60" w:afterAutospacing="0" w:line="324" w:lineRule="auto"/>
         <w:ind w:left="200" w:right="120"/>
-        <w:divId w:val="1271668911"/>
+        <w:divId w:val="1201237796"/>
         <w:rPr>
           <w:rFonts w:ascii="Aptos" w:hAnsi="Aptos"/>
           <w:color w:val="0A4F4F"/>
@@ -17955,7 +18219,7 @@
         <w:shd w:val="clear" w:color="auto" w:fill="EAF4F4"/>
         <w:spacing w:before="60" w:beforeAutospacing="0" w:after="60" w:afterAutospacing="0" w:line="324" w:lineRule="auto"/>
         <w:ind w:left="200" w:right="120"/>
-        <w:divId w:val="1931549167"/>
+        <w:divId w:val="1485203314"/>
         <w:rPr>
           <w:rFonts w:ascii="Aptos" w:hAnsi="Aptos"/>
           <w:color w:val="0A4F4F"/>
@@ -17984,7 +18248,7 @@
         <w:shd w:val="clear" w:color="auto" w:fill="EAF4F4"/>
         <w:spacing w:before="60" w:beforeAutospacing="0" w:after="60" w:afterAutospacing="0" w:line="324" w:lineRule="auto"/>
         <w:ind w:left="200" w:right="120"/>
-        <w:divId w:val="1931549167"/>
+        <w:divId w:val="1485203314"/>
         <w:rPr>
           <w:rFonts w:ascii="Aptos" w:hAnsi="Aptos"/>
           <w:color w:val="0A4F4F"/>
@@ -18001,7 +18265,6 @@
           <w:sz w:val="22"/>
           <w:szCs w:val="22"/>
         </w:rPr>
-        <w:lastRenderedPageBreak/>
         <w:t>Y miren quién lo tiene asignado: no es una persona. Es Copilot. Se le asignó exactamente como se le asigna a alguien del equipo."</w:t>
       </w:r>
     </w:p>
@@ -18108,7 +18371,7 @@
         <w:shd w:val="clear" w:color="auto" w:fill="EAF4F4"/>
         <w:spacing w:before="60" w:beforeAutospacing="0" w:after="60" w:afterAutospacing="0" w:line="324" w:lineRule="auto"/>
         <w:ind w:left="200" w:right="120"/>
-        <w:divId w:val="1856075660"/>
+        <w:divId w:val="796527018"/>
         <w:rPr>
           <w:rFonts w:ascii="Aptos" w:hAnsi="Aptos"/>
           <w:color w:val="0A4F4F"/>
@@ -18137,7 +18400,7 @@
         <w:shd w:val="clear" w:color="auto" w:fill="EAF4F4"/>
         <w:spacing w:before="60" w:beforeAutospacing="0" w:after="60" w:afterAutospacing="0" w:line="324" w:lineRule="auto"/>
         <w:ind w:left="200" w:right="120"/>
-        <w:divId w:val="1856075660"/>
+        <w:divId w:val="796527018"/>
         <w:rPr>
           <w:rFonts w:ascii="Aptos" w:hAnsi="Aptos"/>
           <w:color w:val="0A4F4F"/>
@@ -18213,6 +18476,7 @@
           <w:sz w:val="22"/>
           <w:szCs w:val="22"/>
         </w:rPr>
+        <w:lastRenderedPageBreak/>
         <w:t>15. El punto de gobernanza. No me lo salto: es la pregunta que va a hacer el CTO.</w:t>
       </w:r>
     </w:p>
@@ -18225,7 +18489,7 @@
         <w:shd w:val="clear" w:color="auto" w:fill="EAF4F4"/>
         <w:spacing w:before="60" w:beforeAutospacing="0" w:after="60" w:afterAutospacing="0" w:line="324" w:lineRule="auto"/>
         <w:ind w:left="200" w:right="120"/>
-        <w:divId w:val="1413549703"/>
+        <w:divId w:val="1246645949"/>
         <w:rPr>
           <w:rFonts w:ascii="Aptos" w:hAnsi="Aptos"/>
           <w:color w:val="0A4F4F"/>
@@ -18466,7 +18730,7 @@
         <w:shd w:val="clear" w:color="auto" w:fill="EAF4F4"/>
         <w:spacing w:before="60" w:beforeAutospacing="0" w:after="60" w:afterAutospacing="0" w:line="324" w:lineRule="auto"/>
         <w:ind w:left="200" w:right="120"/>
-        <w:divId w:val="1760591284"/>
+        <w:divId w:val="1433744674"/>
         <w:rPr>
           <w:rFonts w:ascii="Aptos" w:hAnsi="Aptos"/>
           <w:color w:val="0A4F4F"/>
@@ -18483,7 +18747,6 @@
           <w:sz w:val="22"/>
           <w:szCs w:val="22"/>
         </w:rPr>
-        <w:lastRenderedPageBreak/>
         <w:t>"Exacto — ahora la clienta espera unos minutos a que se resuelva su revisión, en lugar de que Palacio pierda 380 mil pesos."</w:t>
       </w:r>
     </w:p>
@@ -18760,6 +19023,7 @@
           <w:sz w:val="22"/>
           <w:szCs w:val="22"/>
         </w:rPr>
+        <w:lastRenderedPageBreak/>
         <w:t xml:space="preserve">Si los tests fallan al primer intento, </w:t>
       </w:r>
       <w:r>
@@ -18955,7 +19219,7 @@
         <w:shd w:val="clear" w:color="auto" w:fill="EAF4F4"/>
         <w:spacing w:before="60" w:beforeAutospacing="0" w:after="60" w:afterAutospacing="0" w:line="324" w:lineRule="auto"/>
         <w:ind w:left="200" w:right="120"/>
-        <w:divId w:val="1074473040"/>
+        <w:divId w:val="1533880840"/>
         <w:rPr>
           <w:rFonts w:ascii="Aptos" w:hAnsi="Aptos"/>
           <w:color w:val="0A4F4F"/>
@@ -19034,17 +19298,7 @@
           <w:sz w:val="22"/>
           <w:szCs w:val="22"/>
         </w:rPr>
-        <w:t xml:space="preserve">, sin que nadie preguntara, y para cuando el equipo llegó a la oficina el trabajo ya estaba planteado. </w:t>
-      </w:r>
-      <w:r>
-        <w:rPr>
-          <w:rFonts w:ascii="Aptos" w:hAnsi="Aptos"/>
-          <w:color w:val="1F2328"/>
-          <w:sz w:val="22"/>
-          <w:szCs w:val="22"/>
-        </w:rPr>
-        <w:lastRenderedPageBreak/>
-        <w:t>Esa diferencia —de semanas a horas, y de reaccionar a anticipar— es el argumento económico de toda la demostración.</w:t>
+        <w:t>, sin que nadie preguntara, y para cuando el equipo llegó a la oficina el trabajo ya estaba planteado. Esa diferencia —de semanas a horas, y de reaccionar a anticipar— es el argumento económico de toda la demostración.</w:t>
       </w:r>
     </w:p>
     <w:p>
@@ -19104,7 +19358,7 @@
           <w:szCs w:val="30"/>
         </w:rPr>
       </w:pPr>
-      <w:bookmarkStart w:id="12" w:name="_Toc237356018"/>
+      <w:bookmarkStart w:id="12" w:name="_Toc237358804"/>
       <w:r>
         <w:rPr>
           <w:rFonts w:eastAsia="Times New Roman"/>
@@ -19276,6 +19530,7 @@
           <w:sz w:val="22"/>
           <w:szCs w:val="22"/>
         </w:rPr>
+        <w:lastRenderedPageBreak/>
         <w:t>1. Store Readiness</w:t>
       </w:r>
       <w:r>
@@ -19306,7 +19561,7 @@
         <w:shd w:val="clear" w:color="auto" w:fill="EAF4F4"/>
         <w:spacing w:before="60" w:beforeAutospacing="0" w:after="60" w:afterAutospacing="0" w:line="324" w:lineRule="auto"/>
         <w:ind w:left="200" w:right="120"/>
-        <w:divId w:val="198515536"/>
+        <w:divId w:val="264656055"/>
         <w:rPr>
           <w:rFonts w:ascii="Aptos" w:hAnsi="Aptos"/>
           <w:color w:val="0A4F4F"/>
@@ -19410,7 +19665,7 @@
         <w:shd w:val="clear" w:color="auto" w:fill="EAF4F4"/>
         <w:spacing w:before="60" w:beforeAutospacing="0" w:after="60" w:afterAutospacing="0" w:line="324" w:lineRule="auto"/>
         <w:ind w:left="200" w:right="120"/>
-        <w:divId w:val="1325162900"/>
+        <w:divId w:val="53084968"/>
         <w:rPr>
           <w:rFonts w:ascii="Aptos" w:hAnsi="Aptos"/>
           <w:color w:val="0A4F4F"/>
@@ -19513,7 +19768,6 @@
           <w:sz w:val="22"/>
           <w:szCs w:val="22"/>
         </w:rPr>
-        <w:lastRenderedPageBreak/>
         <w:t xml:space="preserve">Va deliberadamente </w:t>
       </w:r>
       <w:r>
@@ -19572,7 +19826,7 @@
           <w:szCs w:val="30"/>
         </w:rPr>
       </w:pPr>
-      <w:bookmarkStart w:id="13" w:name="_Toc237356019"/>
+      <w:bookmarkStart w:id="13" w:name="_Toc237358805"/>
       <w:r>
         <w:rPr>
           <w:rFonts w:eastAsia="Times New Roman"/>
@@ -19626,7 +19880,7 @@
         <w:shd w:val="clear" w:color="auto" w:fill="EAF4F4"/>
         <w:spacing w:before="60" w:beforeAutospacing="0" w:after="60" w:afterAutospacing="0" w:line="324" w:lineRule="auto"/>
         <w:ind w:left="200" w:right="120"/>
-        <w:divId w:val="218056879"/>
+        <w:divId w:val="449395597"/>
         <w:rPr>
           <w:rFonts w:ascii="Aptos" w:hAnsi="Aptos"/>
           <w:color w:val="0A4F4F"/>
@@ -19655,7 +19909,7 @@
         <w:shd w:val="clear" w:color="auto" w:fill="EAF4F4"/>
         <w:spacing w:before="60" w:beforeAutospacing="0" w:after="60" w:afterAutospacing="0" w:line="324" w:lineRule="auto"/>
         <w:ind w:left="200" w:right="120"/>
-        <w:divId w:val="218056879"/>
+        <w:divId w:val="449395597"/>
         <w:rPr>
           <w:rFonts w:ascii="Aptos" w:hAnsi="Aptos"/>
           <w:color w:val="0A4F4F"/>
@@ -19708,7 +19962,7 @@
         <w:shd w:val="clear" w:color="auto" w:fill="EAF4F4"/>
         <w:spacing w:before="60" w:beforeAutospacing="0" w:after="60" w:afterAutospacing="0" w:line="324" w:lineRule="auto"/>
         <w:ind w:left="200" w:right="120"/>
-        <w:divId w:val="218056879"/>
+        <w:divId w:val="449395597"/>
         <w:rPr>
           <w:rFonts w:ascii="Aptos" w:hAnsi="Aptos"/>
           <w:color w:val="0A4F4F"/>
@@ -19747,6 +20001,7 @@
           <w:sz w:val="22"/>
           <w:szCs w:val="22"/>
         </w:rPr>
+        <w:lastRenderedPageBreak/>
         <w:t>Y me quedo callado un segundo antes de abrir a preguntas.</w:t>
       </w:r>
     </w:p>
@@ -19789,7 +20044,7 @@
           <w:szCs w:val="44"/>
         </w:rPr>
       </w:pPr>
-      <w:bookmarkStart w:id="14" w:name="_Toc237356020"/>
+      <w:bookmarkStart w:id="14" w:name="_Toc237358806"/>
       <w:r>
         <w:rPr>
           <w:rFonts w:eastAsia="Times New Roman"/>
@@ -22140,7 +22395,7 @@
           <w:szCs w:val="44"/>
         </w:rPr>
       </w:pPr>
-      <w:bookmarkStart w:id="15" w:name="_Toc237356021"/>
+      <w:bookmarkStart w:id="15" w:name="_Toc237358807"/>
       <w:r>
         <w:rPr>
           <w:rFonts w:eastAsia="Times New Roman"/>
@@ -23721,7 +23976,7 @@
         <w:shd w:val="clear" w:color="auto" w:fill="EAF4F4"/>
         <w:spacing w:before="60" w:beforeAutospacing="0" w:after="60" w:afterAutospacing="0" w:line="324" w:lineRule="auto"/>
         <w:ind w:left="200" w:right="120"/>
-        <w:divId w:val="225410471"/>
+        <w:divId w:val="1358775813"/>
         <w:rPr>
           <w:rFonts w:ascii="Aptos" w:hAnsi="Aptos"/>
           <w:color w:val="0A4F4F"/>
@@ -23894,7 +24149,7 @@
         <w:shd w:val="clear" w:color="auto" w:fill="EAF4F4"/>
         <w:spacing w:before="60" w:beforeAutospacing="0" w:after="60" w:afterAutospacing="0" w:line="324" w:lineRule="auto"/>
         <w:ind w:left="200" w:right="120"/>
-        <w:divId w:val="609356135"/>
+        <w:divId w:val="1088117393"/>
         <w:rPr>
           <w:rFonts w:ascii="Aptos" w:hAnsi="Aptos"/>
           <w:color w:val="0A4F4F"/>
@@ -23953,7 +24208,7 @@
           <w:szCs w:val="44"/>
         </w:rPr>
       </w:pPr>
-      <w:bookmarkStart w:id="16" w:name="_Toc237356022"/>
+      <w:bookmarkStart w:id="16" w:name="_Toc237358808"/>
       <w:r>
         <w:rPr>
           <w:rFonts w:eastAsia="Times New Roman"/>
@@ -23975,7 +24230,7 @@
         <w:shd w:val="clear" w:color="auto" w:fill="EAF4F4"/>
         <w:spacing w:before="60" w:beforeAutospacing="0" w:after="60" w:afterAutospacing="0" w:line="324" w:lineRule="auto"/>
         <w:ind w:left="200" w:right="120"/>
-        <w:divId w:val="1217426008"/>
+        <w:divId w:val="249702972"/>
         <w:rPr>
           <w:rFonts w:ascii="Aptos" w:hAnsi="Aptos"/>
           <w:color w:val="0A4F4F"/>
@@ -25063,7 +25318,7 @@
           <w:szCs w:val="44"/>
         </w:rPr>
       </w:pPr>
-      <w:bookmarkStart w:id="17" w:name="_Toc237356023"/>
+      <w:bookmarkStart w:id="17" w:name="_Toc237358809"/>
       <w:r>
         <w:rPr>
           <w:rFonts w:eastAsia="Times New Roman"/>
@@ -25464,7 +25719,7 @@
         <w:shd w:val="clear" w:color="auto" w:fill="EAF4F4"/>
         <w:spacing w:before="60" w:beforeAutospacing="0" w:after="60" w:afterAutospacing="0" w:line="324" w:lineRule="auto"/>
         <w:ind w:left="200" w:right="120"/>
-        <w:divId w:val="85275789"/>
+        <w:divId w:val="40133788"/>
         <w:rPr>
           <w:rFonts w:ascii="Aptos" w:hAnsi="Aptos"/>
           <w:color w:val="0A4F4F"/>
@@ -25649,9 +25904,9 @@
 <file path=word/numbering.xml><?xml version="1.0" encoding="utf-8"?>
 <w:numbering xmlns:wpc="http://schemas.microsoft.com/office/word/2010/wordprocessingCanvas" xmlns:cx="http://schemas.microsoft.com/office/drawing/2014/chartex" xmlns:cx1="http://schemas.microsoft.com/office/drawing/2015/9/8/chartex" xmlns:cx2="http://schemas.microsoft.com/office/drawing/2015/10/21/chartex" xmlns:cx3="http://schemas.microsoft.com/office/drawing/2016/5/9/chartex" xmlns:cx4="http://schemas.microsoft.com/office/drawing/2016/5/10/chartex" xmlns:cx5="http://schemas.microsoft.com/office/drawing/2016/5/11/chartex" xmlns:cx6="http://schemas.microsoft.com/office/drawing/2016/5/12/chartex" xmlns:cx7="http://schemas.microsoft.com/office/drawing/2016/5/13/chartex" xmlns:cx8="http://schemas.microsoft.com/office/drawing/2016/5/14/chartex" xmlns:mc="http://schemas.openxmlformats.org/markup-compatibility/2006" xmlns:aink="http://schemas.microsoft.com/office/drawing/2016/ink" xmlns:am3d="http://schemas.microsoft.com/office/drawing/2017/model3d" xmlns:o="urn:schemas-microsoft-com:office:office" xmlns:oel="http://schemas.microsoft.com/office/2019/extlst" xmlns:r="http://schemas.openxmlformats.org/officeDocument/2006/relationships" xmlns:m="http://schemas.openxmlformats.org/officeDocument/2006/math" xmlns:v="urn:schemas-microsoft-com:vml" xmlns:wp14="http://schemas.microsoft.com/office/word/2010/wordprocessingDrawing" xmlns:wp="http://schemas.openxmlformats.org/drawingml/2006/wordprocessingDrawing" xmlns:w10="urn:schemas-microsoft-com:office:word" xmlns:w="http://schemas.openxmlformats.org/wordprocessingml/2006/main" xmlns:w14="http://schemas.microsoft.com/office/word/2010/wordml" xmlns:w15="http://schemas.microsoft.com/office/word/2012/wordml" xmlns:w16cei="http://schemas.microsoft.com/office/word/2026/wordml/cei" xmlns:w16cex="http://schemas.microsoft.com/office/word/2018/wordml/cex" xmlns:w16cid="http://schemas.microsoft.com/office/word/2016/wordml/cid" xmlns:w16="http://schemas.microsoft.com/office/word/2018/wordml" xmlns:w16du="http://schemas.microsoft.com/office/word/2023/wordml/word16du" xmlns:w16sdtdh="http://schemas.microsoft.com/office/word/2020/wordml/sdtdatahash" xmlns:w16sdtfl="http://schemas.microsoft.com/office/word/2024/wordml/sdtformatlock" xmlns:w16se="http://schemas.microsoft.com/office/word/2015/wordml/symex" xmlns:wpg="http://schemas.microsoft.com/office/word/2010/wordprocessingGroup" xmlns:wpi="http://schemas.microsoft.com/office/word/2010/wordprocessingInk" xmlns:wne="http://schemas.microsoft.com/office/word/2006/wordml" xmlns:wps="http://schemas.microsoft.com/office/word/2010/wordprocessingShape" mc:Ignorable="w14 w15 w16se w16cid w16 w16cex w16sdtdh w16sdtfl w16du wp14">
   <w:abstractNum w:abstractNumId="0" w15:restartNumberingAfterBreak="0">
-    <w:nsid w:val="01292CB8"/>
+    <w:nsid w:val="00991CD8"/>
     <w:multiLevelType w:val="multilevel"/>
-    <w:tmpl w:val="A1907AC0"/>
+    <w:tmpl w:val="5F023E82"/>
     <w:lvl w:ilvl="0">
       <w:start w:val="1"/>
       <w:numFmt w:val="bullet"/>
@@ -25798,9 +26053,9 @@
     </w:lvl>
   </w:abstractNum>
   <w:abstractNum w:abstractNumId="1" w15:restartNumberingAfterBreak="0">
-    <w:nsid w:val="08026D29"/>
+    <w:nsid w:val="193251EE"/>
     <w:multiLevelType w:val="multilevel"/>
-    <w:tmpl w:val="E78C6426"/>
+    <w:tmpl w:val="BFD86478"/>
     <w:lvl w:ilvl="0">
       <w:start w:val="1"/>
       <w:numFmt w:val="bullet"/>
@@ -25947,9 +26202,9 @@
     </w:lvl>
   </w:abstractNum>
   <w:abstractNum w:abstractNumId="2" w15:restartNumberingAfterBreak="0">
-    <w:nsid w:val="0D7907F6"/>
+    <w:nsid w:val="22BF3E2A"/>
     <w:multiLevelType w:val="multilevel"/>
-    <w:tmpl w:val="4AC6F6AA"/>
+    <w:tmpl w:val="243207FE"/>
     <w:lvl w:ilvl="0">
       <w:start w:val="1"/>
       <w:numFmt w:val="bullet"/>
@@ -26096,9 +26351,9 @@
     </w:lvl>
   </w:abstractNum>
   <w:abstractNum w:abstractNumId="3" w15:restartNumberingAfterBreak="0">
-    <w:nsid w:val="13EA19E9"/>
+    <w:nsid w:val="29025CDE"/>
     <w:multiLevelType w:val="multilevel"/>
-    <w:tmpl w:val="780C0174"/>
+    <w:tmpl w:val="F2F0A1AC"/>
     <w:lvl w:ilvl="0">
       <w:start w:val="1"/>
       <w:numFmt w:val="bullet"/>
@@ -26245,9 +26500,122 @@
     </w:lvl>
   </w:abstractNum>
   <w:abstractNum w:abstractNumId="4" w15:restartNumberingAfterBreak="0">
-    <w:nsid w:val="1A13700B"/>
+    <w:nsid w:val="29A97534"/>
     <w:multiLevelType w:val="multilevel"/>
-    <w:tmpl w:val="5442DB5A"/>
+    <w:tmpl w:val="212E5624"/>
+    <w:lvl w:ilvl="0">
+      <w:start w:val="1"/>
+      <w:numFmt w:val="decimal"/>
+      <w:lvlText w:val="%1."/>
+      <w:lvlJc w:val="left"/>
+      <w:pPr>
+        <w:tabs>
+          <w:tab w:val="num" w:pos="720"/>
+        </w:tabs>
+        <w:ind w:left="720" w:hanging="360"/>
+      </w:pPr>
+    </w:lvl>
+    <w:lvl w:ilvl="1" w:tentative="1">
+      <w:start w:val="1"/>
+      <w:numFmt w:val="decimal"/>
+      <w:lvlText w:val="%2."/>
+      <w:lvlJc w:val="left"/>
+      <w:pPr>
+        <w:tabs>
+          <w:tab w:val="num" w:pos="1440"/>
+        </w:tabs>
+        <w:ind w:left="1440" w:hanging="360"/>
+      </w:pPr>
+    </w:lvl>
+    <w:lvl w:ilvl="2" w:tentative="1">
+      <w:start w:val="1"/>
+      <w:numFmt w:val="decimal"/>
+      <w:lvlText w:val="%3."/>
+      <w:lvlJc w:val="left"/>
+      <w:pPr>
+        <w:tabs>
+          <w:tab w:val="num" w:pos="2160"/>
+        </w:tabs>
+        <w:ind w:left="2160" w:hanging="360"/>
+      </w:pPr>
+    </w:lvl>
+    <w:lvl w:ilvl="3" w:tentative="1">
+      <w:start w:val="1"/>
+      <w:numFmt w:val="decimal"/>
+      <w:lvlText w:val="%4."/>
+      <w:lvlJc w:val="left"/>
+      <w:pPr>
+        <w:tabs>
+          <w:tab w:val="num" w:pos="2880"/>
+        </w:tabs>
+        <w:ind w:left="2880" w:hanging="360"/>
+      </w:pPr>
+    </w:lvl>
+    <w:lvl w:ilvl="4" w:tentative="1">
+      <w:start w:val="1"/>
+      <w:numFmt w:val="decimal"/>
+      <w:lvlText w:val="%5."/>
+      <w:lvlJc w:val="left"/>
+      <w:pPr>
+        <w:tabs>
+          <w:tab w:val="num" w:pos="3600"/>
+        </w:tabs>
+        <w:ind w:left="3600" w:hanging="360"/>
+      </w:pPr>
+    </w:lvl>
+    <w:lvl w:ilvl="5" w:tentative="1">
+      <w:start w:val="1"/>
+      <w:numFmt w:val="decimal"/>
+      <w:lvlText w:val="%6."/>
+      <w:lvlJc w:val="left"/>
+      <w:pPr>
+        <w:tabs>
+          <w:tab w:val="num" w:pos="4320"/>
+        </w:tabs>
+        <w:ind w:left="4320" w:hanging="360"/>
+      </w:pPr>
+    </w:lvl>
+    <w:lvl w:ilvl="6" w:tentative="1">
+      <w:start w:val="1"/>
+      <w:numFmt w:val="decimal"/>
+      <w:lvlText w:val="%7."/>
+      <w:lvlJc w:val="left"/>
+      <w:pPr>
+        <w:tabs>
+          <w:tab w:val="num" w:pos="5040"/>
+        </w:tabs>
+        <w:ind w:left="5040" w:hanging="360"/>
+      </w:pPr>
+    </w:lvl>
+    <w:lvl w:ilvl="7" w:tentative="1">
+      <w:start w:val="1"/>
+      <w:numFmt w:val="decimal"/>
+      <w:lvlText w:val="%8."/>
+      <w:lvlJc w:val="left"/>
+      <w:pPr>
+        <w:tabs>
+          <w:tab w:val="num" w:pos="5760"/>
+        </w:tabs>
+        <w:ind w:left="5760" w:hanging="360"/>
+      </w:pPr>
+    </w:lvl>
+    <w:lvl w:ilvl="8" w:tentative="1">
+      <w:start w:val="1"/>
+      <w:numFmt w:val="decimal"/>
+      <w:lvlText w:val="%9."/>
+      <w:lvlJc w:val="left"/>
+      <w:pPr>
+        <w:tabs>
+          <w:tab w:val="num" w:pos="6480"/>
+        </w:tabs>
+        <w:ind w:left="6480" w:hanging="360"/>
+      </w:pPr>
+    </w:lvl>
+  </w:abstractNum>
+  <w:abstractNum w:abstractNumId="5" w15:restartNumberingAfterBreak="0">
+    <w:nsid w:val="3E447ABC"/>
+    <w:multiLevelType w:val="multilevel"/>
+    <w:tmpl w:val="7F685FAC"/>
     <w:lvl w:ilvl="0">
       <w:start w:val="1"/>
       <w:numFmt w:val="bullet"/>
@@ -26393,10 +26761,10 @@
       </w:rPr>
     </w:lvl>
   </w:abstractNum>
-  <w:abstractNum w:abstractNumId="5" w15:restartNumberingAfterBreak="0">
-    <w:nsid w:val="1E1B3502"/>
+  <w:abstractNum w:abstractNumId="6" w15:restartNumberingAfterBreak="0">
+    <w:nsid w:val="511A1C83"/>
     <w:multiLevelType w:val="multilevel"/>
-    <w:tmpl w:val="900CC988"/>
+    <w:tmpl w:val="1C86CA70"/>
     <w:lvl w:ilvl="0">
       <w:start w:val="1"/>
       <w:numFmt w:val="bullet"/>
@@ -26542,10 +26910,10 @@
       </w:rPr>
     </w:lvl>
   </w:abstractNum>
-  <w:abstractNum w:abstractNumId="6" w15:restartNumberingAfterBreak="0">
-    <w:nsid w:val="24F762C8"/>
+  <w:abstractNum w:abstractNumId="7" w15:restartNumberingAfterBreak="0">
+    <w:nsid w:val="554F79B0"/>
     <w:multiLevelType w:val="multilevel"/>
-    <w:tmpl w:val="DBA6F7B0"/>
+    <w:tmpl w:val="CC461652"/>
     <w:lvl w:ilvl="0">
       <w:start w:val="1"/>
       <w:numFmt w:val="bullet"/>
@@ -26691,10 +27059,123 @@
       </w:rPr>
     </w:lvl>
   </w:abstractNum>
-  <w:abstractNum w:abstractNumId="7" w15:restartNumberingAfterBreak="0">
-    <w:nsid w:val="376978D5"/>
+  <w:abstractNum w:abstractNumId="8" w15:restartNumberingAfterBreak="0">
+    <w:nsid w:val="55E91A57"/>
     <w:multiLevelType w:val="multilevel"/>
-    <w:tmpl w:val="D12627F0"/>
+    <w:tmpl w:val="4B36A434"/>
+    <w:lvl w:ilvl="0">
+      <w:start w:val="1"/>
+      <w:numFmt w:val="decimal"/>
+      <w:lvlText w:val="%1."/>
+      <w:lvlJc w:val="left"/>
+      <w:pPr>
+        <w:tabs>
+          <w:tab w:val="num" w:pos="720"/>
+        </w:tabs>
+        <w:ind w:left="720" w:hanging="360"/>
+      </w:pPr>
+    </w:lvl>
+    <w:lvl w:ilvl="1" w:tentative="1">
+      <w:start w:val="1"/>
+      <w:numFmt w:val="decimal"/>
+      <w:lvlText w:val="%2."/>
+      <w:lvlJc w:val="left"/>
+      <w:pPr>
+        <w:tabs>
+          <w:tab w:val="num" w:pos="1440"/>
+        </w:tabs>
+        <w:ind w:left="1440" w:hanging="360"/>
+      </w:pPr>
+    </w:lvl>
+    <w:lvl w:ilvl="2" w:tentative="1">
+      <w:start w:val="1"/>
+      <w:numFmt w:val="decimal"/>
+      <w:lvlText w:val="%3."/>
+      <w:lvlJc w:val="left"/>
+      <w:pPr>
+        <w:tabs>
+          <w:tab w:val="num" w:pos="2160"/>
+        </w:tabs>
+        <w:ind w:left="2160" w:hanging="360"/>
+      </w:pPr>
+    </w:lvl>
+    <w:lvl w:ilvl="3" w:tentative="1">
+      <w:start w:val="1"/>
+      <w:numFmt w:val="decimal"/>
+      <w:lvlText w:val="%4."/>
+      <w:lvlJc w:val="left"/>
+      <w:pPr>
+        <w:tabs>
+          <w:tab w:val="num" w:pos="2880"/>
+        </w:tabs>
+        <w:ind w:left="2880" w:hanging="360"/>
+      </w:pPr>
+    </w:lvl>
+    <w:lvl w:ilvl="4" w:tentative="1">
+      <w:start w:val="1"/>
+      <w:numFmt w:val="decimal"/>
+      <w:lvlText w:val="%5."/>
+      <w:lvlJc w:val="left"/>
+      <w:pPr>
+        <w:tabs>
+          <w:tab w:val="num" w:pos="3600"/>
+        </w:tabs>
+        <w:ind w:left="3600" w:hanging="360"/>
+      </w:pPr>
+    </w:lvl>
+    <w:lvl w:ilvl="5" w:tentative="1">
+      <w:start w:val="1"/>
+      <w:numFmt w:val="decimal"/>
+      <w:lvlText w:val="%6."/>
+      <w:lvlJc w:val="left"/>
+      <w:pPr>
+        <w:tabs>
+          <w:tab w:val="num" w:pos="4320"/>
+        </w:tabs>
+        <w:ind w:left="4320" w:hanging="360"/>
+      </w:pPr>
+    </w:lvl>
+    <w:lvl w:ilvl="6" w:tentative="1">
+      <w:start w:val="1"/>
+      <w:numFmt w:val="decimal"/>
+      <w:lvlText w:val="%7."/>
+      <w:lvlJc w:val="left"/>
+      <w:pPr>
+        <w:tabs>
+          <w:tab w:val="num" w:pos="5040"/>
+        </w:tabs>
+        <w:ind w:left="5040" w:hanging="360"/>
+      </w:pPr>
+    </w:lvl>
+    <w:lvl w:ilvl="7" w:tentative="1">
+      <w:start w:val="1"/>
+      <w:numFmt w:val="decimal"/>
+      <w:lvlText w:val="%8."/>
+      <w:lvlJc w:val="left"/>
+      <w:pPr>
+        <w:tabs>
+          <w:tab w:val="num" w:pos="5760"/>
+        </w:tabs>
+        <w:ind w:left="5760" w:hanging="360"/>
+      </w:pPr>
+    </w:lvl>
+    <w:lvl w:ilvl="8" w:tentative="1">
+      <w:start w:val="1"/>
+      <w:numFmt w:val="decimal"/>
+      <w:lvlText w:val="%9."/>
+      <w:lvlJc w:val="left"/>
+      <w:pPr>
+        <w:tabs>
+          <w:tab w:val="num" w:pos="6480"/>
+        </w:tabs>
+        <w:ind w:left="6480" w:hanging="360"/>
+      </w:pPr>
+    </w:lvl>
+  </w:abstractNum>
+  <w:abstractNum w:abstractNumId="9" w15:restartNumberingAfterBreak="0">
+    <w:nsid w:val="5BA925A1"/>
+    <w:multiLevelType w:val="multilevel"/>
+    <w:tmpl w:val="9F4A7470"/>
     <w:lvl w:ilvl="0">
       <w:start w:val="1"/>
       <w:numFmt w:val="bullet"/>
@@ -26840,10 +27321,10 @@
       </w:rPr>
     </w:lvl>
   </w:abstractNum>
-  <w:abstractNum w:abstractNumId="8" w15:restartNumberingAfterBreak="0">
-    <w:nsid w:val="4B681295"/>
+  <w:abstractNum w:abstractNumId="10" w15:restartNumberingAfterBreak="0">
+    <w:nsid w:val="5DA26ADB"/>
     <w:multiLevelType w:val="multilevel"/>
-    <w:tmpl w:val="2B885312"/>
+    <w:tmpl w:val="5D76DC94"/>
     <w:lvl w:ilvl="0">
       <w:start w:val="1"/>
       <w:numFmt w:val="bullet"/>
@@ -26989,123 +27470,10 @@
       </w:rPr>
     </w:lvl>
   </w:abstractNum>
-  <w:abstractNum w:abstractNumId="9" w15:restartNumberingAfterBreak="0">
-    <w:nsid w:val="63934AA8"/>
+  <w:abstractNum w:abstractNumId="11" w15:restartNumberingAfterBreak="0">
+    <w:nsid w:val="60306A33"/>
     <w:multiLevelType w:val="multilevel"/>
-    <w:tmpl w:val="9F90BFA2"/>
-    <w:lvl w:ilvl="0">
-      <w:start w:val="1"/>
-      <w:numFmt w:val="decimal"/>
-      <w:lvlText w:val="%1."/>
-      <w:lvlJc w:val="left"/>
-      <w:pPr>
-        <w:tabs>
-          <w:tab w:val="num" w:pos="720"/>
-        </w:tabs>
-        <w:ind w:left="720" w:hanging="360"/>
-      </w:pPr>
-    </w:lvl>
-    <w:lvl w:ilvl="1" w:tentative="1">
-      <w:start w:val="1"/>
-      <w:numFmt w:val="decimal"/>
-      <w:lvlText w:val="%2."/>
-      <w:lvlJc w:val="left"/>
-      <w:pPr>
-        <w:tabs>
-          <w:tab w:val="num" w:pos="1440"/>
-        </w:tabs>
-        <w:ind w:left="1440" w:hanging="360"/>
-      </w:pPr>
-    </w:lvl>
-    <w:lvl w:ilvl="2" w:tentative="1">
-      <w:start w:val="1"/>
-      <w:numFmt w:val="decimal"/>
-      <w:lvlText w:val="%3."/>
-      <w:lvlJc w:val="left"/>
-      <w:pPr>
-        <w:tabs>
-          <w:tab w:val="num" w:pos="2160"/>
-        </w:tabs>
-        <w:ind w:left="2160" w:hanging="360"/>
-      </w:pPr>
-    </w:lvl>
-    <w:lvl w:ilvl="3" w:tentative="1">
-      <w:start w:val="1"/>
-      <w:numFmt w:val="decimal"/>
-      <w:lvlText w:val="%4."/>
-      <w:lvlJc w:val="left"/>
-      <w:pPr>
-        <w:tabs>
-          <w:tab w:val="num" w:pos="2880"/>
-        </w:tabs>
-        <w:ind w:left="2880" w:hanging="360"/>
-      </w:pPr>
-    </w:lvl>
-    <w:lvl w:ilvl="4" w:tentative="1">
-      <w:start w:val="1"/>
-      <w:numFmt w:val="decimal"/>
-      <w:lvlText w:val="%5."/>
-      <w:lvlJc w:val="left"/>
-      <w:pPr>
-        <w:tabs>
-          <w:tab w:val="num" w:pos="3600"/>
-        </w:tabs>
-        <w:ind w:left="3600" w:hanging="360"/>
-      </w:pPr>
-    </w:lvl>
-    <w:lvl w:ilvl="5" w:tentative="1">
-      <w:start w:val="1"/>
-      <w:numFmt w:val="decimal"/>
-      <w:lvlText w:val="%6."/>
-      <w:lvlJc w:val="left"/>
-      <w:pPr>
-        <w:tabs>
-          <w:tab w:val="num" w:pos="4320"/>
-        </w:tabs>
-        <w:ind w:left="4320" w:hanging="360"/>
-      </w:pPr>
-    </w:lvl>
-    <w:lvl w:ilvl="6" w:tentative="1">
-      <w:start w:val="1"/>
-      <w:numFmt w:val="decimal"/>
-      <w:lvlText w:val="%7."/>
-      <w:lvlJc w:val="left"/>
-      <w:pPr>
-        <w:tabs>
-          <w:tab w:val="num" w:pos="5040"/>
-        </w:tabs>
-        <w:ind w:left="5040" w:hanging="360"/>
-      </w:pPr>
-    </w:lvl>
-    <w:lvl w:ilvl="7" w:tentative="1">
-      <w:start w:val="1"/>
-      <w:numFmt w:val="decimal"/>
-      <w:lvlText w:val="%8."/>
-      <w:lvlJc w:val="left"/>
-      <w:pPr>
-        <w:tabs>
-          <w:tab w:val="num" w:pos="5760"/>
-        </w:tabs>
-        <w:ind w:left="5760" w:hanging="360"/>
-      </w:pPr>
-    </w:lvl>
-    <w:lvl w:ilvl="8" w:tentative="1">
-      <w:start w:val="1"/>
-      <w:numFmt w:val="decimal"/>
-      <w:lvlText w:val="%9."/>
-      <w:lvlJc w:val="left"/>
-      <w:pPr>
-        <w:tabs>
-          <w:tab w:val="num" w:pos="6480"/>
-        </w:tabs>
-        <w:ind w:left="6480" w:hanging="360"/>
-      </w:pPr>
-    </w:lvl>
-  </w:abstractNum>
-  <w:abstractNum w:abstractNumId="10" w15:restartNumberingAfterBreak="0">
-    <w:nsid w:val="696C1C3A"/>
-    <w:multiLevelType w:val="multilevel"/>
-    <w:tmpl w:val="10C6BFD4"/>
+    <w:tmpl w:val="D56AE232"/>
     <w:lvl w:ilvl="0">
       <w:start w:val="1"/>
       <w:numFmt w:val="bullet"/>
@@ -27251,123 +27619,10 @@
       </w:rPr>
     </w:lvl>
   </w:abstractNum>
-  <w:abstractNum w:abstractNumId="11" w15:restartNumberingAfterBreak="0">
-    <w:nsid w:val="6D0E77F9"/>
+  <w:abstractNum w:abstractNumId="12" w15:restartNumberingAfterBreak="0">
+    <w:nsid w:val="6EDC347C"/>
     <w:multiLevelType w:val="multilevel"/>
-    <w:tmpl w:val="DD689942"/>
-    <w:lvl w:ilvl="0">
-      <w:start w:val="1"/>
-      <w:numFmt w:val="decimal"/>
-      <w:lvlText w:val="%1."/>
-      <w:lvlJc w:val="left"/>
-      <w:pPr>
-        <w:tabs>
-          <w:tab w:val="num" w:pos="720"/>
-        </w:tabs>
-        <w:ind w:left="720" w:hanging="360"/>
-      </w:pPr>
-    </w:lvl>
-    <w:lvl w:ilvl="1" w:tentative="1">
-      <w:start w:val="1"/>
-      <w:numFmt w:val="decimal"/>
-      <w:lvlText w:val="%2."/>
-      <w:lvlJc w:val="left"/>
-      <w:pPr>
-        <w:tabs>
-          <w:tab w:val="num" w:pos="1440"/>
-        </w:tabs>
-        <w:ind w:left="1440" w:hanging="360"/>
-      </w:pPr>
-    </w:lvl>
-    <w:lvl w:ilvl="2" w:tentative="1">
-      <w:start w:val="1"/>
-      <w:numFmt w:val="decimal"/>
-      <w:lvlText w:val="%3."/>
-      <w:lvlJc w:val="left"/>
-      <w:pPr>
-        <w:tabs>
-          <w:tab w:val="num" w:pos="2160"/>
-        </w:tabs>
-        <w:ind w:left="2160" w:hanging="360"/>
-      </w:pPr>
-    </w:lvl>
-    <w:lvl w:ilvl="3" w:tentative="1">
-      <w:start w:val="1"/>
-      <w:numFmt w:val="decimal"/>
-      <w:lvlText w:val="%4."/>
-      <w:lvlJc w:val="left"/>
-      <w:pPr>
-        <w:tabs>
-          <w:tab w:val="num" w:pos="2880"/>
-        </w:tabs>
-        <w:ind w:left="2880" w:hanging="360"/>
-      </w:pPr>
-    </w:lvl>
-    <w:lvl w:ilvl="4" w:tentative="1">
-      <w:start w:val="1"/>
-      <w:numFmt w:val="decimal"/>
-      <w:lvlText w:val="%5."/>
-      <w:lvlJc w:val="left"/>
-      <w:pPr>
-        <w:tabs>
-          <w:tab w:val="num" w:pos="3600"/>
-        </w:tabs>
-        <w:ind w:left="3600" w:hanging="360"/>
-      </w:pPr>
-    </w:lvl>
-    <w:lvl w:ilvl="5" w:tentative="1">
-      <w:start w:val="1"/>
-      <w:numFmt w:val="decimal"/>
-      <w:lvlText w:val="%6."/>
-      <w:lvlJc w:val="left"/>
-      <w:pPr>
-        <w:tabs>
-          <w:tab w:val="num" w:pos="4320"/>
-        </w:tabs>
-        <w:ind w:left="4320" w:hanging="360"/>
-      </w:pPr>
-    </w:lvl>
-    <w:lvl w:ilvl="6" w:tentative="1">
-      <w:start w:val="1"/>
-      <w:numFmt w:val="decimal"/>
-      <w:lvlText w:val="%7."/>
-      <w:lvlJc w:val="left"/>
-      <w:pPr>
-        <w:tabs>
-          <w:tab w:val="num" w:pos="5040"/>
-        </w:tabs>
-        <w:ind w:left="5040" w:hanging="360"/>
-      </w:pPr>
-    </w:lvl>
-    <w:lvl w:ilvl="7" w:tentative="1">
-      <w:start w:val="1"/>
-      <w:numFmt w:val="decimal"/>
-      <w:lvlText w:val="%8."/>
-      <w:lvlJc w:val="left"/>
-      <w:pPr>
-        <w:tabs>
-          <w:tab w:val="num" w:pos="5760"/>
-        </w:tabs>
-        <w:ind w:left="5760" w:hanging="360"/>
-      </w:pPr>
-    </w:lvl>
-    <w:lvl w:ilvl="8" w:tentative="1">
-      <w:start w:val="1"/>
-      <w:numFmt w:val="decimal"/>
-      <w:lvlText w:val="%9."/>
-      <w:lvlJc w:val="left"/>
-      <w:pPr>
-        <w:tabs>
-          <w:tab w:val="num" w:pos="6480"/>
-        </w:tabs>
-        <w:ind w:left="6480" w:hanging="360"/>
-      </w:pPr>
-    </w:lvl>
-  </w:abstractNum>
-  <w:abstractNum w:abstractNumId="12" w15:restartNumberingAfterBreak="0">
-    <w:nsid w:val="72922AFA"/>
-    <w:multiLevelType w:val="multilevel"/>
-    <w:tmpl w:val="F7B6B4C8"/>
+    <w:tmpl w:val="8598A68E"/>
     <w:lvl w:ilvl="0">
       <w:start w:val="1"/>
       <w:numFmt w:val="bullet"/>
@@ -27514,9 +27769,9 @@
     </w:lvl>
   </w:abstractNum>
   <w:abstractNum w:abstractNumId="13" w15:restartNumberingAfterBreak="0">
-    <w:nsid w:val="7332142E"/>
+    <w:nsid w:val="72493DF2"/>
     <w:multiLevelType w:val="multilevel"/>
-    <w:tmpl w:val="B04E1246"/>
+    <w:tmpl w:val="454AAE3E"/>
     <w:lvl w:ilvl="0">
       <w:start w:val="1"/>
       <w:numFmt w:val="bullet"/>
@@ -27662,47 +27917,47 @@
       </w:rPr>
     </w:lvl>
   </w:abstractNum>
-  <w:num w:numId="1" w16cid:durableId="1391536691">
+  <w:num w:numId="1" w16cid:durableId="1179545495">
+    <w:abstractNumId w:val="7"/>
+  </w:num>
+  <w:num w:numId="2" w16cid:durableId="390665095">
+    <w:abstractNumId w:val="11"/>
+  </w:num>
+  <w:num w:numId="3" w16cid:durableId="1539664094">
+    <w:abstractNumId w:val="10"/>
+  </w:num>
+  <w:num w:numId="4" w16cid:durableId="1941906569">
+    <w:abstractNumId w:val="8"/>
+  </w:num>
+  <w:num w:numId="5" w16cid:durableId="1812357335">
+    <w:abstractNumId w:val="5"/>
+  </w:num>
+  <w:num w:numId="6" w16cid:durableId="939489774">
+    <w:abstractNumId w:val="0"/>
+  </w:num>
+  <w:num w:numId="7" w16cid:durableId="1510753341">
+    <w:abstractNumId w:val="3"/>
+  </w:num>
+  <w:num w:numId="8" w16cid:durableId="1905021542">
     <w:abstractNumId w:val="1"/>
   </w:num>
-  <w:num w:numId="2" w16cid:durableId="819999110">
+  <w:num w:numId="9" w16cid:durableId="2094546821">
     <w:abstractNumId w:val="2"/>
   </w:num>
-  <w:num w:numId="3" w16cid:durableId="1821847854">
+  <w:num w:numId="10" w16cid:durableId="432477674">
+    <w:abstractNumId w:val="12"/>
+  </w:num>
+  <w:num w:numId="11" w16cid:durableId="667101792">
+    <w:abstractNumId w:val="9"/>
+  </w:num>
+  <w:num w:numId="12" w16cid:durableId="1806191873">
     <w:abstractNumId w:val="6"/>
   </w:num>
-  <w:num w:numId="4" w16cid:durableId="151289395">
-    <w:abstractNumId w:val="11"/>
-  </w:num>
-  <w:num w:numId="5" w16cid:durableId="1599019404">
-    <w:abstractNumId w:val="10"/>
-  </w:num>
-  <w:num w:numId="6" w16cid:durableId="459303030">
-    <w:abstractNumId w:val="3"/>
-  </w:num>
-  <w:num w:numId="7" w16cid:durableId="1205488241">
+  <w:num w:numId="13" w16cid:durableId="194931336">
     <w:abstractNumId w:val="13"/>
   </w:num>
-  <w:num w:numId="8" w16cid:durableId="1116101462">
-    <w:abstractNumId w:val="0"/>
-  </w:num>
-  <w:num w:numId="9" w16cid:durableId="983974003">
-    <w:abstractNumId w:val="7"/>
-  </w:num>
-  <w:num w:numId="10" w16cid:durableId="1124999668">
+  <w:num w:numId="14" w16cid:durableId="252862483">
     <w:abstractNumId w:val="4"/>
-  </w:num>
-  <w:num w:numId="11" w16cid:durableId="1922786328">
-    <w:abstractNumId w:val="5"/>
-  </w:num>
-  <w:num w:numId="12" w16cid:durableId="943070158">
-    <w:abstractNumId w:val="8"/>
-  </w:num>
-  <w:num w:numId="13" w16cid:durableId="1713842033">
-    <w:abstractNumId w:val="12"/>
-  </w:num>
-  <w:num w:numId="14" w16cid:durableId="633602824">
-    <w:abstractNumId w:val="9"/>
   </w:num>
 </w:numbering>
 </file>
@@ -28279,7 +28534,7 @@
     <w:link w:val="HeaderChar"/>
     <w:uiPriority w:val="99"/>
     <w:unhideWhenUsed/>
-    <w:rsid w:val="00CC3FD9"/>
+    <w:rsid w:val="007D2BCB"/>
     <w:pPr>
       <w:tabs>
         <w:tab w:val="center" w:pos="4680"/>
@@ -28292,7 +28547,7 @@
     <w:basedOn w:val="DefaultParagraphFont"/>
     <w:link w:val="Header"/>
     <w:uiPriority w:val="99"/>
-    <w:rsid w:val="00CC3FD9"/>
+    <w:rsid w:val="007D2BCB"/>
     <w:rPr>
       <w:rFonts w:eastAsiaTheme="minorEastAsia"/>
       <w:sz w:val="24"/>
@@ -28305,7 +28560,7 @@
     <w:link w:val="FooterChar"/>
     <w:uiPriority w:val="99"/>
     <w:unhideWhenUsed/>
-    <w:rsid w:val="00CC3FD9"/>
+    <w:rsid w:val="007D2BCB"/>
     <w:pPr>
       <w:tabs>
         <w:tab w:val="center" w:pos="4680"/>
@@ -28318,7 +28573,7 @@
     <w:basedOn w:val="DefaultParagraphFont"/>
     <w:link w:val="Footer"/>
     <w:uiPriority w:val="99"/>
-    <w:rsid w:val="00CC3FD9"/>
+    <w:rsid w:val="007D2BCB"/>
     <w:rPr>
       <w:rFonts w:eastAsiaTheme="minorEastAsia"/>
       <w:sz w:val="24"/>
@@ -28332,7 +28587,7 @@
     <w:autoRedefine/>
     <w:uiPriority w:val="39"/>
     <w:unhideWhenUsed/>
-    <w:rsid w:val="00CC3FD9"/>
+    <w:rsid w:val="007D2BCB"/>
     <w:pPr>
       <w:spacing w:after="100"/>
       <w:ind w:left="240"/>
@@ -28345,7 +28600,7 @@
     <w:autoRedefine/>
     <w:uiPriority w:val="39"/>
     <w:unhideWhenUsed/>
-    <w:rsid w:val="00CC3FD9"/>
+    <w:rsid w:val="007D2BCB"/>
     <w:pPr>
       <w:spacing w:after="100"/>
     </w:pPr>
@@ -28355,7 +28610,7 @@
     <w:basedOn w:val="DefaultParagraphFont"/>
     <w:uiPriority w:val="99"/>
     <w:unhideWhenUsed/>
-    <w:rsid w:val="00CC3FD9"/>
+    <w:rsid w:val="007D2BCB"/>
     <w:rPr>
       <w:color w:val="467886" w:themeColor="hyperlink"/>
       <w:u w:val="single"/>

--- a/docs/Inteligencia-Palacio-Recorrido-de-la-demo.docx
+++ b/docs/Inteligencia-Palacio-Recorrido-de-la-demo.docx
@@ -7,7 +7,7 @@
         <w:pStyle w:val="NormalWeb"/>
         <w:spacing w:before="0" w:beforeAutospacing="0" w:after="40" w:afterAutospacing="0"/>
         <w:jc w:val="center"/>
-        <w:divId w:val="1080173859"/>
+        <w:divId w:val="320550751"/>
         <w:rPr>
           <w:rFonts w:ascii="Aptos" w:hAnsi="Aptos"/>
           <w:color w:val="0F6E6E"/>
@@ -32,7 +32,7 @@
         <w:pStyle w:val="NormalWeb"/>
         <w:spacing w:before="0" w:beforeAutospacing="0" w:after="280" w:afterAutospacing="0"/>
         <w:jc w:val="center"/>
-        <w:divId w:val="1080173859"/>
+        <w:divId w:val="320550751"/>
         <w:rPr>
           <w:rFonts w:ascii="Aptos" w:hAnsi="Aptos"/>
           <w:color w:val="1F2328"/>
@@ -55,7 +55,7 @@
         <w:pStyle w:val="NormalWeb"/>
         <w:spacing w:before="0" w:beforeAutospacing="0" w:after="440" w:afterAutospacing="0"/>
         <w:jc w:val="center"/>
-        <w:divId w:val="1080173859"/>
+        <w:divId w:val="320550751"/>
         <w:rPr>
           <w:rFonts w:ascii="Aptos" w:hAnsi="Aptos"/>
           <w:color w:val="0A4F4F"/>
@@ -78,7 +78,7 @@
         <w:pStyle w:val="NormalWeb"/>
         <w:spacing w:before="0" w:beforeAutospacing="0" w:after="140" w:afterAutospacing="0"/>
         <w:jc w:val="center"/>
-        <w:divId w:val="1080173859"/>
+        <w:divId w:val="320550751"/>
         <w:rPr>
           <w:rFonts w:ascii="Aptos" w:hAnsi="Aptos"/>
           <w:color w:val="5A6A6A"/>
@@ -103,7 +103,7 @@
         <w:pStyle w:val="NormalWeb"/>
         <w:spacing w:before="0" w:beforeAutospacing="0" w:after="140" w:afterAutospacing="0"/>
         <w:jc w:val="center"/>
-        <w:divId w:val="1080173859"/>
+        <w:divId w:val="320550751"/>
         <w:rPr>
           <w:rFonts w:ascii="Aptos" w:hAnsi="Aptos"/>
           <w:color w:val="5A6A6A"/>
@@ -126,7 +126,7 @@
         <w:pStyle w:val="NormalWeb"/>
         <w:spacing w:before="0" w:beforeAutospacing="0" w:after="140" w:afterAutospacing="0"/>
         <w:jc w:val="center"/>
-        <w:divId w:val="1080173859"/>
+        <w:divId w:val="320550751"/>
         <w:rPr>
           <w:rFonts w:ascii="Aptos" w:hAnsi="Aptos"/>
           <w:color w:val="5A6A6A"/>
@@ -149,7 +149,7 @@
         <w:pStyle w:val="NormalWeb"/>
         <w:spacing w:before="0" w:beforeAutospacing="0" w:after="140" w:afterAutospacing="0"/>
         <w:jc w:val="center"/>
-        <w:divId w:val="1080173859"/>
+        <w:divId w:val="320550751"/>
         <w:rPr>
           <w:rFonts w:ascii="Aptos" w:hAnsi="Aptos"/>
           <w:color w:val="5A6A6A"/>
@@ -172,7 +172,7 @@
         <w:pStyle w:val="NormalWeb"/>
         <w:spacing w:before="0" w:beforeAutospacing="0" w:after="140" w:afterAutospacing="0"/>
         <w:jc w:val="center"/>
-        <w:divId w:val="1080173859"/>
+        <w:divId w:val="320550751"/>
         <w:rPr>
           <w:rFonts w:ascii="Aptos" w:hAnsi="Aptos"/>
           <w:color w:val="5A6A6A"/>
@@ -279,7 +279,7 @@
         </w:rPr>
         <w:fldChar w:fldCharType="separate"/>
       </w:r>
-      <w:hyperlink w:anchor="_Toc237358792" w:history="1">
+      <w:hyperlink w:anchor="_Toc237361045" w:history="1">
         <w:r>
           <w:rPr>
             <w:rStyle w:val="Hyperlink"/>
@@ -315,7 +315,7 @@
             <w:color w:val="0A4F4F"/>
             <w:sz w:val="22"/>
           </w:rPr>
-          <w:instrText xml:space="preserve"> PAGEREF _Toc237358792 \h </w:instrText>
+          <w:instrText xml:space="preserve"> PAGEREF _Toc237361045 \h </w:instrText>
         </w:r>
         <w:r>
           <w:rPr>
@@ -370,7 +370,7 @@
           <w14:ligatures w14:val="standardContextual"/>
         </w:rPr>
       </w:pPr>
-      <w:hyperlink w:anchor="_Toc237358793" w:history="1">
+      <w:hyperlink w:anchor="_Toc237361046" w:history="1">
         <w:r>
           <w:rPr>
             <w:rStyle w:val="Hyperlink"/>
@@ -406,7 +406,7 @@
             <w:color w:val="0A4F4F"/>
             <w:sz w:val="22"/>
           </w:rPr>
-          <w:instrText xml:space="preserve"> PAGEREF _Toc237358793 \h </w:instrText>
+          <w:instrText xml:space="preserve"> PAGEREF _Toc237361046 \h </w:instrText>
         </w:r>
         <w:r>
           <w:rPr>
@@ -461,7 +461,7 @@
           <w14:ligatures w14:val="standardContextual"/>
         </w:rPr>
       </w:pPr>
-      <w:hyperlink w:anchor="_Toc237358794" w:history="1">
+      <w:hyperlink w:anchor="_Toc237361047" w:history="1">
         <w:r>
           <w:rPr>
             <w:rStyle w:val="Hyperlink"/>
@@ -497,7 +497,7 @@
             <w:color w:val="0A4F4F"/>
             <w:sz w:val="22"/>
           </w:rPr>
-          <w:instrText xml:space="preserve"> PAGEREF _Toc237358794 \h </w:instrText>
+          <w:instrText xml:space="preserve"> PAGEREF _Toc237361047 \h </w:instrText>
         </w:r>
         <w:r>
           <w:rPr>
@@ -552,7 +552,7 @@
           <w14:ligatures w14:val="standardContextual"/>
         </w:rPr>
       </w:pPr>
-      <w:hyperlink w:anchor="_Toc237358795" w:history="1">
+      <w:hyperlink w:anchor="_Toc237361048" w:history="1">
         <w:r>
           <w:rPr>
             <w:rStyle w:val="Hyperlink"/>
@@ -588,7 +588,7 @@
             <w:color w:val="0A4F4F"/>
             <w:sz w:val="22"/>
           </w:rPr>
-          <w:instrText xml:space="preserve"> PAGEREF _Toc237358795 \h </w:instrText>
+          <w:instrText xml:space="preserve"> PAGEREF _Toc237361048 \h </w:instrText>
         </w:r>
         <w:r>
           <w:rPr>
@@ -643,7 +643,7 @@
           <w14:ligatures w14:val="standardContextual"/>
         </w:rPr>
       </w:pPr>
-      <w:hyperlink w:anchor="_Toc237358796" w:history="1">
+      <w:hyperlink w:anchor="_Toc237361049" w:history="1">
         <w:r>
           <w:rPr>
             <w:rStyle w:val="Hyperlink"/>
@@ -679,7 +679,7 @@
             <w:color w:val="0A4F4F"/>
             <w:sz w:val="22"/>
           </w:rPr>
-          <w:instrText xml:space="preserve"> PAGEREF _Toc237358796 \h </w:instrText>
+          <w:instrText xml:space="preserve"> PAGEREF _Toc237361049 \h </w:instrText>
         </w:r>
         <w:r>
           <w:rPr>
@@ -734,7 +734,7 @@
           <w14:ligatures w14:val="standardContextual"/>
         </w:rPr>
       </w:pPr>
-      <w:hyperlink w:anchor="_Toc237358797" w:history="1">
+      <w:hyperlink w:anchor="_Toc237361050" w:history="1">
         <w:r>
           <w:rPr>
             <w:rStyle w:val="Hyperlink"/>
@@ -770,7 +770,7 @@
             <w:color w:val="0A4F4F"/>
             <w:sz w:val="22"/>
           </w:rPr>
-          <w:instrText xml:space="preserve"> PAGEREF _Toc237358797 \h </w:instrText>
+          <w:instrText xml:space="preserve"> PAGEREF _Toc237361050 \h </w:instrText>
         </w:r>
         <w:r>
           <w:rPr>
@@ -825,7 +825,7 @@
           <w14:ligatures w14:val="standardContextual"/>
         </w:rPr>
       </w:pPr>
-      <w:hyperlink w:anchor="_Toc237358798" w:history="1">
+      <w:hyperlink w:anchor="_Toc237361051" w:history="1">
         <w:r>
           <w:rPr>
             <w:rStyle w:val="Hyperlink"/>
@@ -861,7 +861,7 @@
             <w:color w:val="0A4F4F"/>
             <w:sz w:val="22"/>
           </w:rPr>
-          <w:instrText xml:space="preserve"> PAGEREF _Toc237358798 \h </w:instrText>
+          <w:instrText xml:space="preserve"> PAGEREF _Toc237361051 \h </w:instrText>
         </w:r>
         <w:r>
           <w:rPr>
@@ -916,7 +916,7 @@
           <w14:ligatures w14:val="standardContextual"/>
         </w:rPr>
       </w:pPr>
-      <w:hyperlink w:anchor="_Toc237358799" w:history="1">
+      <w:hyperlink w:anchor="_Toc237361052" w:history="1">
         <w:r>
           <w:rPr>
             <w:rStyle w:val="Hyperlink"/>
@@ -952,7 +952,7 @@
             <w:color w:val="0A4F4F"/>
             <w:sz w:val="22"/>
           </w:rPr>
-          <w:instrText xml:space="preserve"> PAGEREF _Toc237358799 \h </w:instrText>
+          <w:instrText xml:space="preserve"> PAGEREF _Toc237361052 \h </w:instrText>
         </w:r>
         <w:r>
           <w:rPr>
@@ -1007,7 +1007,7 @@
           <w14:ligatures w14:val="standardContextual"/>
         </w:rPr>
       </w:pPr>
-      <w:hyperlink w:anchor="_Toc237358800" w:history="1">
+      <w:hyperlink w:anchor="_Toc237361053" w:history="1">
         <w:r>
           <w:rPr>
             <w:rStyle w:val="Hyperlink"/>
@@ -1043,7 +1043,7 @@
             <w:color w:val="0A4F4F"/>
             <w:sz w:val="22"/>
           </w:rPr>
-          <w:instrText xml:space="preserve"> PAGEREF _Toc237358800 \h </w:instrText>
+          <w:instrText xml:space="preserve"> PAGEREF _Toc237361053 \h </w:instrText>
         </w:r>
         <w:r>
           <w:rPr>
@@ -1098,7 +1098,7 @@
           <w14:ligatures w14:val="standardContextual"/>
         </w:rPr>
       </w:pPr>
-      <w:hyperlink w:anchor="_Toc237358801" w:history="1">
+      <w:hyperlink w:anchor="_Toc237361054" w:history="1">
         <w:r>
           <w:rPr>
             <w:rStyle w:val="Hyperlink"/>
@@ -1134,7 +1134,7 @@
             <w:color w:val="0A4F4F"/>
             <w:sz w:val="22"/>
           </w:rPr>
-          <w:instrText xml:space="preserve"> PAGEREF _Toc237358801 \h </w:instrText>
+          <w:instrText xml:space="preserve"> PAGEREF _Toc237361054 \h </w:instrText>
         </w:r>
         <w:r>
           <w:rPr>
@@ -1189,7 +1189,7 @@
           <w14:ligatures w14:val="standardContextual"/>
         </w:rPr>
       </w:pPr>
-      <w:hyperlink w:anchor="_Toc237358802" w:history="1">
+      <w:hyperlink w:anchor="_Toc237361055" w:history="1">
         <w:r>
           <w:rPr>
             <w:rStyle w:val="Hyperlink"/>
@@ -1225,7 +1225,7 @@
             <w:color w:val="0A4F4F"/>
             <w:sz w:val="22"/>
           </w:rPr>
-          <w:instrText xml:space="preserve"> PAGEREF _Toc237358802 \h </w:instrText>
+          <w:instrText xml:space="preserve"> PAGEREF _Toc237361055 \h </w:instrText>
         </w:r>
         <w:r>
           <w:rPr>
@@ -1280,7 +1280,7 @@
           <w14:ligatures w14:val="standardContextual"/>
         </w:rPr>
       </w:pPr>
-      <w:hyperlink w:anchor="_Toc237358803" w:history="1">
+      <w:hyperlink w:anchor="_Toc237361056" w:history="1">
         <w:r>
           <w:rPr>
             <w:rStyle w:val="Hyperlink"/>
@@ -1316,7 +1316,7 @@
             <w:color w:val="0A4F4F"/>
             <w:sz w:val="22"/>
           </w:rPr>
-          <w:instrText xml:space="preserve"> PAGEREF _Toc237358803 \h </w:instrText>
+          <w:instrText xml:space="preserve"> PAGEREF _Toc237361056 \h </w:instrText>
         </w:r>
         <w:r>
           <w:rPr>
@@ -1371,7 +1371,7 @@
           <w14:ligatures w14:val="standardContextual"/>
         </w:rPr>
       </w:pPr>
-      <w:hyperlink w:anchor="_Toc237358804" w:history="1">
+      <w:hyperlink w:anchor="_Toc237361057" w:history="1">
         <w:r>
           <w:rPr>
             <w:rStyle w:val="Hyperlink"/>
@@ -1407,7 +1407,7 @@
             <w:color w:val="0A4F4F"/>
             <w:sz w:val="22"/>
           </w:rPr>
-          <w:instrText xml:space="preserve"> PAGEREF _Toc237358804 \h </w:instrText>
+          <w:instrText xml:space="preserve"> PAGEREF _Toc237361057 \h </w:instrText>
         </w:r>
         <w:r>
           <w:rPr>
@@ -1462,7 +1462,7 @@
           <w14:ligatures w14:val="standardContextual"/>
         </w:rPr>
       </w:pPr>
-      <w:hyperlink w:anchor="_Toc237358805" w:history="1">
+      <w:hyperlink w:anchor="_Toc237361058" w:history="1">
         <w:r>
           <w:rPr>
             <w:rStyle w:val="Hyperlink"/>
@@ -1498,7 +1498,7 @@
             <w:color w:val="0A4F4F"/>
             <w:sz w:val="22"/>
           </w:rPr>
-          <w:instrText xml:space="preserve"> PAGEREF _Toc237358805 \h </w:instrText>
+          <w:instrText xml:space="preserve"> PAGEREF _Toc237361058 \h </w:instrText>
         </w:r>
         <w:r>
           <w:rPr>
@@ -1553,7 +1553,7 @@
           <w14:ligatures w14:val="standardContextual"/>
         </w:rPr>
       </w:pPr>
-      <w:hyperlink w:anchor="_Toc237358806" w:history="1">
+      <w:hyperlink w:anchor="_Toc237361059" w:history="1">
         <w:r>
           <w:rPr>
             <w:rStyle w:val="Hyperlink"/>
@@ -1589,7 +1589,7 @@
             <w:color w:val="0A4F4F"/>
             <w:sz w:val="22"/>
           </w:rPr>
-          <w:instrText xml:space="preserve"> PAGEREF _Toc237358806 \h </w:instrText>
+          <w:instrText xml:space="preserve"> PAGEREF _Toc237361059 \h </w:instrText>
         </w:r>
         <w:r>
           <w:rPr>
@@ -1644,7 +1644,7 @@
           <w14:ligatures w14:val="standardContextual"/>
         </w:rPr>
       </w:pPr>
-      <w:hyperlink w:anchor="_Toc237358807" w:history="1">
+      <w:hyperlink w:anchor="_Toc237361060" w:history="1">
         <w:r>
           <w:rPr>
             <w:rStyle w:val="Hyperlink"/>
@@ -1680,7 +1680,7 @@
             <w:color w:val="0A4F4F"/>
             <w:sz w:val="22"/>
           </w:rPr>
-          <w:instrText xml:space="preserve"> PAGEREF _Toc237358807 \h </w:instrText>
+          <w:instrText xml:space="preserve"> PAGEREF _Toc237361060 \h </w:instrText>
         </w:r>
         <w:r>
           <w:rPr>
@@ -1735,7 +1735,7 @@
           <w14:ligatures w14:val="standardContextual"/>
         </w:rPr>
       </w:pPr>
-      <w:hyperlink w:anchor="_Toc237358808" w:history="1">
+      <w:hyperlink w:anchor="_Toc237361061" w:history="1">
         <w:r>
           <w:rPr>
             <w:rStyle w:val="Hyperlink"/>
@@ -1771,7 +1771,7 @@
             <w:color w:val="0A4F4F"/>
             <w:sz w:val="22"/>
           </w:rPr>
-          <w:instrText xml:space="preserve"> PAGEREF _Toc237358808 \h </w:instrText>
+          <w:instrText xml:space="preserve"> PAGEREF _Toc237361061 \h </w:instrText>
         </w:r>
         <w:r>
           <w:rPr>
@@ -1826,7 +1826,7 @@
           <w14:ligatures w14:val="standardContextual"/>
         </w:rPr>
       </w:pPr>
-      <w:hyperlink w:anchor="_Toc237358809" w:history="1">
+      <w:hyperlink w:anchor="_Toc237361062" w:history="1">
         <w:r>
           <w:rPr>
             <w:rStyle w:val="Hyperlink"/>
@@ -1862,7 +1862,7 @@
             <w:color w:val="0A4F4F"/>
             <w:sz w:val="22"/>
           </w:rPr>
-          <w:instrText xml:space="preserve"> PAGEREF _Toc237358809 \h </w:instrText>
+          <w:instrText xml:space="preserve"> PAGEREF _Toc237361062 \h </w:instrText>
         </w:r>
         <w:r>
           <w:rPr>
@@ -1956,7 +1956,7 @@
           <w:szCs w:val="30"/>
         </w:rPr>
       </w:pPr>
-      <w:bookmarkStart w:id="0" w:name="_Toc237358792"/>
+      <w:bookmarkStart w:id="0" w:name="_Toc237361045"/>
       <w:r>
         <w:rPr>
           <w:rFonts w:eastAsia="Times New Roman"/>
@@ -2350,7 +2350,7 @@
           <w:szCs w:val="30"/>
         </w:rPr>
       </w:pPr>
-      <w:bookmarkStart w:id="1" w:name="_Toc237358793"/>
+      <w:bookmarkStart w:id="1" w:name="_Toc237361046"/>
       <w:r>
         <w:rPr>
           <w:rFonts w:eastAsia="Times New Roman"/>
@@ -2413,7 +2413,7 @@
         <w:shd w:val="clear" w:color="auto" w:fill="EAF4F4"/>
         <w:spacing w:before="60" w:beforeAutospacing="0" w:after="60" w:afterAutospacing="0" w:line="324" w:lineRule="auto"/>
         <w:ind w:left="200" w:right="120"/>
-        <w:divId w:val="828600049"/>
+        <w:divId w:val="34351099"/>
         <w:rPr>
           <w:rFonts w:ascii="Aptos" w:hAnsi="Aptos"/>
           <w:color w:val="0A4F4F"/>
@@ -2887,7 +2887,7 @@
         <w:shd w:val="clear" w:color="auto" w:fill="EAF4F4"/>
         <w:spacing w:before="60" w:beforeAutospacing="0" w:after="60" w:afterAutospacing="0" w:line="324" w:lineRule="auto"/>
         <w:ind w:left="200" w:right="120"/>
-        <w:divId w:val="1614484013"/>
+        <w:divId w:val="664236890"/>
         <w:rPr>
           <w:rFonts w:ascii="Aptos" w:hAnsi="Aptos"/>
           <w:color w:val="0A4F4F"/>
@@ -3426,7 +3426,7 @@
           <w:szCs w:val="30"/>
         </w:rPr>
       </w:pPr>
-      <w:bookmarkStart w:id="2" w:name="_Toc237358794"/>
+      <w:bookmarkStart w:id="2" w:name="_Toc237361047"/>
       <w:r>
         <w:rPr>
           <w:rFonts w:eastAsia="Times New Roman"/>
@@ -5299,7 +5299,7 @@
           <w:szCs w:val="30"/>
         </w:rPr>
       </w:pPr>
-      <w:bookmarkStart w:id="3" w:name="_Toc237358795"/>
+      <w:bookmarkStart w:id="3" w:name="_Toc237361048"/>
       <w:r>
         <w:rPr>
           <w:rFonts w:eastAsia="Times New Roman"/>
@@ -6544,7 +6544,7 @@
           <w:szCs w:val="30"/>
         </w:rPr>
       </w:pPr>
-      <w:bookmarkStart w:id="4" w:name="_Toc237358796"/>
+      <w:bookmarkStart w:id="4" w:name="_Toc237361049"/>
       <w:r>
         <w:rPr>
           <w:rFonts w:eastAsia="Times New Roman"/>
@@ -7940,7 +7940,7 @@
           <w:szCs w:val="30"/>
         </w:rPr>
       </w:pPr>
-      <w:bookmarkStart w:id="5" w:name="_Toc237358797"/>
+      <w:bookmarkStart w:id="5" w:name="_Toc237361050"/>
       <w:r>
         <w:rPr>
           <w:rFonts w:eastAsia="Times New Roman"/>
@@ -9016,7 +9016,7 @@
         <w:shd w:val="clear" w:color="auto" w:fill="F3F6F6"/>
         <w:spacing w:before="0" w:beforeAutospacing="0" w:after="0" w:afterAutospacing="0" w:line="288" w:lineRule="auto"/>
         <w:ind w:left="240" w:right="120"/>
-        <w:divId w:val="1946233189"/>
+        <w:divId w:val="2125540419"/>
         <w:rPr>
           <w:rFonts w:ascii="Consolas" w:hAnsi="Consolas"/>
           <w:color w:val="243434"/>
@@ -9082,7 +9082,7 @@
         <w:shd w:val="clear" w:color="auto" w:fill="F3F6F6"/>
         <w:spacing w:before="0" w:beforeAutospacing="0" w:after="0" w:afterAutospacing="0" w:line="288" w:lineRule="auto"/>
         <w:ind w:left="240" w:right="120"/>
-        <w:divId w:val="618991457"/>
+        <w:divId w:val="322784073"/>
         <w:rPr>
           <w:rFonts w:ascii="Consolas" w:hAnsi="Consolas"/>
           <w:color w:val="243434"/>
@@ -9324,7 +9324,7 @@
         <w:shd w:val="clear" w:color="auto" w:fill="EAF4F4"/>
         <w:spacing w:before="60" w:beforeAutospacing="0" w:after="60" w:afterAutospacing="0" w:line="324" w:lineRule="auto"/>
         <w:ind w:left="200" w:right="120"/>
-        <w:divId w:val="2105104448"/>
+        <w:divId w:val="443505449"/>
         <w:rPr>
           <w:rFonts w:ascii="Aptos" w:hAnsi="Aptos"/>
           <w:color w:val="0A4F4F"/>
@@ -9801,7 +9801,7 @@
         <w:shd w:val="clear" w:color="auto" w:fill="EAF4F4"/>
         <w:spacing w:before="60" w:beforeAutospacing="0" w:after="60" w:afterAutospacing="0" w:line="324" w:lineRule="auto"/>
         <w:ind w:left="200" w:right="120"/>
-        <w:divId w:val="562181014"/>
+        <w:divId w:val="1725057875"/>
         <w:rPr>
           <w:rFonts w:ascii="Aptos" w:hAnsi="Aptos"/>
           <w:color w:val="0A4F4F"/>
@@ -10124,7 +10124,47 @@
           <w:sz w:val="22"/>
           <w:szCs w:val="22"/>
         </w:rPr>
-        <w:t xml:space="preserve">El portapapeles vacío: el folio de Sofía se copia en vivo, en la Escena 3. </w:t>
+        <w:t xml:space="preserve">El portapapeles vacío: el folio de Sofía se copia en vivo con el botón </w:t>
+      </w:r>
+      <w:r>
+        <w:rPr>
+          <w:rFonts w:ascii="Aptos" w:eastAsia="Times New Roman" w:hAnsi="Aptos"/>
+          <w:b/>
+          <w:bCs/>
+          <w:color w:val="1F2328"/>
+          <w:sz w:val="22"/>
+          <w:szCs w:val="22"/>
+        </w:rPr>
+        <w:t>"Copiar folio"</w:t>
+      </w:r>
+      <w:r>
+        <w:rPr>
+          <w:rFonts w:ascii="Aptos" w:eastAsia="Times New Roman" w:hAnsi="Aptos"/>
+          <w:color w:val="1F2328"/>
+          <w:sz w:val="22"/>
+          <w:szCs w:val="22"/>
+        </w:rPr>
+        <w:t xml:space="preserve"> de Mi Palacio, entre la Escena 3 y la 4. </w:t>
+      </w:r>
+      <w:r>
+        <w:rPr>
+          <w:rFonts w:ascii="Aptos" w:eastAsia="Times New Roman" w:hAnsi="Aptos"/>
+          <w:b/>
+          <w:bCs/>
+          <w:color w:val="1F2328"/>
+          <w:sz w:val="22"/>
+          <w:szCs w:val="22"/>
+        </w:rPr>
+        <w:t>Nunca a mano</w:t>
+      </w:r>
+      <w:r>
+        <w:rPr>
+          <w:rFonts w:ascii="Aptos" w:eastAsia="Times New Roman" w:hAnsi="Aptos"/>
+          <w:color w:val="1F2328"/>
+          <w:sz w:val="22"/>
+          <w:szCs w:val="22"/>
+        </w:rPr>
+        <w:t xml:space="preserve">: en pantalla el folio va abreviado a 8 caracteres y la API exige el Guid completo, y un doble clic sobre un Guid selecciona solo el primer segmento. Pasó en el ensayo del 11 de agosto de 2026. </w:t>
       </w:r>
     </w:p>
     <w:p>
@@ -10162,7 +10202,7 @@
           <w:szCs w:val="30"/>
         </w:rPr>
       </w:pPr>
-      <w:bookmarkStart w:id="6" w:name="_Toc237358798"/>
+      <w:bookmarkStart w:id="6" w:name="_Toc237361051"/>
       <w:r>
         <w:rPr>
           <w:rFonts w:eastAsia="Times New Roman"/>
@@ -10238,7 +10278,7 @@
         <w:shd w:val="clear" w:color="auto" w:fill="EAF4F4"/>
         <w:spacing w:before="60" w:beforeAutospacing="0" w:after="60" w:afterAutospacing="0" w:line="324" w:lineRule="auto"/>
         <w:ind w:left="200" w:right="120"/>
-        <w:divId w:val="1225481502"/>
+        <w:divId w:val="2113699635"/>
         <w:rPr>
           <w:rFonts w:ascii="Aptos" w:hAnsi="Aptos"/>
           <w:color w:val="0A4F4F"/>
@@ -10315,7 +10355,7 @@
           <w:szCs w:val="30"/>
         </w:rPr>
       </w:pPr>
-      <w:bookmarkStart w:id="7" w:name="_Toc237358799"/>
+      <w:bookmarkStart w:id="7" w:name="_Toc237361052"/>
       <w:r>
         <w:rPr>
           <w:rFonts w:eastAsia="Times New Roman"/>
@@ -10475,6 +10515,7 @@
           <w:sz w:val="22"/>
           <w:szCs w:val="22"/>
         </w:rPr>
+        <w:lastRenderedPageBreak/>
         <w:t>María tiene dos opciones: pasar dos semanas en reuniones de descubrimiento, o preguntar.</w:t>
       </w:r>
     </w:p>
@@ -10532,7 +10573,7 @@
         <w:shd w:val="clear" w:color="auto" w:fill="EAF4F4"/>
         <w:spacing w:before="60" w:beforeAutospacing="0" w:after="60" w:afterAutospacing="0" w:line="324" w:lineRule="auto"/>
         <w:ind w:left="200" w:right="120"/>
-        <w:divId w:val="1731612727"/>
+        <w:divId w:val="1988782891"/>
         <w:rPr>
           <w:rFonts w:ascii="Aptos" w:hAnsi="Aptos"/>
           <w:color w:val="0A4F4F"/>
@@ -10549,8 +10590,18 @@
           <w:sz w:val="22"/>
           <w:szCs w:val="22"/>
         </w:rPr>
-        <w:lastRenderedPageBreak/>
-        <w:t>"Antes de diseñar nada, necesito entender cómo funciona hoy la devolución omnicanal. ¿Qué decisiones existen, qué incidentes hay, y a quién debería involucrar?"</w:t>
+        <w:t>"An</w:t>
+      </w:r>
+      <w:r>
+        <w:rPr>
+          <w:rFonts w:ascii="Aptos" w:hAnsi="Aptos"/>
+          <w:i/>
+          <w:iCs/>
+          <w:color w:val="0A4F4F"/>
+          <w:sz w:val="22"/>
+          <w:szCs w:val="22"/>
+        </w:rPr>
+        <w:t>tes de diseñar nada, necesito entender cómo funciona hoy la devolución omnicanal. ¿Qué decisiones existen, qué incidentes hay, y a quién debería involucrar?"</w:t>
       </w:r>
     </w:p>
     <w:p>
@@ -10584,7 +10635,7 @@
         <w:shd w:val="clear" w:color="auto" w:fill="EAF4F4"/>
         <w:spacing w:before="60" w:beforeAutospacing="0" w:after="60" w:afterAutospacing="0" w:line="324" w:lineRule="auto"/>
         <w:ind w:left="200" w:right="120"/>
-        <w:divId w:val="1779986850"/>
+        <w:divId w:val="121270295"/>
         <w:rPr>
           <w:rFonts w:ascii="Aptos" w:hAnsi="Aptos"/>
           <w:color w:val="0A4F4F"/>
@@ -10670,7 +10721,7 @@
         <w:shd w:val="clear" w:color="auto" w:fill="EAF4F4"/>
         <w:spacing w:before="60" w:beforeAutospacing="0" w:after="60" w:afterAutospacing="0" w:line="324" w:lineRule="auto"/>
         <w:ind w:left="200" w:right="120"/>
-        <w:divId w:val="1827697306"/>
+        <w:divId w:val="1235357002"/>
         <w:rPr>
           <w:rFonts w:ascii="Aptos" w:hAnsi="Aptos"/>
           <w:color w:val="0A4F4F"/>
@@ -10847,7 +10898,7 @@
         <w:shd w:val="clear" w:color="auto" w:fill="EAF4F4"/>
         <w:spacing w:before="60" w:beforeAutospacing="0" w:after="60" w:afterAutospacing="0" w:line="324" w:lineRule="auto"/>
         <w:ind w:left="200" w:right="120"/>
-        <w:divId w:val="678577908"/>
+        <w:divId w:val="1566255205"/>
         <w:rPr>
           <w:rFonts w:ascii="Aptos" w:hAnsi="Aptos"/>
           <w:color w:val="0A4F4F"/>
@@ -10931,7 +10982,7 @@
         <w:shd w:val="clear" w:color="auto" w:fill="EAF4F4"/>
         <w:spacing w:before="60" w:beforeAutospacing="0" w:after="60" w:afterAutospacing="0" w:line="324" w:lineRule="auto"/>
         <w:ind w:left="200" w:right="120"/>
-        <w:divId w:val="366567502"/>
+        <w:divId w:val="1363163088"/>
         <w:rPr>
           <w:rFonts w:ascii="Aptos" w:hAnsi="Aptos"/>
           <w:color w:val="0A4F4F"/>
@@ -10948,7 +10999,19 @@
           <w:sz w:val="22"/>
           <w:szCs w:val="22"/>
         </w:rPr>
-        <w:t>"Aquí quiero que noten algo: Work IQ no inventó un documento que no puede ver. Esa carpeta es confidencial —Fraude y Compliance— y María, correctamente, no tiene acceso. Esto es exactamente el comportamiento que queremos: que respete los permisos que ya existen en la organización."</w:t>
+        <w:t xml:space="preserve">"Aquí quiero que noten algo: Work IQ no inventó un documento que no puede ver. Esa carpeta es confidencial —Fraude y Compliance— y María, correctamente, no tiene acceso. Esto es </w:t>
+      </w:r>
+      <w:r>
+        <w:rPr>
+          <w:rFonts w:ascii="Aptos" w:hAnsi="Aptos"/>
+          <w:i/>
+          <w:iCs/>
+          <w:color w:val="0A4F4F"/>
+          <w:sz w:val="22"/>
+          <w:szCs w:val="22"/>
+        </w:rPr>
+        <w:lastRenderedPageBreak/>
+        <w:t>exactamente el comportamiento que queremos: que respete los permisos que ya existen en la organización."</w:t>
       </w:r>
     </w:p>
     <w:p>
@@ -10984,7 +11047,7 @@
         <w:shd w:val="clear" w:color="auto" w:fill="EAF4F4"/>
         <w:spacing w:before="60" w:beforeAutospacing="0" w:after="60" w:afterAutospacing="0" w:line="324" w:lineRule="auto"/>
         <w:ind w:left="200" w:right="120"/>
-        <w:divId w:val="697976155"/>
+        <w:divId w:val="1166943763"/>
         <w:rPr>
           <w:rFonts w:ascii="Aptos" w:hAnsi="Aptos"/>
           <w:color w:val="0A4F4F"/>
@@ -11001,7 +11064,6 @@
           <w:sz w:val="22"/>
           <w:szCs w:val="22"/>
         </w:rPr>
-        <w:lastRenderedPageBreak/>
         <w:t>"checa si no ha habido ningún postmortem relacionado a las devoluciones"</w:t>
       </w:r>
     </w:p>
@@ -11079,7 +11141,7 @@
         <w:shd w:val="clear" w:color="auto" w:fill="EAF4F4"/>
         <w:spacing w:before="60" w:beforeAutospacing="0" w:after="60" w:afterAutospacing="0" w:line="324" w:lineRule="auto"/>
         <w:ind w:left="200" w:right="120"/>
-        <w:divId w:val="1518277988"/>
+        <w:divId w:val="1067457361"/>
         <w:rPr>
           <w:rFonts w:ascii="Aptos" w:hAnsi="Aptos"/>
           <w:color w:val="0A4F4F"/>
@@ -11234,7 +11296,7 @@
         <w:shd w:val="clear" w:color="auto" w:fill="EAF4F4"/>
         <w:spacing w:before="60" w:beforeAutospacing="0" w:after="60" w:afterAutospacing="0" w:line="324" w:lineRule="auto"/>
         <w:ind w:left="200" w:right="120"/>
-        <w:divId w:val="510216590"/>
+        <w:divId w:val="2116168019"/>
         <w:rPr>
           <w:rFonts w:ascii="Aptos" w:hAnsi="Aptos"/>
           <w:color w:val="0A4F4F"/>
@@ -11311,7 +11373,7 @@
           <w:szCs w:val="30"/>
         </w:rPr>
       </w:pPr>
-      <w:bookmarkStart w:id="8" w:name="_Toc237358800"/>
+      <w:bookmarkStart w:id="8" w:name="_Toc237361053"/>
       <w:r>
         <w:rPr>
           <w:rFonts w:eastAsia="Times New Roman"/>
@@ -11416,6 +11478,7 @@
           <w:sz w:val="22"/>
           <w:szCs w:val="22"/>
         </w:rPr>
+        <w:lastRenderedPageBreak/>
         <w:t>Jorge recibe todo ese contexto que María acaba de reconstruir. No necesita releer documentación ni preguntar en un chat quién sabe de esto. Se lo pasa directamente a Copilot, junto con la tarea concreta: falta un endpoint para consultar el estatus de una devolución.</w:t>
       </w:r>
     </w:p>
@@ -11461,7 +11524,6 @@
           <w:sz w:val="22"/>
           <w:szCs w:val="22"/>
         </w:rPr>
-        <w:lastRenderedPageBreak/>
         <w:t>1. Cambio a VS Code</w:t>
       </w:r>
       <w:r>
@@ -11502,7 +11564,7 @@
         <w:shd w:val="clear" w:color="auto" w:fill="EAF4F4"/>
         <w:spacing w:before="60" w:beforeAutospacing="0" w:after="60" w:afterAutospacing="0" w:line="324" w:lineRule="auto"/>
         <w:ind w:left="200" w:right="120"/>
-        <w:divId w:val="1802186441"/>
+        <w:divId w:val="1748186648"/>
         <w:rPr>
           <w:rFonts w:ascii="Aptos" w:hAnsi="Aptos"/>
           <w:color w:val="0A4F4F"/>
@@ -11634,7 +11696,7 @@
         <w:shd w:val="clear" w:color="auto" w:fill="EAF4F4"/>
         <w:spacing w:before="60" w:beforeAutospacing="0" w:after="60" w:afterAutospacing="0" w:line="324" w:lineRule="auto"/>
         <w:ind w:left="200" w:right="120"/>
-        <w:divId w:val="2041663252"/>
+        <w:divId w:val="1587104698"/>
         <w:rPr>
           <w:rFonts w:ascii="Aptos" w:hAnsi="Aptos"/>
           <w:color w:val="0A4F4F"/>
@@ -11709,7 +11771,7 @@
         <w:shd w:val="clear" w:color="auto" w:fill="EAF4F4"/>
         <w:spacing w:before="60" w:beforeAutospacing="0" w:after="60" w:afterAutospacing="0" w:line="324" w:lineRule="auto"/>
         <w:ind w:left="200" w:right="120"/>
-        <w:divId w:val="1254783483"/>
+        <w:divId w:val="1053770907"/>
         <w:rPr>
           <w:rFonts w:ascii="Aptos" w:hAnsi="Aptos"/>
           <w:color w:val="0A4F4F"/>
@@ -12276,6 +12338,7 @@
                 <w:sz w:val="20"/>
                 <w:szCs w:val="20"/>
               </w:rPr>
+              <w:lastRenderedPageBreak/>
               <w:t>2 — Requerimiento</w:t>
             </w:r>
           </w:p>
@@ -12447,7 +12510,7 @@
         <w:shd w:val="clear" w:color="auto" w:fill="EAF4F4"/>
         <w:spacing w:before="60" w:beforeAutospacing="0" w:after="60" w:afterAutospacing="0" w:line="324" w:lineRule="auto"/>
         <w:ind w:left="200" w:right="120"/>
-        <w:divId w:val="1060980767"/>
+        <w:divId w:val="816459811"/>
         <w:rPr>
           <w:rFonts w:ascii="Aptos" w:hAnsi="Aptos"/>
           <w:color w:val="0A4F4F"/>
@@ -12486,7 +12549,6 @@
           <w:sz w:val="22"/>
           <w:szCs w:val="22"/>
         </w:rPr>
-        <w:lastRenderedPageBreak/>
         <w:t xml:space="preserve">Es el documento de SharePoint, </w:t>
       </w:r>
       <w:r>
@@ -12562,7 +12624,7 @@
         <w:shd w:val="clear" w:color="auto" w:fill="EAF4F4"/>
         <w:spacing w:before="60" w:beforeAutospacing="0" w:after="60" w:afterAutospacing="0" w:line="324" w:lineRule="auto"/>
         <w:ind w:left="200" w:right="120"/>
-        <w:divId w:val="1668512457"/>
+        <w:divId w:val="1217857387"/>
         <w:rPr>
           <w:rFonts w:ascii="Aptos" w:hAnsi="Aptos"/>
           <w:color w:val="0A4F4F"/>
@@ -12680,7 +12742,7 @@
         <w:shd w:val="clear" w:color="auto" w:fill="EAF4F4"/>
         <w:spacing w:before="60" w:beforeAutospacing="0" w:after="60" w:afterAutospacing="0" w:line="324" w:lineRule="auto"/>
         <w:ind w:left="200" w:right="120"/>
-        <w:divId w:val="655765615"/>
+        <w:divId w:val="249703707"/>
         <w:rPr>
           <w:rFonts w:ascii="Aptos" w:hAnsi="Aptos"/>
           <w:color w:val="0A4F4F"/>
@@ -12732,7 +12794,7 @@
         <w:shd w:val="clear" w:color="auto" w:fill="EAF4F4"/>
         <w:spacing w:before="60" w:beforeAutospacing="0" w:after="60" w:afterAutospacing="0" w:line="324" w:lineRule="auto"/>
         <w:ind w:left="200" w:right="120"/>
-        <w:divId w:val="655765615"/>
+        <w:divId w:val="249703707"/>
         <w:rPr>
           <w:rFonts w:ascii="Aptos" w:hAnsi="Aptos"/>
           <w:color w:val="0A4F4F"/>
@@ -12761,7 +12823,7 @@
         <w:shd w:val="clear" w:color="auto" w:fill="EAF4F4"/>
         <w:spacing w:before="60" w:beforeAutospacing="0" w:after="60" w:afterAutospacing="0" w:line="324" w:lineRule="auto"/>
         <w:ind w:left="200" w:right="120"/>
-        <w:divId w:val="655765615"/>
+        <w:divId w:val="249703707"/>
         <w:rPr>
           <w:rFonts w:ascii="Aptos" w:hAnsi="Aptos"/>
           <w:color w:val="0A4F4F"/>
@@ -12859,7 +12921,7 @@
         <w:shd w:val="clear" w:color="auto" w:fill="EAF4F4"/>
         <w:spacing w:before="60" w:beforeAutospacing="0" w:after="60" w:afterAutospacing="0" w:line="324" w:lineRule="auto"/>
         <w:ind w:left="200" w:right="120"/>
-        <w:divId w:val="655765615"/>
+        <w:divId w:val="249703707"/>
         <w:rPr>
           <w:rFonts w:ascii="Aptos" w:hAnsi="Aptos"/>
           <w:color w:val="0A4F4F"/>
@@ -12945,7 +13007,7 @@
         <w:shd w:val="clear" w:color="auto" w:fill="EAF4F4"/>
         <w:spacing w:before="60" w:beforeAutospacing="0" w:after="60" w:afterAutospacing="0" w:line="324" w:lineRule="auto"/>
         <w:ind w:left="200" w:right="120"/>
-        <w:divId w:val="655765615"/>
+        <w:divId w:val="249703707"/>
         <w:rPr>
           <w:rFonts w:ascii="Aptos" w:hAnsi="Aptos"/>
           <w:color w:val="0A4F4F"/>
@@ -12974,7 +13036,7 @@
         <w:shd w:val="clear" w:color="auto" w:fill="EAF4F4"/>
         <w:spacing w:before="60" w:beforeAutospacing="0" w:after="60" w:afterAutospacing="0" w:line="324" w:lineRule="auto"/>
         <w:ind w:left="200" w:right="120"/>
-        <w:divId w:val="655765615"/>
+        <w:divId w:val="249703707"/>
         <w:rPr>
           <w:rFonts w:ascii="Aptos" w:hAnsi="Aptos"/>
           <w:color w:val="0A4F4F"/>
@@ -13026,7 +13088,7 @@
         <w:shd w:val="clear" w:color="auto" w:fill="EAF4F4"/>
         <w:spacing w:before="60" w:beforeAutospacing="0" w:after="60" w:afterAutospacing="0" w:line="324" w:lineRule="auto"/>
         <w:ind w:left="200" w:right="120"/>
-        <w:divId w:val="655765615"/>
+        <w:divId w:val="249703707"/>
         <w:rPr>
           <w:rFonts w:ascii="Aptos" w:hAnsi="Aptos"/>
           <w:color w:val="0A4F4F"/>
@@ -13140,7 +13202,7 @@
         <w:shd w:val="clear" w:color="auto" w:fill="EAF4F4"/>
         <w:spacing w:before="60" w:beforeAutospacing="0" w:after="60" w:afterAutospacing="0" w:line="324" w:lineRule="auto"/>
         <w:ind w:left="200" w:right="120"/>
-        <w:divId w:val="929974365"/>
+        <w:divId w:val="160973763"/>
         <w:rPr>
           <w:rFonts w:ascii="Aptos" w:hAnsi="Aptos"/>
           <w:color w:val="0A4F4F"/>
@@ -13157,6 +13219,7 @@
           <w:sz w:val="22"/>
           <w:szCs w:val="22"/>
         </w:rPr>
+        <w:lastRenderedPageBreak/>
         <w:t>"Esto no es autocompletado. Está leyendo el documento de arquitectura que acabo de pegar, el incidente real del repositorio, y las convenciones de capas de este proyecto — y va a respetar todo eso sin que nadie se lo repita."</w:t>
       </w:r>
     </w:p>
@@ -13214,7 +13277,6 @@
           <w:sz w:val="22"/>
           <w:szCs w:val="22"/>
         </w:rPr>
-        <w:lastRenderedPageBreak/>
         <w:t xml:space="preserve">Un nuevo </w:t>
       </w:r>
       <w:r>
@@ -13474,7 +13536,7 @@
         <w:shd w:val="clear" w:color="auto" w:fill="EAF4F4"/>
         <w:spacing w:before="60" w:beforeAutospacing="0" w:after="60" w:afterAutospacing="0" w:line="324" w:lineRule="auto"/>
         <w:ind w:left="200" w:right="120"/>
-        <w:divId w:val="470246034"/>
+        <w:divId w:val="923881646"/>
         <w:rPr>
           <w:rFonts w:ascii="Aptos" w:hAnsi="Aptos"/>
           <w:color w:val="0A4F4F"/>
@@ -13649,7 +13711,7 @@
         <w:shd w:val="clear" w:color="auto" w:fill="EAF4F4"/>
         <w:spacing w:before="60" w:beforeAutospacing="0" w:after="60" w:afterAutospacing="0" w:line="324" w:lineRule="auto"/>
         <w:ind w:left="200" w:right="120"/>
-        <w:divId w:val="415786155"/>
+        <w:divId w:val="1134446871"/>
         <w:rPr>
           <w:rFonts w:ascii="Aptos" w:hAnsi="Aptos"/>
           <w:color w:val="0A4F4F"/>
@@ -13764,7 +13826,7 @@
         <w:shd w:val="clear" w:color="auto" w:fill="EAF4F4"/>
         <w:spacing w:before="60" w:beforeAutospacing="0" w:after="60" w:afterAutospacing="0" w:line="324" w:lineRule="auto"/>
         <w:ind w:left="200" w:right="120"/>
-        <w:divId w:val="273251153"/>
+        <w:divId w:val="485634668"/>
         <w:rPr>
           <w:rFonts w:ascii="Aptos" w:hAnsi="Aptos"/>
           <w:color w:val="0A4F4F"/>
@@ -13781,6 +13843,7 @@
           <w:sz w:val="22"/>
           <w:szCs w:val="22"/>
         </w:rPr>
+        <w:lastRenderedPageBreak/>
         <w:t>La conversación no terminó en una minuta. Se convirtió, en minutos, en un cambio de software real, probado y listo para revisión.</w:t>
       </w:r>
     </w:p>
@@ -13847,7 +13910,6 @@
           <w:sz w:val="2"/>
           <w:szCs w:val="2"/>
         </w:rPr>
-        <w:lastRenderedPageBreak/>
         <w:t> </w:t>
       </w:r>
     </w:p>
@@ -13862,7 +13924,7 @@
           <w:szCs w:val="30"/>
         </w:rPr>
       </w:pPr>
-      <w:bookmarkStart w:id="9" w:name="_Toc237358801"/>
+      <w:bookmarkStart w:id="9" w:name="_Toc237361054"/>
       <w:r>
         <w:rPr>
           <w:rFonts w:eastAsia="Times New Roman"/>
@@ -14094,7 +14156,7 @@
         <w:shd w:val="clear" w:color="auto" w:fill="EAF4F4"/>
         <w:spacing w:before="60" w:beforeAutospacing="0" w:after="60" w:afterAutospacing="0" w:line="324" w:lineRule="auto"/>
         <w:ind w:left="200" w:right="120"/>
-        <w:divId w:val="188565305"/>
+        <w:divId w:val="1775399932"/>
         <w:rPr>
           <w:rFonts w:ascii="Aptos" w:hAnsi="Aptos"/>
           <w:color w:val="0A4F4F"/>
@@ -14185,7 +14247,7 @@
         <w:shd w:val="clear" w:color="auto" w:fill="EAF4F4"/>
         <w:spacing w:before="60" w:beforeAutospacing="0" w:after="60" w:afterAutospacing="0" w:line="324" w:lineRule="auto"/>
         <w:ind w:left="200" w:right="120"/>
-        <w:divId w:val="1955671135"/>
+        <w:divId w:val="789007481"/>
         <w:rPr>
           <w:rFonts w:ascii="Aptos" w:hAnsi="Aptos"/>
           <w:color w:val="0A4F4F"/>
@@ -14238,7 +14300,7 @@
         <w:shd w:val="clear" w:color="auto" w:fill="EAF4F4"/>
         <w:spacing w:before="60" w:beforeAutospacing="0" w:after="60" w:afterAutospacing="0" w:line="324" w:lineRule="auto"/>
         <w:ind w:left="200" w:right="120"/>
-        <w:divId w:val="1314331153"/>
+        <w:divId w:val="1738700316"/>
         <w:rPr>
           <w:rFonts w:ascii="Aptos" w:hAnsi="Aptos"/>
           <w:color w:val="0A4F4F"/>
@@ -14309,7 +14371,7 @@
         <w:shd w:val="clear" w:color="auto" w:fill="EAF4F4"/>
         <w:spacing w:before="60" w:beforeAutospacing="0" w:after="60" w:afterAutospacing="0" w:line="324" w:lineRule="auto"/>
         <w:ind w:left="200" w:right="120"/>
-        <w:divId w:val="330183265"/>
+        <w:divId w:val="890776127"/>
         <w:rPr>
           <w:rFonts w:ascii="Aptos" w:hAnsi="Aptos"/>
           <w:color w:val="0A4F4F"/>
@@ -14362,7 +14424,7 @@
         <w:shd w:val="clear" w:color="auto" w:fill="EAF4F4"/>
         <w:spacing w:before="60" w:beforeAutospacing="0" w:after="60" w:afterAutospacing="0" w:line="324" w:lineRule="auto"/>
         <w:ind w:left="200" w:right="120"/>
-        <w:divId w:val="1291671968"/>
+        <w:divId w:val="1302229363"/>
         <w:rPr>
           <w:rFonts w:ascii="Aptos" w:hAnsi="Aptos"/>
           <w:color w:val="0A4F4F"/>
@@ -14401,6 +14463,7 @@
           <w:sz w:val="22"/>
           <w:szCs w:val="22"/>
         </w:rPr>
+        <w:lastRenderedPageBreak/>
         <w:t>Se reserva la talla de verdad, se abre un caso real en el sistema y se genera un QR real. La confirmación que recibe Sofía es concreta:</w:t>
       </w:r>
     </w:p>
@@ -14413,7 +14476,7 @@
         <w:shd w:val="clear" w:color="auto" w:fill="EAF4F4"/>
         <w:spacing w:before="60" w:beforeAutospacing="0" w:after="60" w:afterAutospacing="0" w:line="324" w:lineRule="auto"/>
         <w:ind w:left="200" w:right="120"/>
-        <w:divId w:val="1987129575"/>
+        <w:divId w:val="1745494452"/>
         <w:rPr>
           <w:rFonts w:ascii="Aptos" w:hAnsi="Aptos"/>
           <w:color w:val="0A4F4F"/>
@@ -14451,7 +14514,7 @@
         <w:shd w:val="clear" w:color="auto" w:fill="EAF4F4"/>
         <w:spacing w:before="60" w:beforeAutospacing="0" w:after="60" w:afterAutospacing="0" w:line="324" w:lineRule="auto"/>
         <w:ind w:left="200" w:right="120"/>
-        <w:divId w:val="662977334"/>
+        <w:divId w:val="311645660"/>
         <w:rPr>
           <w:rFonts w:ascii="Aptos" w:hAnsi="Aptos"/>
           <w:color w:val="0A4F4F"/>
@@ -14492,7 +14555,6 @@
           <w:sz w:val="22"/>
           <w:szCs w:val="22"/>
         </w:rPr>
-        <w:lastRenderedPageBreak/>
         <w:t>5. Copio el folio del caso al portapapeles.</w:t>
       </w:r>
       <w:r>
@@ -14591,7 +14653,7 @@
         <w:shd w:val="clear" w:color="auto" w:fill="EAF4F4"/>
         <w:spacing w:before="60" w:beforeAutospacing="0" w:after="60" w:afterAutospacing="0" w:line="324" w:lineRule="auto"/>
         <w:ind w:left="200" w:right="120"/>
-        <w:divId w:val="339089708"/>
+        <w:divId w:val="1840342107"/>
         <w:rPr>
           <w:rFonts w:ascii="Aptos" w:hAnsi="Aptos"/>
           <w:color w:val="0A4F4F"/>
@@ -14758,7 +14820,7 @@
         <w:shd w:val="clear" w:color="auto" w:fill="EAF4F4"/>
         <w:spacing w:before="60" w:beforeAutospacing="0" w:after="60" w:afterAutospacing="0" w:line="324" w:lineRule="auto"/>
         <w:ind w:left="200" w:right="120"/>
-        <w:divId w:val="1121194961"/>
+        <w:divId w:val="624655223"/>
         <w:rPr>
           <w:rFonts w:ascii="Aptos" w:hAnsi="Aptos"/>
           <w:color w:val="0A4F4F"/>
@@ -14813,7 +14875,7 @@
           <w:szCs w:val="30"/>
         </w:rPr>
       </w:pPr>
-      <w:bookmarkStart w:id="10" w:name="_Toc237358802"/>
+      <w:bookmarkStart w:id="10" w:name="_Toc237361055"/>
       <w:r>
         <w:rPr>
           <w:rFonts w:eastAsia="Times New Roman"/>
@@ -14970,6 +15032,7 @@
           <w:sz w:val="22"/>
           <w:szCs w:val="22"/>
         </w:rPr>
+        <w:lastRenderedPageBreak/>
         <w:t>Sofía llegó a la tienda. El asociado tiene la prenda enfrente. Lo que va a hacer ahora es lo mismo que haría cualquier día: recibir el artículo y aprobar la inspección. La diferencia es que Sofía dejó su pantalla abierta.</w:t>
       </w:r>
     </w:p>
@@ -15036,7 +15099,7 @@
         <w:shd w:val="clear" w:color="auto" w:fill="EAF4F4"/>
         <w:spacing w:before="60" w:beforeAutospacing="0" w:after="60" w:afterAutospacing="0" w:line="324" w:lineRule="auto"/>
         <w:ind w:left="200" w:right="120"/>
-        <w:divId w:val="936790502"/>
+        <w:divId w:val="1031149844"/>
         <w:rPr>
           <w:rFonts w:ascii="Aptos" w:hAnsi="Aptos"/>
           <w:color w:val="0A4F4F"/>
@@ -15053,7 +15116,6 @@
           <w:sz w:val="22"/>
           <w:szCs w:val="22"/>
         </w:rPr>
-        <w:lastRenderedPageBreak/>
         <w:t>"Ahora cambiamos a la otra pantalla — el asociado de Palacio Santa Fe, con el vestido de Sofía en sus manos."</w:t>
       </w:r>
     </w:p>
@@ -15107,7 +15169,27 @@
           <w:sz w:val="22"/>
           <w:szCs w:val="22"/>
         </w:rPr>
-        <w:t>. Aquí cobro la promesa que dejé en la Escena 2 — no me la salto, es el arco completo:</w:t>
+        <w:t xml:space="preserve">. El folio lo copié con el botón </w:t>
+      </w:r>
+      <w:r>
+        <w:rPr>
+          <w:rFonts w:ascii="Aptos" w:hAnsi="Aptos"/>
+          <w:b/>
+          <w:bCs/>
+          <w:color w:val="1F2328"/>
+          <w:sz w:val="22"/>
+          <w:szCs w:val="22"/>
+        </w:rPr>
+        <w:t>"Copiar folio"</w:t>
+      </w:r>
+      <w:r>
+        <w:rPr>
+          <w:rFonts w:ascii="Aptos" w:hAnsi="Aptos"/>
+          <w:color w:val="1F2328"/>
+          <w:sz w:val="22"/>
+          <w:szCs w:val="22"/>
+        </w:rPr>
+        <w:t xml:space="preserve"> de Mi Palacio, nunca a mano. Aquí cobro la promesa que dejé en la Escena 2 — no me la salto, es el arco completo:</w:t>
       </w:r>
     </w:p>
     <w:p>
@@ -15119,7 +15201,7 @@
         <w:shd w:val="clear" w:color="auto" w:fill="EAF4F4"/>
         <w:spacing w:before="60" w:beforeAutospacing="0" w:after="60" w:afterAutospacing="0" w:line="324" w:lineRule="auto"/>
         <w:ind w:left="200" w:right="120"/>
-        <w:divId w:val="652568006"/>
+        <w:divId w:val="540627206"/>
         <w:rPr>
           <w:rFonts w:ascii="Aptos" w:hAnsi="Aptos"/>
           <w:color w:val="0A4F4F"/>
@@ -15172,7 +15254,7 @@
         <w:shd w:val="clear" w:color="auto" w:fill="EAF4F4"/>
         <w:spacing w:before="60" w:beforeAutospacing="0" w:after="60" w:afterAutospacing="0" w:line="324" w:lineRule="auto"/>
         <w:ind w:left="200" w:right="120"/>
-        <w:divId w:val="2082827847"/>
+        <w:divId w:val="1995332395"/>
         <w:rPr>
           <w:rFonts w:ascii="Aptos" w:hAnsi="Aptos"/>
           <w:color w:val="0A4F4F"/>
@@ -15276,7 +15358,7 @@
         <w:shd w:val="clear" w:color="auto" w:fill="EAF4F4"/>
         <w:spacing w:before="60" w:beforeAutospacing="0" w:after="60" w:afterAutospacing="0" w:line="324" w:lineRule="auto"/>
         <w:ind w:left="200" w:right="120"/>
-        <w:divId w:val="1376930308"/>
+        <w:divId w:val="427117319"/>
         <w:rPr>
           <w:rFonts w:ascii="Aptos" w:hAnsi="Aptos"/>
           <w:color w:val="0A4F4F"/>
@@ -15329,7 +15411,7 @@
         <w:shd w:val="clear" w:color="auto" w:fill="EAF4F4"/>
         <w:spacing w:before="60" w:beforeAutospacing="0" w:after="60" w:afterAutospacing="0" w:line="324" w:lineRule="auto"/>
         <w:ind w:left="200" w:right="120"/>
-        <w:divId w:val="343751244"/>
+        <w:divId w:val="1509557880"/>
         <w:rPr>
           <w:rFonts w:ascii="Aptos" w:hAnsi="Aptos"/>
           <w:color w:val="0A4F4F"/>
@@ -15516,6 +15598,7 @@
           <w:sz w:val="22"/>
           <w:szCs w:val="22"/>
         </w:rPr>
+        <w:lastRenderedPageBreak/>
         <w:t>"el sistema ya registró el cambio real — vamos a seguir"</w:t>
       </w:r>
       <w:r>
@@ -15611,7 +15694,7 @@
         <w:shd w:val="clear" w:color="auto" w:fill="EAF4F4"/>
         <w:spacing w:before="60" w:beforeAutospacing="0" w:after="60" w:afterAutospacing="0" w:line="324" w:lineRule="auto"/>
         <w:ind w:left="200" w:right="120"/>
-        <w:divId w:val="549193008"/>
+        <w:divId w:val="608589663"/>
         <w:rPr>
           <w:rFonts w:ascii="Aptos" w:hAnsi="Aptos"/>
           <w:color w:val="0A4F4F"/>
@@ -15628,7 +15711,6 @@
           <w:sz w:val="22"/>
           <w:szCs w:val="22"/>
         </w:rPr>
-        <w:lastRenderedPageBreak/>
         <w:t>Esto no son dos demos corriendo en paralelo. Es el mismo caso real, viajando por el mismo sistema — y la clienta lo ve pasar, en vivo, sin que nadie le explique nada.</w:t>
       </w:r>
     </w:p>
@@ -15689,7 +15771,7 @@
           <w:szCs w:val="30"/>
         </w:rPr>
       </w:pPr>
-      <w:bookmarkStart w:id="11" w:name="_Toc237358803"/>
+      <w:bookmarkStart w:id="11" w:name="_Toc237361056"/>
       <w:r>
         <w:rPr>
           <w:rFonts w:eastAsia="Times New Roman"/>
@@ -15815,7 +15897,7 @@
         <w:shd w:val="clear" w:color="auto" w:fill="EAF4F4"/>
         <w:spacing w:before="60" w:beforeAutospacing="0" w:after="60" w:afterAutospacing="0" w:line="324" w:lineRule="auto"/>
         <w:ind w:left="200" w:right="120"/>
-        <w:divId w:val="2111005273"/>
+        <w:divId w:val="1765221278"/>
         <w:rPr>
           <w:rFonts w:ascii="Aptos" w:hAnsi="Aptos"/>
           <w:color w:val="0A4F4F"/>
@@ -16008,7 +16090,7 @@
         <w:shd w:val="clear" w:color="auto" w:fill="F3F6F6"/>
         <w:spacing w:before="0" w:beforeAutospacing="0" w:after="0" w:afterAutospacing="0" w:line="288" w:lineRule="auto"/>
         <w:ind w:left="240" w:right="120"/>
-        <w:divId w:val="57440133"/>
+        <w:divId w:val="1963537854"/>
         <w:rPr>
           <w:rFonts w:ascii="Consolas" w:hAnsi="Consolas"/>
           <w:color w:val="243434"/>
@@ -16057,7 +16139,7 @@
         <w:shd w:val="clear" w:color="auto" w:fill="EAF4F4"/>
         <w:spacing w:before="60" w:beforeAutospacing="0" w:after="60" w:afterAutospacing="0" w:line="324" w:lineRule="auto"/>
         <w:ind w:left="200" w:right="120"/>
-        <w:divId w:val="1109005897"/>
+        <w:divId w:val="1084884568"/>
         <w:rPr>
           <w:rFonts w:ascii="Aptos" w:hAnsi="Aptos"/>
           <w:color w:val="0A4F4F"/>
@@ -16098,7 +16180,19 @@
           <w:sz w:val="22"/>
           <w:szCs w:val="22"/>
         </w:rPr>
-        <w:t xml:space="preserve"> Ni un error. Todos los reembolsos procesados. Si yo les muestro nada más esta pantalla y les pregunto si extendemos el piloto a toda la cadena, me van a decir que sí."</w:t>
+        <w:t xml:space="preserve"> Ni un error. Todos los reembolsos procesados. Si yo </w:t>
+      </w:r>
+      <w:r>
+        <w:rPr>
+          <w:rFonts w:ascii="Aptos" w:hAnsi="Aptos"/>
+          <w:i/>
+          <w:iCs/>
+          <w:color w:val="0A4F4F"/>
+          <w:sz w:val="22"/>
+          <w:szCs w:val="22"/>
+        </w:rPr>
+        <w:lastRenderedPageBreak/>
+        <w:t>les muestro nada más esta pantalla y les pregunto si extendemos el piloto a toda la cadena, me van a decir que sí."</w:t>
       </w:r>
     </w:p>
     <w:p>
@@ -16179,7 +16273,7 @@
         <w:shd w:val="clear" w:color="auto" w:fill="EAF4F4"/>
         <w:spacing w:before="60" w:beforeAutospacing="0" w:after="60" w:afterAutospacing="0" w:line="324" w:lineRule="auto"/>
         <w:ind w:left="200" w:right="120"/>
-        <w:divId w:val="122046792"/>
+        <w:divId w:val="1843545999"/>
         <w:rPr>
           <w:rFonts w:ascii="Aptos" w:hAnsi="Aptos"/>
           <w:color w:val="0A4F4F"/>
@@ -16220,7 +16314,6 @@
           <w:sz w:val="22"/>
           <w:szCs w:val="22"/>
         </w:rPr>
-        <w:lastRenderedPageBreak/>
         <w:t>3. Abro la pestaña del portal del SRE Agent</w:t>
       </w:r>
       <w:r>
@@ -16242,7 +16335,7 @@
         <w:shd w:val="clear" w:color="auto" w:fill="EAF4F4"/>
         <w:spacing w:before="60" w:beforeAutospacing="0" w:after="60" w:afterAutospacing="0" w:line="324" w:lineRule="auto"/>
         <w:ind w:left="200" w:right="120"/>
-        <w:divId w:val="2053648382"/>
+        <w:divId w:val="1262959144"/>
         <w:rPr>
           <w:rFonts w:ascii="Aptos" w:hAnsi="Aptos"/>
           <w:color w:val="0A4F4F"/>
@@ -16367,7 +16460,7 @@
         <w:shd w:val="clear" w:color="auto" w:fill="EAF4F4"/>
         <w:spacing w:before="60" w:beforeAutospacing="0" w:after="60" w:afterAutospacing="0" w:line="324" w:lineRule="auto"/>
         <w:ind w:left="200" w:right="120"/>
-        <w:divId w:val="1208688752"/>
+        <w:divId w:val="439573958"/>
         <w:rPr>
           <w:rFonts w:ascii="Aptos" w:hAnsi="Aptos"/>
           <w:color w:val="0A4F4F"/>
@@ -16438,7 +16531,7 @@
         <w:shd w:val="clear" w:color="auto" w:fill="EAF4F4"/>
         <w:spacing w:before="60" w:beforeAutospacing="0" w:after="60" w:afterAutospacing="0" w:line="324" w:lineRule="auto"/>
         <w:ind w:left="200" w:right="120"/>
-        <w:divId w:val="2110008285"/>
+        <w:divId w:val="624386527"/>
         <w:rPr>
           <w:rFonts w:ascii="Aptos" w:hAnsi="Aptos"/>
           <w:color w:val="0A4F4F"/>
@@ -16512,7 +16605,7 @@
         <w:shd w:val="clear" w:color="auto" w:fill="EAF4F4"/>
         <w:spacing w:before="60" w:beforeAutospacing="0" w:after="60" w:afterAutospacing="0" w:line="324" w:lineRule="auto"/>
         <w:ind w:left="200" w:right="120"/>
-        <w:divId w:val="1574001164"/>
+        <w:divId w:val="1144203958"/>
         <w:rPr>
           <w:rFonts w:ascii="Aptos" w:hAnsi="Aptos"/>
           <w:color w:val="0A4F4F"/>
@@ -16562,7 +16655,7 @@
         <w:shd w:val="clear" w:color="auto" w:fill="F3F6F6"/>
         <w:spacing w:before="0" w:beforeAutospacing="0" w:after="0" w:afterAutospacing="0" w:line="288" w:lineRule="auto"/>
         <w:ind w:left="240" w:right="120"/>
-        <w:divId w:val="373895520"/>
+        <w:divId w:val="344021080"/>
         <w:rPr>
           <w:rFonts w:ascii="Consolas" w:hAnsi="Consolas"/>
           <w:color w:val="243434"/>
@@ -16577,7 +16670,17 @@
           <w:sz w:val="17"/>
           <w:szCs w:val="17"/>
         </w:rPr>
-        <w:t>./scripts/aiq.ps1 "dependencies | where name == 'fraud-review' and tostring(customDimensions['fraud.source']) != 'already-reviewed' | extend monto = todouble(customDimensions['fraud.purchase_amount']) | summarize consultas = count(), expiradas = countif(success == false) by rango = case(monto &lt;= 30000, '1) 25k-30k', monto &lt;= 35000, '2) 30k-35k', '3) mas de 35k') | extend pct_falla = round(100.0 * expiradas / consultas, 1) | order by rango asc"</w:t>
+        <w:t>./scripts/aiq.ps1 "dependencies | where name == 'fraud-review' and tostring(customDimensions['fraud.source']) != 'already-reviewed' | extend monto = todouble(customDimensions['fraud.purchase_amount']) | summarize consultas = count(), expiradas = countif(success == false) by rango = case(monto &lt;= 30000, '1) 25k-30k', monto &lt;= 35000, '2) 30k-</w:t>
+      </w:r>
+      <w:r>
+        <w:rPr>
+          <w:rFonts w:ascii="Consolas" w:hAnsi="Consolas"/>
+          <w:color w:val="243434"/>
+          <w:sz w:val="17"/>
+          <w:szCs w:val="17"/>
+        </w:rPr>
+        <w:lastRenderedPageBreak/>
+        <w:t>35k', '3) mas de 35k') | extend pct_falla = round(100.0 * expiradas / consultas, 1) | order by rango asc"</w:t>
       </w:r>
     </w:p>
     <w:p>
@@ -16631,7 +16734,7 @@
         <w:shd w:val="clear" w:color="auto" w:fill="EAF4F4"/>
         <w:spacing w:before="60" w:beforeAutospacing="0" w:after="60" w:afterAutospacing="0" w:line="324" w:lineRule="auto"/>
         <w:ind w:left="200" w:right="120"/>
-        <w:divId w:val="1172256418"/>
+        <w:divId w:val="1034429631"/>
         <w:rPr>
           <w:rFonts w:ascii="Aptos" w:hAnsi="Aptos"/>
           <w:color w:val="0A4F4F"/>
@@ -16669,22 +16772,21 @@
         <w:shd w:val="clear" w:color="auto" w:fill="EAF4F4"/>
         <w:spacing w:before="60" w:beforeAutospacing="0" w:after="60" w:afterAutospacing="0" w:line="324" w:lineRule="auto"/>
         <w:ind w:left="200" w:right="120"/>
-        <w:divId w:val="1172256418"/>
-        <w:rPr>
-          <w:rFonts w:ascii="Aptos" w:hAnsi="Aptos"/>
-          <w:color w:val="0A4F4F"/>
-          <w:sz w:val="22"/>
-          <w:szCs w:val="22"/>
-        </w:rPr>
-      </w:pPr>
-      <w:r>
-        <w:rPr>
-          <w:rFonts w:ascii="Aptos" w:hAnsi="Aptos"/>
-          <w:color w:val="0A4F4F"/>
-          <w:sz w:val="22"/>
-          <w:szCs w:val="22"/>
-        </w:rPr>
-        <w:lastRenderedPageBreak/>
+        <w:divId w:val="1034429631"/>
+        <w:rPr>
+          <w:rFonts w:ascii="Aptos" w:hAnsi="Aptos"/>
+          <w:color w:val="0A4F4F"/>
+          <w:sz w:val="22"/>
+          <w:szCs w:val="22"/>
+        </w:rPr>
+      </w:pPr>
+      <w:r>
+        <w:rPr>
+          <w:rFonts w:ascii="Aptos" w:hAnsi="Aptos"/>
+          <w:color w:val="0A4F4F"/>
+          <w:sz w:val="22"/>
+          <w:szCs w:val="22"/>
+        </w:rPr>
         <w:t>Y la aplicación no reportó ni un error, porque alguien decidió —con toda la buena intención— que si el antifraude no contesta, la devolución siga su curso para no dejar a la clienta esperando en el mostrador."*</w:t>
       </w:r>
     </w:p>
@@ -16749,7 +16851,7 @@
         <w:shd w:val="clear" w:color="auto" w:fill="F3F6F6"/>
         <w:spacing w:before="0" w:beforeAutospacing="0" w:after="0" w:afterAutospacing="0" w:line="288" w:lineRule="auto"/>
         <w:ind w:left="240" w:right="120"/>
-        <w:divId w:val="1907955266"/>
+        <w:divId w:val="884828641"/>
         <w:rPr>
           <w:rFonts w:ascii="Consolas" w:hAnsi="Consolas"/>
           <w:color w:val="243434"/>
@@ -16773,7 +16875,7 @@
         <w:shd w:val="clear" w:color="auto" w:fill="F3F6F6"/>
         <w:spacing w:before="0" w:beforeAutospacing="0" w:after="0" w:afterAutospacing="0" w:line="288" w:lineRule="auto"/>
         <w:ind w:left="240" w:right="120"/>
-        <w:divId w:val="1907955266"/>
+        <w:divId w:val="884828641"/>
         <w:rPr>
           <w:rFonts w:ascii="Consolas" w:hAnsi="Consolas"/>
           <w:color w:val="243434"/>
@@ -16797,7 +16899,7 @@
         <w:shd w:val="clear" w:color="auto" w:fill="F3F6F6"/>
         <w:spacing w:before="0" w:beforeAutospacing="0" w:after="0" w:afterAutospacing="0" w:line="288" w:lineRule="auto"/>
         <w:ind w:left="240" w:right="120"/>
-        <w:divId w:val="1907955266"/>
+        <w:divId w:val="884828641"/>
         <w:rPr>
           <w:rFonts w:ascii="Consolas" w:hAnsi="Consolas"/>
           <w:color w:val="243434"/>
@@ -16821,7 +16923,7 @@
         <w:shd w:val="clear" w:color="auto" w:fill="F3F6F6"/>
         <w:spacing w:before="0" w:beforeAutospacing="0" w:after="0" w:afterAutospacing="0" w:line="288" w:lineRule="auto"/>
         <w:ind w:left="240" w:right="120"/>
-        <w:divId w:val="1907955266"/>
+        <w:divId w:val="884828641"/>
         <w:rPr>
           <w:rFonts w:ascii="Consolas" w:hAnsi="Consolas"/>
           <w:color w:val="243434"/>
@@ -16845,7 +16947,7 @@
         <w:shd w:val="clear" w:color="auto" w:fill="F3F6F6"/>
         <w:spacing w:before="0" w:beforeAutospacing="0" w:after="0" w:afterAutospacing="0" w:line="288" w:lineRule="auto"/>
         <w:ind w:left="240" w:right="120"/>
-        <w:divId w:val="1907955266"/>
+        <w:divId w:val="884828641"/>
         <w:rPr>
           <w:rFonts w:ascii="Consolas" w:hAnsi="Consolas"/>
           <w:color w:val="243434"/>
@@ -16869,7 +16971,7 @@
         <w:shd w:val="clear" w:color="auto" w:fill="F3F6F6"/>
         <w:spacing w:before="0" w:beforeAutospacing="0" w:after="0" w:afterAutospacing="0" w:line="288" w:lineRule="auto"/>
         <w:ind w:left="240" w:right="120"/>
-        <w:divId w:val="1907955266"/>
+        <w:divId w:val="884828641"/>
         <w:rPr>
           <w:rFonts w:ascii="Consolas" w:hAnsi="Consolas"/>
           <w:color w:val="243434"/>
@@ -16893,7 +16995,7 @@
         <w:shd w:val="clear" w:color="auto" w:fill="F3F6F6"/>
         <w:spacing w:before="0" w:beforeAutospacing="0" w:after="0" w:afterAutospacing="0" w:line="288" w:lineRule="auto"/>
         <w:ind w:left="240" w:right="120"/>
-        <w:divId w:val="1907955266"/>
+        <w:divId w:val="884828641"/>
         <w:rPr>
           <w:rFonts w:ascii="Consolas" w:hAnsi="Consolas"/>
           <w:color w:val="243434"/>
@@ -16917,7 +17019,7 @@
         <w:shd w:val="clear" w:color="auto" w:fill="F3F6F6"/>
         <w:spacing w:before="0" w:beforeAutospacing="0" w:after="0" w:afterAutospacing="0" w:line="288" w:lineRule="auto"/>
         <w:ind w:left="240" w:right="120"/>
-        <w:divId w:val="1907955266"/>
+        <w:divId w:val="884828641"/>
         <w:rPr>
           <w:rFonts w:ascii="Consolas" w:hAnsi="Consolas"/>
           <w:color w:val="243434"/>
@@ -16941,7 +17043,7 @@
         <w:shd w:val="clear" w:color="auto" w:fill="F3F6F6"/>
         <w:spacing w:before="0" w:beforeAutospacing="0" w:after="0" w:afterAutospacing="0" w:line="288" w:lineRule="auto"/>
         <w:ind w:left="240" w:right="120"/>
-        <w:divId w:val="1907955266"/>
+        <w:divId w:val="884828641"/>
         <w:rPr>
           <w:rFonts w:ascii="Consolas" w:hAnsi="Consolas"/>
           <w:color w:val="243434"/>
@@ -16965,7 +17067,7 @@
         <w:shd w:val="clear" w:color="auto" w:fill="F3F6F6"/>
         <w:spacing w:before="0" w:beforeAutospacing="0" w:after="0" w:afterAutospacing="0" w:line="288" w:lineRule="auto"/>
         <w:ind w:left="240" w:right="120"/>
-        <w:divId w:val="1907955266"/>
+        <w:divId w:val="884828641"/>
         <w:rPr>
           <w:rFonts w:ascii="Consolas" w:hAnsi="Consolas"/>
           <w:color w:val="243434"/>
@@ -16989,7 +17091,7 @@
         <w:shd w:val="clear" w:color="auto" w:fill="F3F6F6"/>
         <w:spacing w:before="0" w:beforeAutospacing="0" w:after="0" w:afterAutospacing="0" w:line="288" w:lineRule="auto"/>
         <w:ind w:left="240" w:right="120"/>
-        <w:divId w:val="1907955266"/>
+        <w:divId w:val="884828641"/>
         <w:rPr>
           <w:rFonts w:ascii="Consolas" w:hAnsi="Consolas"/>
           <w:color w:val="243434"/>
@@ -17013,7 +17115,7 @@
         <w:shd w:val="clear" w:color="auto" w:fill="F3F6F6"/>
         <w:spacing w:before="0" w:beforeAutospacing="0" w:after="0" w:afterAutospacing="0" w:line="288" w:lineRule="auto"/>
         <w:ind w:left="240" w:right="120"/>
-        <w:divId w:val="1907955266"/>
+        <w:divId w:val="884828641"/>
         <w:rPr>
           <w:rFonts w:ascii="Consolas" w:hAnsi="Consolas"/>
           <w:color w:val="243434"/>
@@ -17037,7 +17139,7 @@
         <w:shd w:val="clear" w:color="auto" w:fill="F3F6F6"/>
         <w:spacing w:before="0" w:beforeAutospacing="0" w:after="0" w:afterAutospacing="0" w:line="288" w:lineRule="auto"/>
         <w:ind w:left="240" w:right="120"/>
-        <w:divId w:val="1907955266"/>
+        <w:divId w:val="884828641"/>
         <w:rPr>
           <w:rFonts w:ascii="Consolas" w:hAnsi="Consolas"/>
           <w:color w:val="243434"/>
@@ -17061,7 +17163,7 @@
         <w:shd w:val="clear" w:color="auto" w:fill="F3F6F6"/>
         <w:spacing w:before="0" w:beforeAutospacing="0" w:after="0" w:afterAutospacing="0" w:line="288" w:lineRule="auto"/>
         <w:ind w:left="240" w:right="120"/>
-        <w:divId w:val="1907955266"/>
+        <w:divId w:val="884828641"/>
         <w:rPr>
           <w:rFonts w:ascii="Consolas" w:hAnsi="Consolas"/>
           <w:color w:val="243434"/>
@@ -17088,7 +17190,7 @@
         <w:shd w:val="clear" w:color="auto" w:fill="EAF4F4"/>
         <w:spacing w:before="60" w:beforeAutospacing="0" w:after="60" w:afterAutospacing="0" w:line="324" w:lineRule="auto"/>
         <w:ind w:left="200" w:right="120"/>
-        <w:divId w:val="1673751129"/>
+        <w:divId w:val="1912277243"/>
         <w:rPr>
           <w:rFonts w:ascii="Aptos" w:hAnsi="Aptos"/>
           <w:color w:val="0A4F4F"/>
@@ -17176,7 +17278,7 @@
         <w:shd w:val="clear" w:color="auto" w:fill="EAF4F4"/>
         <w:spacing w:before="60" w:beforeAutospacing="0" w:after="60" w:afterAutospacing="0" w:line="324" w:lineRule="auto"/>
         <w:ind w:left="200" w:right="120"/>
-        <w:divId w:val="68428615"/>
+        <w:divId w:val="457139585"/>
         <w:rPr>
           <w:rFonts w:ascii="Aptos" w:hAnsi="Aptos"/>
           <w:color w:val="0A4F4F"/>
@@ -17226,7 +17328,7 @@
         <w:shd w:val="clear" w:color="auto" w:fill="EAF4F4"/>
         <w:spacing w:before="60" w:beforeAutospacing="0" w:after="60" w:afterAutospacing="0" w:line="324" w:lineRule="auto"/>
         <w:ind w:left="200" w:right="120"/>
-        <w:divId w:val="1987203675"/>
+        <w:divId w:val="1024207239"/>
         <w:rPr>
           <w:rFonts w:ascii="Aptos" w:hAnsi="Aptos"/>
           <w:color w:val="0A4F4F"/>
@@ -17243,6 +17345,7 @@
           <w:sz w:val="22"/>
           <w:szCs w:val="22"/>
         </w:rPr>
+        <w:lastRenderedPageBreak/>
         <w:t>"El agente encontró el problema y dejó el issue abierto. Pero un issue no arregla nada. Aquí es donde entra Copilot."</w:t>
       </w:r>
     </w:p>
@@ -17288,7 +17391,7 @@
         <w:shd w:val="clear" w:color="auto" w:fill="EAF4F4"/>
         <w:spacing w:before="60" w:beforeAutospacing="0" w:after="60" w:afterAutospacing="0" w:line="324" w:lineRule="auto"/>
         <w:ind w:left="200" w:right="120"/>
-        <w:divId w:val="2125885085"/>
+        <w:divId w:val="1065107160"/>
         <w:rPr>
           <w:rFonts w:ascii="Aptos" w:hAnsi="Aptos"/>
           <w:color w:val="0A4F4F"/>
@@ -17340,7 +17443,7 @@
         <w:shd w:val="clear" w:color="auto" w:fill="EAF4F4"/>
         <w:spacing w:before="60" w:beforeAutospacing="0" w:after="60" w:afterAutospacing="0" w:line="324" w:lineRule="auto"/>
         <w:ind w:left="200" w:right="120"/>
-        <w:divId w:val="2125885085"/>
+        <w:divId w:val="1065107160"/>
         <w:rPr>
           <w:rFonts w:ascii="Aptos" w:hAnsi="Aptos"/>
           <w:color w:val="0A4F4F"/>
@@ -17357,7 +17460,6 @@
           <w:sz w:val="22"/>
           <w:szCs w:val="22"/>
         </w:rPr>
-        <w:lastRenderedPageBreak/>
         <w:t xml:space="preserve">Tienes acceso a la telemetría real: el helper </w:t>
       </w:r>
       <w:r>
@@ -17416,7 +17518,7 @@
         <w:shd w:val="clear" w:color="auto" w:fill="EAF4F4"/>
         <w:spacing w:before="60" w:beforeAutospacing="0" w:after="60" w:afterAutospacing="0" w:line="324" w:lineRule="auto"/>
         <w:ind w:left="200" w:right="120"/>
-        <w:divId w:val="2125885085"/>
+        <w:divId w:val="1065107160"/>
         <w:rPr>
           <w:rFonts w:ascii="Aptos" w:hAnsi="Aptos"/>
           <w:color w:val="0A4F4F"/>
@@ -17445,7 +17547,7 @@
         <w:shd w:val="clear" w:color="auto" w:fill="EAF4F4"/>
         <w:spacing w:before="60" w:beforeAutospacing="0" w:after="60" w:afterAutospacing="0" w:line="324" w:lineRule="auto"/>
         <w:ind w:left="200" w:right="120"/>
-        <w:divId w:val="2125885085"/>
+        <w:divId w:val="1065107160"/>
         <w:rPr>
           <w:rFonts w:ascii="Aptos" w:hAnsi="Aptos"/>
           <w:color w:val="0A4F4F"/>
@@ -17474,7 +17576,7 @@
         <w:shd w:val="clear" w:color="auto" w:fill="EAF4F4"/>
         <w:spacing w:before="60" w:beforeAutospacing="0" w:after="60" w:afterAutospacing="0" w:line="324" w:lineRule="auto"/>
         <w:ind w:left="200" w:right="120"/>
-        <w:divId w:val="2125885085"/>
+        <w:divId w:val="1065107160"/>
         <w:rPr>
           <w:rFonts w:ascii="Aptos" w:hAnsi="Aptos"/>
           <w:color w:val="0A4F4F"/>
@@ -17526,7 +17628,7 @@
         <w:shd w:val="clear" w:color="auto" w:fill="EAF4F4"/>
         <w:spacing w:before="60" w:beforeAutospacing="0" w:after="60" w:afterAutospacing="0" w:line="324" w:lineRule="auto"/>
         <w:ind w:left="200" w:right="120"/>
-        <w:divId w:val="2125885085"/>
+        <w:divId w:val="1065107160"/>
         <w:rPr>
           <w:rFonts w:ascii="Aptos" w:hAnsi="Aptos"/>
           <w:color w:val="0A4F4F"/>
@@ -17579,7 +17681,7 @@
         <w:shd w:val="clear" w:color="auto" w:fill="EAF4F4"/>
         <w:spacing w:before="60" w:beforeAutospacing="0" w:after="60" w:afterAutospacing="0" w:line="324" w:lineRule="auto"/>
         <w:ind w:left="200" w:right="120"/>
-        <w:divId w:val="2125885085"/>
+        <w:divId w:val="1065107160"/>
         <w:rPr>
           <w:rFonts w:ascii="Aptos" w:hAnsi="Aptos"/>
           <w:color w:val="0A4F4F"/>
@@ -17631,7 +17733,7 @@
         <w:shd w:val="clear" w:color="auto" w:fill="EAF4F4"/>
         <w:spacing w:before="60" w:beforeAutospacing="0" w:after="60" w:afterAutospacing="0" w:line="324" w:lineRule="auto"/>
         <w:ind w:left="200" w:right="120"/>
-        <w:divId w:val="2125885085"/>
+        <w:divId w:val="1065107160"/>
         <w:rPr>
           <w:rFonts w:ascii="Aptos" w:hAnsi="Aptos"/>
           <w:color w:val="0A4F4F"/>
@@ -17766,7 +17868,7 @@
         <w:shd w:val="clear" w:color="auto" w:fill="EAF4F4"/>
         <w:spacing w:before="60" w:beforeAutospacing="0" w:after="60" w:afterAutospacing="0" w:line="324" w:lineRule="auto"/>
         <w:ind w:left="200" w:right="120"/>
-        <w:divId w:val="817964085"/>
+        <w:divId w:val="1898664384"/>
         <w:rPr>
           <w:rFonts w:ascii="Aptos" w:hAnsi="Aptos"/>
           <w:color w:val="0A4F4F"/>
@@ -17884,7 +17986,7 @@
         <w:shd w:val="clear" w:color="auto" w:fill="EAF4F4"/>
         <w:spacing w:before="60" w:beforeAutospacing="0" w:after="60" w:afterAutospacing="0" w:line="324" w:lineRule="auto"/>
         <w:ind w:left="200" w:right="120"/>
-        <w:divId w:val="494494782"/>
+        <w:divId w:val="1399596268"/>
         <w:rPr>
           <w:rFonts w:ascii="Aptos" w:hAnsi="Aptos"/>
           <w:color w:val="0A4F4F"/>
@@ -17913,7 +18015,7 @@
         <w:shd w:val="clear" w:color="auto" w:fill="EAF4F4"/>
         <w:spacing w:before="60" w:beforeAutospacing="0" w:after="60" w:afterAutospacing="0" w:line="324" w:lineRule="auto"/>
         <w:ind w:left="200" w:right="120"/>
-        <w:divId w:val="494494782"/>
+        <w:divId w:val="1399596268"/>
         <w:rPr>
           <w:rFonts w:ascii="Aptos" w:hAnsi="Aptos"/>
           <w:color w:val="0A4F4F"/>
@@ -17930,6 +18032,7 @@
           <w:sz w:val="22"/>
           <w:szCs w:val="22"/>
         </w:rPr>
+        <w:lastRenderedPageBreak/>
         <w:t>La segunda la encontró de paso, y es más fina: ese mismo componente guarda en memoria a los clientes ya revisados, en una estructura que no es segura entre peticiones simultáneas. Cuando dos tiendas inspeccionan al mismo tiempo, puede tronar. Es un fallo intermitente, de uno en varios cientos — el tipo de cosa que nadie logra reproducir y que se cierra como 'no se pudo replicar'. La prueba que acaba de escribir lo reproduce en 71 milisegundos."</w:t>
       </w:r>
     </w:p>
@@ -17987,7 +18090,7 @@
         <w:shd w:val="clear" w:color="auto" w:fill="EAF4F4"/>
         <w:spacing w:before="60" w:beforeAutospacing="0" w:after="60" w:afterAutospacing="0" w:line="324" w:lineRule="auto"/>
         <w:ind w:left="200" w:right="120"/>
-        <w:divId w:val="1431898228"/>
+        <w:divId w:val="267545451"/>
         <w:rPr>
           <w:rFonts w:ascii="Aptos" w:hAnsi="Aptos"/>
           <w:color w:val="0A4F4F"/>
@@ -18002,7 +18105,6 @@
           <w:sz w:val="22"/>
           <w:szCs w:val="22"/>
         </w:rPr>
-        <w:lastRenderedPageBreak/>
         <w:t>🚫</w:t>
       </w:r>
       <w:r>
@@ -18146,7 +18248,7 @@
         <w:shd w:val="clear" w:color="auto" w:fill="EAF4F4"/>
         <w:spacing w:before="60" w:beforeAutospacing="0" w:after="60" w:afterAutospacing="0" w:line="324" w:lineRule="auto"/>
         <w:ind w:left="200" w:right="120"/>
-        <w:divId w:val="1201237796"/>
+        <w:divId w:val="298414088"/>
         <w:rPr>
           <w:rFonts w:ascii="Aptos" w:hAnsi="Aptos"/>
           <w:color w:val="0A4F4F"/>
@@ -18219,7 +18321,7 @@
         <w:shd w:val="clear" w:color="auto" w:fill="EAF4F4"/>
         <w:spacing w:before="60" w:beforeAutospacing="0" w:after="60" w:afterAutospacing="0" w:line="324" w:lineRule="auto"/>
         <w:ind w:left="200" w:right="120"/>
-        <w:divId w:val="1485203314"/>
+        <w:divId w:val="479150238"/>
         <w:rPr>
           <w:rFonts w:ascii="Aptos" w:hAnsi="Aptos"/>
           <w:color w:val="0A4F4F"/>
@@ -18248,7 +18350,7 @@
         <w:shd w:val="clear" w:color="auto" w:fill="EAF4F4"/>
         <w:spacing w:before="60" w:beforeAutospacing="0" w:after="60" w:afterAutospacing="0" w:line="324" w:lineRule="auto"/>
         <w:ind w:left="200" w:right="120"/>
-        <w:divId w:val="1485203314"/>
+        <w:divId w:val="479150238"/>
         <w:rPr>
           <w:rFonts w:ascii="Aptos" w:hAnsi="Aptos"/>
           <w:color w:val="0A4F4F"/>
@@ -18371,7 +18473,7 @@
         <w:shd w:val="clear" w:color="auto" w:fill="EAF4F4"/>
         <w:spacing w:before="60" w:beforeAutospacing="0" w:after="60" w:afterAutospacing="0" w:line="324" w:lineRule="auto"/>
         <w:ind w:left="200" w:right="120"/>
-        <w:divId w:val="796527018"/>
+        <w:divId w:val="2140150616"/>
         <w:rPr>
           <w:rFonts w:ascii="Aptos" w:hAnsi="Aptos"/>
           <w:color w:val="0A4F4F"/>
@@ -18388,6 +18490,7 @@
           <w:sz w:val="22"/>
           <w:szCs w:val="22"/>
         </w:rPr>
+        <w:lastRenderedPageBreak/>
         <w:t>"Y esto es lo que hizo, solo. Creó su propia rama, escribió una prueba que reproduce la condición de carrera, cambió la estructura por una que sí es segura entre peticiones simultáneas, y dejó el pull request esperando revisión. Nadie abrió un editor. Corrió en su propio entorno dentro de GitHub, y la integración continua de Palacio lo validó — esos son los checks en verde.</w:t>
       </w:r>
     </w:p>
@@ -18400,7 +18503,7 @@
         <w:shd w:val="clear" w:color="auto" w:fill="EAF4F4"/>
         <w:spacing w:before="60" w:beforeAutospacing="0" w:after="60" w:afterAutospacing="0" w:line="324" w:lineRule="auto"/>
         <w:ind w:left="200" w:right="120"/>
-        <w:divId w:val="796527018"/>
+        <w:divId w:val="2140150616"/>
         <w:rPr>
           <w:rFonts w:ascii="Aptos" w:hAnsi="Aptos"/>
           <w:color w:val="0A4F4F"/>
@@ -18476,7 +18579,6 @@
           <w:sz w:val="22"/>
           <w:szCs w:val="22"/>
         </w:rPr>
-        <w:lastRenderedPageBreak/>
         <w:t>15. El punto de gobernanza. No me lo salto: es la pregunta que va a hacer el CTO.</w:t>
       </w:r>
     </w:p>
@@ -18489,7 +18591,7 @@
         <w:shd w:val="clear" w:color="auto" w:fill="EAF4F4"/>
         <w:spacing w:before="60" w:beforeAutospacing="0" w:after="60" w:afterAutospacing="0" w:line="324" w:lineRule="auto"/>
         <w:ind w:left="200" w:right="120"/>
-        <w:divId w:val="1246645949"/>
+        <w:divId w:val="175116546"/>
         <w:rPr>
           <w:rFonts w:ascii="Aptos" w:hAnsi="Aptos"/>
           <w:color w:val="0A4F4F"/>
@@ -18730,7 +18832,7 @@
         <w:shd w:val="clear" w:color="auto" w:fill="EAF4F4"/>
         <w:spacing w:before="60" w:beforeAutospacing="0" w:after="60" w:afterAutospacing="0" w:line="324" w:lineRule="auto"/>
         <w:ind w:left="200" w:right="120"/>
-        <w:divId w:val="1433744674"/>
+        <w:divId w:val="2078505251"/>
         <w:rPr>
           <w:rFonts w:ascii="Aptos" w:hAnsi="Aptos"/>
           <w:color w:val="0A4F4F"/>
@@ -18845,7 +18947,17 @@
           <w:sz w:val="22"/>
           <w:szCs w:val="22"/>
         </w:rPr>
-        <w:t xml:space="preserve"> y corro la escena en su versión anterior — las cuatro consultas manuales, incluida la del porcentaje agregado, y después el prompt largo a Copilot. Esa versión está verificada de punta a punta y se sostiene sola; lo único que pierdo es la frase de las tres de la mañana. </w:t>
+        <w:t xml:space="preserve"> y corro la escena en su versión anterior — las cuatro consultas manuales, incluida la del porcentaje agregado, y después el prompt largo a </w:t>
+      </w:r>
+      <w:r>
+        <w:rPr>
+          <w:rFonts w:ascii="Aptos" w:eastAsia="Times New Roman" w:hAnsi="Aptos"/>
+          <w:color w:val="1F2328"/>
+          <w:sz w:val="22"/>
+          <w:szCs w:val="22"/>
+        </w:rPr>
+        <w:lastRenderedPageBreak/>
+        <w:t xml:space="preserve">Copilot. Esa versión está verificada de punta a punta y se sostiene sola; lo único que pierdo es la frase de las tres de la mañana. </w:t>
       </w:r>
       <w:r>
         <w:rPr>
@@ -19023,7 +19135,6 @@
           <w:sz w:val="22"/>
           <w:szCs w:val="22"/>
         </w:rPr>
-        <w:lastRenderedPageBreak/>
         <w:t xml:space="preserve">Si los tests fallan al primer intento, </w:t>
       </w:r>
       <w:r>
@@ -19219,7 +19330,7 @@
         <w:shd w:val="clear" w:color="auto" w:fill="EAF4F4"/>
         <w:spacing w:before="60" w:beforeAutospacing="0" w:after="60" w:afterAutospacing="0" w:line="324" w:lineRule="auto"/>
         <w:ind w:left="200" w:right="120"/>
-        <w:divId w:val="1533880840"/>
+        <w:divId w:val="13382564"/>
         <w:rPr>
           <w:rFonts w:ascii="Aptos" w:hAnsi="Aptos"/>
           <w:color w:val="0A4F4F"/>
@@ -19358,7 +19469,7 @@
           <w:szCs w:val="30"/>
         </w:rPr>
       </w:pPr>
-      <w:bookmarkStart w:id="12" w:name="_Toc237358804"/>
+      <w:bookmarkStart w:id="12" w:name="_Toc237361057"/>
       <w:r>
         <w:rPr>
           <w:rFonts w:eastAsia="Times New Roman"/>
@@ -19391,6 +19502,7 @@
           <w:sz w:val="22"/>
           <w:szCs w:val="22"/>
         </w:rPr>
+        <w:lastRenderedPageBreak/>
         <w:t>Herramienta en pantalla:</w:t>
       </w:r>
       <w:r>
@@ -19530,7 +19642,6 @@
           <w:sz w:val="22"/>
           <w:szCs w:val="22"/>
         </w:rPr>
-        <w:lastRenderedPageBreak/>
         <w:t>1. Store Readiness</w:t>
       </w:r>
       <w:r>
@@ -19561,7 +19672,7 @@
         <w:shd w:val="clear" w:color="auto" w:fill="EAF4F4"/>
         <w:spacing w:before="60" w:beforeAutospacing="0" w:after="60" w:afterAutospacing="0" w:line="324" w:lineRule="auto"/>
         <w:ind w:left="200" w:right="120"/>
-        <w:divId w:val="264656055"/>
+        <w:divId w:val="557520141"/>
         <w:rPr>
           <w:rFonts w:ascii="Aptos" w:hAnsi="Aptos"/>
           <w:color w:val="0A4F4F"/>
@@ -19665,7 +19776,7 @@
         <w:shd w:val="clear" w:color="auto" w:fill="EAF4F4"/>
         <w:spacing w:before="60" w:beforeAutospacing="0" w:after="60" w:afterAutospacing="0" w:line="324" w:lineRule="auto"/>
         <w:ind w:left="200" w:right="120"/>
-        <w:divId w:val="53084968"/>
+        <w:divId w:val="858852171"/>
         <w:rPr>
           <w:rFonts w:ascii="Aptos" w:hAnsi="Aptos"/>
           <w:color w:val="0A4F4F"/>
@@ -19826,7 +19937,7 @@
           <w:szCs w:val="30"/>
         </w:rPr>
       </w:pPr>
-      <w:bookmarkStart w:id="13" w:name="_Toc237358805"/>
+      <w:bookmarkStart w:id="13" w:name="_Toc237361058"/>
       <w:r>
         <w:rPr>
           <w:rFonts w:eastAsia="Times New Roman"/>
@@ -19880,7 +19991,7 @@
         <w:shd w:val="clear" w:color="auto" w:fill="EAF4F4"/>
         <w:spacing w:before="60" w:beforeAutospacing="0" w:after="60" w:afterAutospacing="0" w:line="324" w:lineRule="auto"/>
         <w:ind w:left="200" w:right="120"/>
-        <w:divId w:val="449395597"/>
+        <w:divId w:val="1168520111"/>
         <w:rPr>
           <w:rFonts w:ascii="Aptos" w:hAnsi="Aptos"/>
           <w:color w:val="0A4F4F"/>
@@ -19897,7 +20008,19 @@
           <w:sz w:val="22"/>
           <w:szCs w:val="22"/>
         </w:rPr>
-        <w:t>"En Teams, Work IQ conectó la memoria dispersa de Palacio de Hierro — y cuando no supo algo con certeza, lo dijo. En VS Code, GitHub Copilot convirtió esa memoria en código real, en minutos. En la app, la clienta vio esa memoria convertida en una decisión que la cuidó a ella. En la tienda, la operación vio esa misma decisión pasar frente a sus ojos, en tiempo real.</w:t>
+        <w:t xml:space="preserve">"En Teams, Work IQ conectó la memoria dispersa de Palacio de Hierro — y cuando no supo algo con certeza, lo dijo. En VS Code, GitHub Copilot convirtió esa memoria en código real, en minutos. </w:t>
+      </w:r>
+      <w:r>
+        <w:rPr>
+          <w:rFonts w:ascii="Aptos" w:hAnsi="Aptos"/>
+          <w:i/>
+          <w:iCs/>
+          <w:color w:val="0A4F4F"/>
+          <w:sz w:val="22"/>
+          <w:szCs w:val="22"/>
+        </w:rPr>
+        <w:lastRenderedPageBreak/>
+        <w:t>En la app, la clienta vio esa memoria convertida en una decisión que la cuidó a ella. En la tienda, la operación vio esa misma decisión pasar frente a sus ojos, en tiempo real.</w:t>
       </w:r>
     </w:p>
     <w:p>
@@ -19909,7 +20032,7 @@
         <w:shd w:val="clear" w:color="auto" w:fill="EAF4F4"/>
         <w:spacing w:before="60" w:beforeAutospacing="0" w:after="60" w:afterAutospacing="0" w:line="324" w:lineRule="auto"/>
         <w:ind w:left="200" w:right="120"/>
-        <w:divId w:val="449395597"/>
+        <w:divId w:val="1168520111"/>
         <w:rPr>
           <w:rFonts w:ascii="Aptos" w:hAnsi="Aptos"/>
           <w:color w:val="0A4F4F"/>
@@ -19962,7 +20085,7 @@
         <w:shd w:val="clear" w:color="auto" w:fill="EAF4F4"/>
         <w:spacing w:before="60" w:beforeAutospacing="0" w:after="60" w:afterAutospacing="0" w:line="324" w:lineRule="auto"/>
         <w:ind w:left="200" w:right="120"/>
-        <w:divId w:val="449395597"/>
+        <w:divId w:val="1168520111"/>
         <w:rPr>
           <w:rFonts w:ascii="Aptos" w:hAnsi="Aptos"/>
           <w:color w:val="0A4F4F"/>
@@ -20001,7 +20124,6 @@
           <w:sz w:val="22"/>
           <w:szCs w:val="22"/>
         </w:rPr>
-        <w:lastRenderedPageBreak/>
         <w:t>Y me quedo callado un segundo antes de abrir a preguntas.</w:t>
       </w:r>
     </w:p>
@@ -20044,7 +20166,7 @@
           <w:szCs w:val="44"/>
         </w:rPr>
       </w:pPr>
-      <w:bookmarkStart w:id="14" w:name="_Toc237358806"/>
+      <w:bookmarkStart w:id="14" w:name="_Toc237361059"/>
       <w:r>
         <w:rPr>
           <w:rFonts w:eastAsia="Times New Roman"/>
@@ -22395,7 +22517,7 @@
           <w:szCs w:val="44"/>
         </w:rPr>
       </w:pPr>
-      <w:bookmarkStart w:id="15" w:name="_Toc237358807"/>
+      <w:bookmarkStart w:id="15" w:name="_Toc237361060"/>
       <w:r>
         <w:rPr>
           <w:rFonts w:eastAsia="Times New Roman"/>
@@ -23976,7 +24098,7 @@
         <w:shd w:val="clear" w:color="auto" w:fill="EAF4F4"/>
         <w:spacing w:before="60" w:beforeAutospacing="0" w:after="60" w:afterAutospacing="0" w:line="324" w:lineRule="auto"/>
         <w:ind w:left="200" w:right="120"/>
-        <w:divId w:val="1358775813"/>
+        <w:divId w:val="2063214493"/>
         <w:rPr>
           <w:rFonts w:ascii="Aptos" w:hAnsi="Aptos"/>
           <w:color w:val="0A4F4F"/>
@@ -24149,7 +24271,7 @@
         <w:shd w:val="clear" w:color="auto" w:fill="EAF4F4"/>
         <w:spacing w:before="60" w:beforeAutospacing="0" w:after="60" w:afterAutospacing="0" w:line="324" w:lineRule="auto"/>
         <w:ind w:left="200" w:right="120"/>
-        <w:divId w:val="1088117393"/>
+        <w:divId w:val="904877540"/>
         <w:rPr>
           <w:rFonts w:ascii="Aptos" w:hAnsi="Aptos"/>
           <w:color w:val="0A4F4F"/>
@@ -24208,7 +24330,7 @@
           <w:szCs w:val="44"/>
         </w:rPr>
       </w:pPr>
-      <w:bookmarkStart w:id="16" w:name="_Toc237358808"/>
+      <w:bookmarkStart w:id="16" w:name="_Toc237361061"/>
       <w:r>
         <w:rPr>
           <w:rFonts w:eastAsia="Times New Roman"/>
@@ -24230,7 +24352,7 @@
         <w:shd w:val="clear" w:color="auto" w:fill="EAF4F4"/>
         <w:spacing w:before="60" w:beforeAutospacing="0" w:after="60" w:afterAutospacing="0" w:line="324" w:lineRule="auto"/>
         <w:ind w:left="200" w:right="120"/>
-        <w:divId w:val="249702972"/>
+        <w:divId w:val="807825767"/>
         <w:rPr>
           <w:rFonts w:ascii="Aptos" w:hAnsi="Aptos"/>
           <w:color w:val="0A4F4F"/>
@@ -25224,16 +25346,16 @@
           <w:sz w:val="22"/>
           <w:szCs w:val="22"/>
         </w:rPr>
-        <w:t xml:space="preserve"> </w:t>
-      </w:r>
-      <w:r>
-        <w:rPr>
-          <w:rFonts w:ascii="Aptos" w:hAnsi="Aptos"/>
-          <w:color w:val="1F2328"/>
-          <w:sz w:val="22"/>
-          <w:szCs w:val="22"/>
-        </w:rPr>
-        <w:t>— ni de Work IQ, ni de Copilot, ni del sistema. Si algo no sale como se ensayó, se narra con calma y se sigue adelante. Un ciclo de corrección de Copilot en vivo es creíble y honesto; fingir que algo funcionó no lo es.</w:t>
+        <w:t xml:space="preserve"> — ni de Work IQ, ni de Copilot, ni del sistema. Si </w:t>
+      </w:r>
+      <w:r>
+        <w:rPr>
+          <w:rFonts w:ascii="Aptos" w:hAnsi="Aptos"/>
+          <w:color w:val="1F2328"/>
+          <w:sz w:val="22"/>
+          <w:szCs w:val="22"/>
+        </w:rPr>
+        <w:t>algo no sale como se ensayó, se narra con calma y se sigue adelante. Un ciclo de corrección de Copilot en vivo es creíble y honesto; fingir que algo funcionó no lo es.</w:t>
       </w:r>
     </w:p>
     <w:p>
@@ -25318,7 +25440,7 @@
           <w:szCs w:val="44"/>
         </w:rPr>
       </w:pPr>
-      <w:bookmarkStart w:id="17" w:name="_Toc237358809"/>
+      <w:bookmarkStart w:id="17" w:name="_Toc237361062"/>
       <w:r>
         <w:rPr>
           <w:rFonts w:eastAsia="Times New Roman"/>
@@ -25719,7 +25841,7 @@
         <w:shd w:val="clear" w:color="auto" w:fill="EAF4F4"/>
         <w:spacing w:before="60" w:beforeAutospacing="0" w:after="60" w:afterAutospacing="0" w:line="324" w:lineRule="auto"/>
         <w:ind w:left="200" w:right="120"/>
-        <w:divId w:val="40133788"/>
+        <w:divId w:val="1757096578"/>
         <w:rPr>
           <w:rFonts w:ascii="Aptos" w:hAnsi="Aptos"/>
           <w:color w:val="0A4F4F"/>
@@ -25904,9 +26026,9 @@
 <file path=word/numbering.xml><?xml version="1.0" encoding="utf-8"?>
 <w:numbering xmlns:wpc="http://schemas.microsoft.com/office/word/2010/wordprocessingCanvas" xmlns:cx="http://schemas.microsoft.com/office/drawing/2014/chartex" xmlns:cx1="http://schemas.microsoft.com/office/drawing/2015/9/8/chartex" xmlns:cx2="http://schemas.microsoft.com/office/drawing/2015/10/21/chartex" xmlns:cx3="http://schemas.microsoft.com/office/drawing/2016/5/9/chartex" xmlns:cx4="http://schemas.microsoft.com/office/drawing/2016/5/10/chartex" xmlns:cx5="http://schemas.microsoft.com/office/drawing/2016/5/11/chartex" xmlns:cx6="http://schemas.microsoft.com/office/drawing/2016/5/12/chartex" xmlns:cx7="http://schemas.microsoft.com/office/drawing/2016/5/13/chartex" xmlns:cx8="http://schemas.microsoft.com/office/drawing/2016/5/14/chartex" xmlns:mc="http://schemas.openxmlformats.org/markup-compatibility/2006" xmlns:aink="http://schemas.microsoft.com/office/drawing/2016/ink" xmlns:am3d="http://schemas.microsoft.com/office/drawing/2017/model3d" xmlns:o="urn:schemas-microsoft-com:office:office" xmlns:oel="http://schemas.microsoft.com/office/2019/extlst" xmlns:r="http://schemas.openxmlformats.org/officeDocument/2006/relationships" xmlns:m="http://schemas.openxmlformats.org/officeDocument/2006/math" xmlns:v="urn:schemas-microsoft-com:vml" xmlns:wp14="http://schemas.microsoft.com/office/word/2010/wordprocessingDrawing" xmlns:wp="http://schemas.openxmlformats.org/drawingml/2006/wordprocessingDrawing" xmlns:w10="urn:schemas-microsoft-com:office:word" xmlns:w="http://schemas.openxmlformats.org/wordprocessingml/2006/main" xmlns:w14="http://schemas.microsoft.com/office/word/2010/wordml" xmlns:w15="http://schemas.microsoft.com/office/word/2012/wordml" xmlns:w16cei="http://schemas.microsoft.com/office/word/2026/wordml/cei" xmlns:w16cex="http://schemas.microsoft.com/office/word/2018/wordml/cex" xmlns:w16cid="http://schemas.microsoft.com/office/word/2016/wordml/cid" xmlns:w16="http://schemas.microsoft.com/office/word/2018/wordml" xmlns:w16du="http://schemas.microsoft.com/office/word/2023/wordml/word16du" xmlns:w16sdtdh="http://schemas.microsoft.com/office/word/2020/wordml/sdtdatahash" xmlns:w16sdtfl="http://schemas.microsoft.com/office/word/2024/wordml/sdtformatlock" xmlns:w16se="http://schemas.microsoft.com/office/word/2015/wordml/symex" xmlns:wpg="http://schemas.microsoft.com/office/word/2010/wordprocessingGroup" xmlns:wpi="http://schemas.microsoft.com/office/word/2010/wordprocessingInk" xmlns:wne="http://schemas.microsoft.com/office/word/2006/wordml" xmlns:wps="http://schemas.microsoft.com/office/word/2010/wordprocessingShape" mc:Ignorable="w14 w15 w16se w16cid w16 w16cex w16sdtdh w16sdtfl w16du wp14">
   <w:abstractNum w:abstractNumId="0" w15:restartNumberingAfterBreak="0">
-    <w:nsid w:val="00991CD8"/>
+    <w:nsid w:val="035758C9"/>
     <w:multiLevelType w:val="multilevel"/>
-    <w:tmpl w:val="5F023E82"/>
+    <w:tmpl w:val="9B5A4E6A"/>
     <w:lvl w:ilvl="0">
       <w:start w:val="1"/>
       <w:numFmt w:val="bullet"/>
@@ -26053,9 +26175,122 @@
     </w:lvl>
   </w:abstractNum>
   <w:abstractNum w:abstractNumId="1" w15:restartNumberingAfterBreak="0">
-    <w:nsid w:val="193251EE"/>
+    <w:nsid w:val="25A55AE1"/>
     <w:multiLevelType w:val="multilevel"/>
-    <w:tmpl w:val="BFD86478"/>
+    <w:tmpl w:val="4460A4AC"/>
+    <w:lvl w:ilvl="0">
+      <w:start w:val="1"/>
+      <w:numFmt w:val="decimal"/>
+      <w:lvlText w:val="%1."/>
+      <w:lvlJc w:val="left"/>
+      <w:pPr>
+        <w:tabs>
+          <w:tab w:val="num" w:pos="720"/>
+        </w:tabs>
+        <w:ind w:left="720" w:hanging="360"/>
+      </w:pPr>
+    </w:lvl>
+    <w:lvl w:ilvl="1" w:tentative="1">
+      <w:start w:val="1"/>
+      <w:numFmt w:val="decimal"/>
+      <w:lvlText w:val="%2."/>
+      <w:lvlJc w:val="left"/>
+      <w:pPr>
+        <w:tabs>
+          <w:tab w:val="num" w:pos="1440"/>
+        </w:tabs>
+        <w:ind w:left="1440" w:hanging="360"/>
+      </w:pPr>
+    </w:lvl>
+    <w:lvl w:ilvl="2" w:tentative="1">
+      <w:start w:val="1"/>
+      <w:numFmt w:val="decimal"/>
+      <w:lvlText w:val="%3."/>
+      <w:lvlJc w:val="left"/>
+      <w:pPr>
+        <w:tabs>
+          <w:tab w:val="num" w:pos="2160"/>
+        </w:tabs>
+        <w:ind w:left="2160" w:hanging="360"/>
+      </w:pPr>
+    </w:lvl>
+    <w:lvl w:ilvl="3" w:tentative="1">
+      <w:start w:val="1"/>
+      <w:numFmt w:val="decimal"/>
+      <w:lvlText w:val="%4."/>
+      <w:lvlJc w:val="left"/>
+      <w:pPr>
+        <w:tabs>
+          <w:tab w:val="num" w:pos="2880"/>
+        </w:tabs>
+        <w:ind w:left="2880" w:hanging="360"/>
+      </w:pPr>
+    </w:lvl>
+    <w:lvl w:ilvl="4" w:tentative="1">
+      <w:start w:val="1"/>
+      <w:numFmt w:val="decimal"/>
+      <w:lvlText w:val="%5."/>
+      <w:lvlJc w:val="left"/>
+      <w:pPr>
+        <w:tabs>
+          <w:tab w:val="num" w:pos="3600"/>
+        </w:tabs>
+        <w:ind w:left="3600" w:hanging="360"/>
+      </w:pPr>
+    </w:lvl>
+    <w:lvl w:ilvl="5" w:tentative="1">
+      <w:start w:val="1"/>
+      <w:numFmt w:val="decimal"/>
+      <w:lvlText w:val="%6."/>
+      <w:lvlJc w:val="left"/>
+      <w:pPr>
+        <w:tabs>
+          <w:tab w:val="num" w:pos="4320"/>
+        </w:tabs>
+        <w:ind w:left="4320" w:hanging="360"/>
+      </w:pPr>
+    </w:lvl>
+    <w:lvl w:ilvl="6" w:tentative="1">
+      <w:start w:val="1"/>
+      <w:numFmt w:val="decimal"/>
+      <w:lvlText w:val="%7."/>
+      <w:lvlJc w:val="left"/>
+      <w:pPr>
+        <w:tabs>
+          <w:tab w:val="num" w:pos="5040"/>
+        </w:tabs>
+        <w:ind w:left="5040" w:hanging="360"/>
+      </w:pPr>
+    </w:lvl>
+    <w:lvl w:ilvl="7" w:tentative="1">
+      <w:start w:val="1"/>
+      <w:numFmt w:val="decimal"/>
+      <w:lvlText w:val="%8."/>
+      <w:lvlJc w:val="left"/>
+      <w:pPr>
+        <w:tabs>
+          <w:tab w:val="num" w:pos="5760"/>
+        </w:tabs>
+        <w:ind w:left="5760" w:hanging="360"/>
+      </w:pPr>
+    </w:lvl>
+    <w:lvl w:ilvl="8" w:tentative="1">
+      <w:start w:val="1"/>
+      <w:numFmt w:val="decimal"/>
+      <w:lvlText w:val="%9."/>
+      <w:lvlJc w:val="left"/>
+      <w:pPr>
+        <w:tabs>
+          <w:tab w:val="num" w:pos="6480"/>
+        </w:tabs>
+        <w:ind w:left="6480" w:hanging="360"/>
+      </w:pPr>
+    </w:lvl>
+  </w:abstractNum>
+  <w:abstractNum w:abstractNumId="2" w15:restartNumberingAfterBreak="0">
+    <w:nsid w:val="25E747E7"/>
+    <w:multiLevelType w:val="multilevel"/>
+    <w:tmpl w:val="396EAFBC"/>
     <w:lvl w:ilvl="0">
       <w:start w:val="1"/>
       <w:numFmt w:val="bullet"/>
@@ -26201,10 +26436,10 @@
       </w:rPr>
     </w:lvl>
   </w:abstractNum>
-  <w:abstractNum w:abstractNumId="2" w15:restartNumberingAfterBreak="0">
-    <w:nsid w:val="22BF3E2A"/>
+  <w:abstractNum w:abstractNumId="3" w15:restartNumberingAfterBreak="0">
+    <w:nsid w:val="32C57783"/>
     <w:multiLevelType w:val="multilevel"/>
-    <w:tmpl w:val="243207FE"/>
+    <w:tmpl w:val="6AF21FD4"/>
     <w:lvl w:ilvl="0">
       <w:start w:val="1"/>
       <w:numFmt w:val="bullet"/>
@@ -26350,10 +26585,10 @@
       </w:rPr>
     </w:lvl>
   </w:abstractNum>
-  <w:abstractNum w:abstractNumId="3" w15:restartNumberingAfterBreak="0">
-    <w:nsid w:val="29025CDE"/>
+  <w:abstractNum w:abstractNumId="4" w15:restartNumberingAfterBreak="0">
+    <w:nsid w:val="35763068"/>
     <w:multiLevelType w:val="multilevel"/>
-    <w:tmpl w:val="F2F0A1AC"/>
+    <w:tmpl w:val="A2286058"/>
     <w:lvl w:ilvl="0">
       <w:start w:val="1"/>
       <w:numFmt w:val="bullet"/>
@@ -26499,10 +26734,10 @@
       </w:rPr>
     </w:lvl>
   </w:abstractNum>
-  <w:abstractNum w:abstractNumId="4" w15:restartNumberingAfterBreak="0">
-    <w:nsid w:val="29A97534"/>
+  <w:abstractNum w:abstractNumId="5" w15:restartNumberingAfterBreak="0">
+    <w:nsid w:val="3C1C39F1"/>
     <w:multiLevelType w:val="multilevel"/>
-    <w:tmpl w:val="212E5624"/>
+    <w:tmpl w:val="2C566036"/>
     <w:lvl w:ilvl="0">
       <w:start w:val="1"/>
       <w:numFmt w:val="decimal"/>
@@ -26612,10 +26847,10 @@
       </w:pPr>
     </w:lvl>
   </w:abstractNum>
-  <w:abstractNum w:abstractNumId="5" w15:restartNumberingAfterBreak="0">
-    <w:nsid w:val="3E447ABC"/>
+  <w:abstractNum w:abstractNumId="6" w15:restartNumberingAfterBreak="0">
+    <w:nsid w:val="400E126A"/>
     <w:multiLevelType w:val="multilevel"/>
-    <w:tmpl w:val="7F685FAC"/>
+    <w:tmpl w:val="52A03606"/>
     <w:lvl w:ilvl="0">
       <w:start w:val="1"/>
       <w:numFmt w:val="bullet"/>
@@ -26761,10 +26996,10 @@
       </w:rPr>
     </w:lvl>
   </w:abstractNum>
-  <w:abstractNum w:abstractNumId="6" w15:restartNumberingAfterBreak="0">
-    <w:nsid w:val="511A1C83"/>
+  <w:abstractNum w:abstractNumId="7" w15:restartNumberingAfterBreak="0">
+    <w:nsid w:val="40B232FF"/>
     <w:multiLevelType w:val="multilevel"/>
-    <w:tmpl w:val="1C86CA70"/>
+    <w:tmpl w:val="3A16C0E4"/>
     <w:lvl w:ilvl="0">
       <w:start w:val="1"/>
       <w:numFmt w:val="bullet"/>
@@ -26910,10 +27145,10 @@
       </w:rPr>
     </w:lvl>
   </w:abstractNum>
-  <w:abstractNum w:abstractNumId="7" w15:restartNumberingAfterBreak="0">
-    <w:nsid w:val="554F79B0"/>
+  <w:abstractNum w:abstractNumId="8" w15:restartNumberingAfterBreak="0">
+    <w:nsid w:val="47C51BB9"/>
     <w:multiLevelType w:val="multilevel"/>
-    <w:tmpl w:val="CC461652"/>
+    <w:tmpl w:val="7E46EAC6"/>
     <w:lvl w:ilvl="0">
       <w:start w:val="1"/>
       <w:numFmt w:val="bullet"/>
@@ -27059,123 +27294,10 @@
       </w:rPr>
     </w:lvl>
   </w:abstractNum>
-  <w:abstractNum w:abstractNumId="8" w15:restartNumberingAfterBreak="0">
-    <w:nsid w:val="55E91A57"/>
+  <w:abstractNum w:abstractNumId="9" w15:restartNumberingAfterBreak="0">
+    <w:nsid w:val="4BAF3F8C"/>
     <w:multiLevelType w:val="multilevel"/>
-    <w:tmpl w:val="4B36A434"/>
-    <w:lvl w:ilvl="0">
-      <w:start w:val="1"/>
-      <w:numFmt w:val="decimal"/>
-      <w:lvlText w:val="%1."/>
-      <w:lvlJc w:val="left"/>
-      <w:pPr>
-        <w:tabs>
-          <w:tab w:val="num" w:pos="720"/>
-        </w:tabs>
-        <w:ind w:left="720" w:hanging="360"/>
-      </w:pPr>
-    </w:lvl>
-    <w:lvl w:ilvl="1" w:tentative="1">
-      <w:start w:val="1"/>
-      <w:numFmt w:val="decimal"/>
-      <w:lvlText w:val="%2."/>
-      <w:lvlJc w:val="left"/>
-      <w:pPr>
-        <w:tabs>
-          <w:tab w:val="num" w:pos="1440"/>
-        </w:tabs>
-        <w:ind w:left="1440" w:hanging="360"/>
-      </w:pPr>
-    </w:lvl>
-    <w:lvl w:ilvl="2" w:tentative="1">
-      <w:start w:val="1"/>
-      <w:numFmt w:val="decimal"/>
-      <w:lvlText w:val="%3."/>
-      <w:lvlJc w:val="left"/>
-      <w:pPr>
-        <w:tabs>
-          <w:tab w:val="num" w:pos="2160"/>
-        </w:tabs>
-        <w:ind w:left="2160" w:hanging="360"/>
-      </w:pPr>
-    </w:lvl>
-    <w:lvl w:ilvl="3" w:tentative="1">
-      <w:start w:val="1"/>
-      <w:numFmt w:val="decimal"/>
-      <w:lvlText w:val="%4."/>
-      <w:lvlJc w:val="left"/>
-      <w:pPr>
-        <w:tabs>
-          <w:tab w:val="num" w:pos="2880"/>
-        </w:tabs>
-        <w:ind w:left="2880" w:hanging="360"/>
-      </w:pPr>
-    </w:lvl>
-    <w:lvl w:ilvl="4" w:tentative="1">
-      <w:start w:val="1"/>
-      <w:numFmt w:val="decimal"/>
-      <w:lvlText w:val="%5."/>
-      <w:lvlJc w:val="left"/>
-      <w:pPr>
-        <w:tabs>
-          <w:tab w:val="num" w:pos="3600"/>
-        </w:tabs>
-        <w:ind w:left="3600" w:hanging="360"/>
-      </w:pPr>
-    </w:lvl>
-    <w:lvl w:ilvl="5" w:tentative="1">
-      <w:start w:val="1"/>
-      <w:numFmt w:val="decimal"/>
-      <w:lvlText w:val="%6."/>
-      <w:lvlJc w:val="left"/>
-      <w:pPr>
-        <w:tabs>
-          <w:tab w:val="num" w:pos="4320"/>
-        </w:tabs>
-        <w:ind w:left="4320" w:hanging="360"/>
-      </w:pPr>
-    </w:lvl>
-    <w:lvl w:ilvl="6" w:tentative="1">
-      <w:start w:val="1"/>
-      <w:numFmt w:val="decimal"/>
-      <w:lvlText w:val="%7."/>
-      <w:lvlJc w:val="left"/>
-      <w:pPr>
-        <w:tabs>
-          <w:tab w:val="num" w:pos="5040"/>
-        </w:tabs>
-        <w:ind w:left="5040" w:hanging="360"/>
-      </w:pPr>
-    </w:lvl>
-    <w:lvl w:ilvl="7" w:tentative="1">
-      <w:start w:val="1"/>
-      <w:numFmt w:val="decimal"/>
-      <w:lvlText w:val="%8."/>
-      <w:lvlJc w:val="left"/>
-      <w:pPr>
-        <w:tabs>
-          <w:tab w:val="num" w:pos="5760"/>
-        </w:tabs>
-        <w:ind w:left="5760" w:hanging="360"/>
-      </w:pPr>
-    </w:lvl>
-    <w:lvl w:ilvl="8" w:tentative="1">
-      <w:start w:val="1"/>
-      <w:numFmt w:val="decimal"/>
-      <w:lvlText w:val="%9."/>
-      <w:lvlJc w:val="left"/>
-      <w:pPr>
-        <w:tabs>
-          <w:tab w:val="num" w:pos="6480"/>
-        </w:tabs>
-        <w:ind w:left="6480" w:hanging="360"/>
-      </w:pPr>
-    </w:lvl>
-  </w:abstractNum>
-  <w:abstractNum w:abstractNumId="9" w15:restartNumberingAfterBreak="0">
-    <w:nsid w:val="5BA925A1"/>
-    <w:multiLevelType w:val="multilevel"/>
-    <w:tmpl w:val="9F4A7470"/>
+    <w:tmpl w:val="FAE005C4"/>
     <w:lvl w:ilvl="0">
       <w:start w:val="1"/>
       <w:numFmt w:val="bullet"/>
@@ -27322,9 +27444,9 @@
     </w:lvl>
   </w:abstractNum>
   <w:abstractNum w:abstractNumId="10" w15:restartNumberingAfterBreak="0">
-    <w:nsid w:val="5DA26ADB"/>
+    <w:nsid w:val="52B07952"/>
     <w:multiLevelType w:val="multilevel"/>
-    <w:tmpl w:val="5D76DC94"/>
+    <w:tmpl w:val="23049942"/>
     <w:lvl w:ilvl="0">
       <w:start w:val="1"/>
       <w:numFmt w:val="bullet"/>
@@ -27471,9 +27593,9 @@
     </w:lvl>
   </w:abstractNum>
   <w:abstractNum w:abstractNumId="11" w15:restartNumberingAfterBreak="0">
-    <w:nsid w:val="60306A33"/>
+    <w:nsid w:val="53FE75CB"/>
     <w:multiLevelType w:val="multilevel"/>
-    <w:tmpl w:val="D56AE232"/>
+    <w:tmpl w:val="5FF8446A"/>
     <w:lvl w:ilvl="0">
       <w:start w:val="1"/>
       <w:numFmt w:val="bullet"/>
@@ -27620,9 +27742,9 @@
     </w:lvl>
   </w:abstractNum>
   <w:abstractNum w:abstractNumId="12" w15:restartNumberingAfterBreak="0">
-    <w:nsid w:val="6EDC347C"/>
+    <w:nsid w:val="66FA61D0"/>
     <w:multiLevelType w:val="multilevel"/>
-    <w:tmpl w:val="8598A68E"/>
+    <w:tmpl w:val="513E3444"/>
     <w:lvl w:ilvl="0">
       <w:start w:val="1"/>
       <w:numFmt w:val="bullet"/>
@@ -27769,9 +27891,9 @@
     </w:lvl>
   </w:abstractNum>
   <w:abstractNum w:abstractNumId="13" w15:restartNumberingAfterBreak="0">
-    <w:nsid w:val="72493DF2"/>
+    <w:nsid w:val="6B0C04FA"/>
     <w:multiLevelType w:val="multilevel"/>
-    <w:tmpl w:val="454AAE3E"/>
+    <w:tmpl w:val="12D0FA02"/>
     <w:lvl w:ilvl="0">
       <w:start w:val="1"/>
       <w:numFmt w:val="bullet"/>
@@ -27917,47 +28039,47 @@
       </w:rPr>
     </w:lvl>
   </w:abstractNum>
-  <w:num w:numId="1" w16cid:durableId="1179545495">
+  <w:num w:numId="1" w16cid:durableId="1245334772">
+    <w:abstractNumId w:val="9"/>
+  </w:num>
+  <w:num w:numId="2" w16cid:durableId="1213233505">
     <w:abstractNumId w:val="7"/>
   </w:num>
-  <w:num w:numId="2" w16cid:durableId="390665095">
+  <w:num w:numId="3" w16cid:durableId="1972591660">
+    <w:abstractNumId w:val="10"/>
+  </w:num>
+  <w:num w:numId="4" w16cid:durableId="845097302">
+    <w:abstractNumId w:val="5"/>
+  </w:num>
+  <w:num w:numId="5" w16cid:durableId="665746186">
+    <w:abstractNumId w:val="2"/>
+  </w:num>
+  <w:num w:numId="6" w16cid:durableId="21445686">
+    <w:abstractNumId w:val="6"/>
+  </w:num>
+  <w:num w:numId="7" w16cid:durableId="416488074">
+    <w:abstractNumId w:val="8"/>
+  </w:num>
+  <w:num w:numId="8" w16cid:durableId="2045594508">
     <w:abstractNumId w:val="11"/>
   </w:num>
-  <w:num w:numId="3" w16cid:durableId="1539664094">
-    <w:abstractNumId w:val="10"/>
+  <w:num w:numId="9" w16cid:durableId="994187203">
+    <w:abstractNumId w:val="4"/>
   </w:num>
-  <w:num w:numId="4" w16cid:durableId="1941906569">
-    <w:abstractNumId w:val="8"/>
+  <w:num w:numId="10" w16cid:durableId="1846943942">
+    <w:abstractNumId w:val="13"/>
   </w:num>
-  <w:num w:numId="5" w16cid:durableId="1812357335">
-    <w:abstractNumId w:val="5"/>
-  </w:num>
-  <w:num w:numId="6" w16cid:durableId="939489774">
+  <w:num w:numId="11" w16cid:durableId="1430009216">
     <w:abstractNumId w:val="0"/>
   </w:num>
-  <w:num w:numId="7" w16cid:durableId="1510753341">
+  <w:num w:numId="12" w16cid:durableId="619528695">
     <w:abstractNumId w:val="3"/>
   </w:num>
-  <w:num w:numId="8" w16cid:durableId="1905021542">
-    <w:abstractNumId w:val="1"/>
-  </w:num>
-  <w:num w:numId="9" w16cid:durableId="2094546821">
-    <w:abstractNumId w:val="2"/>
-  </w:num>
-  <w:num w:numId="10" w16cid:durableId="432477674">
+  <w:num w:numId="13" w16cid:durableId="1315455741">
     <w:abstractNumId w:val="12"/>
   </w:num>
-  <w:num w:numId="11" w16cid:durableId="667101792">
-    <w:abstractNumId w:val="9"/>
-  </w:num>
-  <w:num w:numId="12" w16cid:durableId="1806191873">
-    <w:abstractNumId w:val="6"/>
-  </w:num>
-  <w:num w:numId="13" w16cid:durableId="194931336">
-    <w:abstractNumId w:val="13"/>
-  </w:num>
-  <w:num w:numId="14" w16cid:durableId="252862483">
-    <w:abstractNumId w:val="4"/>
+  <w:num w:numId="14" w16cid:durableId="1968512397">
+    <w:abstractNumId w:val="1"/>
   </w:num>
 </w:numbering>
 </file>
@@ -28534,7 +28656,7 @@
     <w:link w:val="HeaderChar"/>
     <w:uiPriority w:val="99"/>
     <w:unhideWhenUsed/>
-    <w:rsid w:val="007D2BCB"/>
+    <w:rsid w:val="00DD0D16"/>
     <w:pPr>
       <w:tabs>
         <w:tab w:val="center" w:pos="4680"/>
@@ -28547,7 +28669,7 @@
     <w:basedOn w:val="DefaultParagraphFont"/>
     <w:link w:val="Header"/>
     <w:uiPriority w:val="99"/>
-    <w:rsid w:val="007D2BCB"/>
+    <w:rsid w:val="00DD0D16"/>
     <w:rPr>
       <w:rFonts w:eastAsiaTheme="minorEastAsia"/>
       <w:sz w:val="24"/>
@@ -28560,7 +28682,7 @@
     <w:link w:val="FooterChar"/>
     <w:uiPriority w:val="99"/>
     <w:unhideWhenUsed/>
-    <w:rsid w:val="007D2BCB"/>
+    <w:rsid w:val="00DD0D16"/>
     <w:pPr>
       <w:tabs>
         <w:tab w:val="center" w:pos="4680"/>
@@ -28573,7 +28695,7 @@
     <w:basedOn w:val="DefaultParagraphFont"/>
     <w:link w:val="Footer"/>
     <w:uiPriority w:val="99"/>
-    <w:rsid w:val="007D2BCB"/>
+    <w:rsid w:val="00DD0D16"/>
     <w:rPr>
       <w:rFonts w:eastAsiaTheme="minorEastAsia"/>
       <w:sz w:val="24"/>
@@ -28587,7 +28709,7 @@
     <w:autoRedefine/>
     <w:uiPriority w:val="39"/>
     <w:unhideWhenUsed/>
-    <w:rsid w:val="007D2BCB"/>
+    <w:rsid w:val="00DD0D16"/>
     <w:pPr>
       <w:spacing w:after="100"/>
       <w:ind w:left="240"/>
@@ -28600,7 +28722,7 @@
     <w:autoRedefine/>
     <w:uiPriority w:val="39"/>
     <w:unhideWhenUsed/>
-    <w:rsid w:val="007D2BCB"/>
+    <w:rsid w:val="00DD0D16"/>
     <w:pPr>
       <w:spacing w:after="100"/>
     </w:pPr>
@@ -28610,7 +28732,7 @@
     <w:basedOn w:val="DefaultParagraphFont"/>
     <w:uiPriority w:val="99"/>
     <w:unhideWhenUsed/>
-    <w:rsid w:val="007D2BCB"/>
+    <w:rsid w:val="00DD0D16"/>
     <w:rPr>
       <w:color w:val="467886" w:themeColor="hyperlink"/>
       <w:u w:val="single"/>
